--- a/3.React/UltimateReactCourse/Document/3.docx
+++ b/3.React/UltimateReactCourse/Document/3.docx
@@ -1,6 +1,6 @@
 
 <file path=word/document.xml><?xml version="1.0" encoding="utf-8"?>
-<w:document xmlns:wpc="http://schemas.microsoft.com/office/word/2010/wordprocessingCanvas" xmlns:cx="http://schemas.microsoft.com/office/drawing/2014/chartex" xmlns:mc="http://schemas.openxmlformats.org/markup-compatibility/2006" xmlns:o="urn:schemas-microsoft-com:office:office" xmlns:r="http://schemas.openxmlformats.org/officeDocument/2006/relationships" xmlns:m="http://schemas.openxmlformats.org/officeDocument/2006/math" xmlns:v="urn:schemas-microsoft-com:vml" xmlns:wp14="http://schemas.microsoft.com/office/word/2010/wordprocessingDrawing" xmlns:wp="http://schemas.openxmlformats.org/drawingml/2006/wordprocessingDrawing" xmlns:w10="urn:schemas-microsoft-com:office:word" xmlns:w="http://schemas.openxmlformats.org/wordprocessingml/2006/main" xmlns:w14="http://schemas.microsoft.com/office/word/2010/wordml" xmlns:w15="http://schemas.microsoft.com/office/word/2012/wordml" xmlns:w16se="http://schemas.microsoft.com/office/word/2015/wordml/symex" xmlns:wpg="http://schemas.microsoft.com/office/word/2010/wordprocessingGroup" xmlns:wpi="http://schemas.microsoft.com/office/word/2010/wordprocessingInk" xmlns:wne="http://schemas.microsoft.com/office/word/2006/wordml" xmlns:wps="http://schemas.microsoft.com/office/word/2010/wordprocessingShape" mc:Ignorable="w14 w15 w16se wp14">
+<w:document xmlns:wpc="http://schemas.microsoft.com/office/word/2010/wordprocessingCanvas" xmlns:cx="http://schemas.microsoft.com/office/drawing/2014/chartex" xmlns:cx1="http://schemas.microsoft.com/office/drawing/2015/9/8/chartex" xmlns:cx2="http://schemas.microsoft.com/office/drawing/2015/10/21/chartex" xmlns:cx3="http://schemas.microsoft.com/office/drawing/2016/5/9/chartex" xmlns:cx4="http://schemas.microsoft.com/office/drawing/2016/5/10/chartex" xmlns:cx5="http://schemas.microsoft.com/office/drawing/2016/5/11/chartex" xmlns:cx6="http://schemas.microsoft.com/office/drawing/2016/5/12/chartex" xmlns:cx7="http://schemas.microsoft.com/office/drawing/2016/5/13/chartex" xmlns:cx8="http://schemas.microsoft.com/office/drawing/2016/5/14/chartex" xmlns:mc="http://schemas.openxmlformats.org/markup-compatibility/2006" xmlns:aink="http://schemas.microsoft.com/office/drawing/2016/ink" xmlns:am3d="http://schemas.microsoft.com/office/drawing/2017/model3d" xmlns:o="urn:schemas-microsoft-com:office:office" xmlns:oel="http://schemas.microsoft.com/office/2019/extlst" xmlns:r="http://schemas.openxmlformats.org/officeDocument/2006/relationships" xmlns:m="http://schemas.openxmlformats.org/officeDocument/2006/math" xmlns:v="urn:schemas-microsoft-com:vml" xmlns:wp14="http://schemas.microsoft.com/office/word/2010/wordprocessingDrawing" xmlns:wp="http://schemas.openxmlformats.org/drawingml/2006/wordprocessingDrawing" xmlns:w10="urn:schemas-microsoft-com:office:word" xmlns:w="http://schemas.openxmlformats.org/wordprocessingml/2006/main" xmlns:w14="http://schemas.microsoft.com/office/word/2010/wordml" xmlns:w15="http://schemas.microsoft.com/office/word/2012/wordml" xmlns:w16cex="http://schemas.microsoft.com/office/word/2018/wordml/cex" xmlns:w16cid="http://schemas.microsoft.com/office/word/2016/wordml/cid" xmlns:w16="http://schemas.microsoft.com/office/word/2018/wordml" xmlns:w16du="http://schemas.microsoft.com/office/word/2023/wordml/word16du" xmlns:w16sdtdh="http://schemas.microsoft.com/office/word/2020/wordml/sdtdatahash" xmlns:w16sdtfl="http://schemas.microsoft.com/office/word/2024/wordml/sdtformatlock" xmlns:w16se="http://schemas.microsoft.com/office/word/2015/wordml/symex" xmlns:wpg="http://schemas.microsoft.com/office/word/2010/wordprocessingGroup" xmlns:wpi="http://schemas.microsoft.com/office/word/2010/wordprocessingInk" xmlns:wne="http://schemas.microsoft.com/office/word/2006/wordml" xmlns:wps="http://schemas.microsoft.com/office/word/2010/wordprocessingShape" mc:Ignorable="w14 w15 w16se w16cid w16 w16cex w16sdtdh w16sdtfl w16du wp14">
   <w:body>
     <w:p>
       <w:pPr>
@@ -51,11 +51,12 @@
       </w:pPr>
       <w:r>
         <w:rPr>
+          <w:noProof/>
           <w:sz w:val="40"/>
           <w:szCs w:val="40"/>
         </w:rPr>
         <w:drawing>
-          <wp:inline distT="0" distB="0" distL="0" distR="0" wp14:anchorId="7DB11BBB" wp14:editId="68013D8D">
+          <wp:inline distT="0" distB="0" distL="0" distR="0" wp14:anchorId="4681102C" wp14:editId="605630D0">
             <wp:extent cx="3134089" cy="140580"/>
             <wp:effectExtent l="0" t="0" r="0" b="0"/>
             <wp:docPr id="2" name="Picture 2"/>
@@ -100,11 +101,12 @@
       </w:pPr>
       <w:r>
         <w:rPr>
+          <w:noProof/>
           <w:sz w:val="40"/>
           <w:szCs w:val="40"/>
         </w:rPr>
         <w:drawing>
-          <wp:inline distT="0" distB="0" distL="0" distR="0" wp14:anchorId="169E20EF" wp14:editId="2AD56405">
+          <wp:inline distT="0" distB="0" distL="0" distR="0" wp14:anchorId="659B8AAE" wp14:editId="1B241D5D">
             <wp:extent cx="3329533" cy="826990"/>
             <wp:effectExtent l="0" t="0" r="4445" b="0"/>
             <wp:docPr id="1" name="Picture 1"/>
@@ -139,8 +141,6 @@
           </wp:inline>
         </w:drawing>
       </w:r>
-      <w:bookmarkStart w:id="0" w:name="_GoBack"/>
-      <w:bookmarkEnd w:id="0"/>
     </w:p>
     <w:p>
       <w:pPr>
@@ -151,11 +151,12 @@
       </w:pPr>
       <w:r>
         <w:rPr>
+          <w:noProof/>
           <w:sz w:val="40"/>
           <w:szCs w:val="40"/>
         </w:rPr>
         <w:drawing>
-          <wp:inline distT="0" distB="0" distL="0" distR="0" wp14:anchorId="5E97F331" wp14:editId="3541918A">
+          <wp:inline distT="0" distB="0" distL="0" distR="0" wp14:anchorId="53873EB1" wp14:editId="067CF834">
             <wp:extent cx="2947121" cy="1765979"/>
             <wp:effectExtent l="0" t="0" r="5715" b="5715"/>
             <wp:docPr id="3" name="Picture 3"/>
@@ -191,6 +192,599 @@
         </w:drawing>
       </w:r>
     </w:p>
+    <w:p>
+      <w:pPr>
+        <w:rPr>
+          <w:sz w:val="40"/>
+          <w:szCs w:val="40"/>
+        </w:rPr>
+      </w:pPr>
+      <w:r>
+        <w:rPr>
+          <w:sz w:val="40"/>
+          <w:szCs w:val="40"/>
+        </w:rPr>
+        <w:t>-Manage related pieces of state:</w:t>
+      </w:r>
+    </w:p>
+    <w:p>
+      <w:pPr>
+        <w:rPr>
+          <w:sz w:val="40"/>
+          <w:szCs w:val="40"/>
+        </w:rPr>
+      </w:pPr>
+      <w:r>
+        <w:rPr>
+          <w:noProof/>
+        </w:rPr>
+        <w:drawing>
+          <wp:inline distT="0" distB="0" distL="0" distR="0" wp14:anchorId="227F6D7D" wp14:editId="3BE44E9C">
+            <wp:extent cx="3258273" cy="2413536"/>
+            <wp:effectExtent l="0" t="0" r="0" b="6350"/>
+            <wp:docPr id="519337151" name="Picture 1" descr="A screen shot of a computer code&#10;&#10;AI-generated content may be incorrect."/>
+            <wp:cNvGraphicFramePr>
+              <a:graphicFrameLocks xmlns:a="http://schemas.openxmlformats.org/drawingml/2006/main" noChangeAspect="1"/>
+            </wp:cNvGraphicFramePr>
+            <a:graphic xmlns:a="http://schemas.openxmlformats.org/drawingml/2006/main">
+              <a:graphicData uri="http://schemas.openxmlformats.org/drawingml/2006/picture">
+                <pic:pic xmlns:pic="http://schemas.openxmlformats.org/drawingml/2006/picture">
+                  <pic:nvPicPr>
+                    <pic:cNvPr id="519337151" name="Picture 1" descr="A screen shot of a computer code&#10;&#10;AI-generated content may be incorrect."/>
+                    <pic:cNvPicPr/>
+                  </pic:nvPicPr>
+                  <pic:blipFill>
+                    <a:blip r:embed="rId7"/>
+                    <a:stretch>
+                      <a:fillRect/>
+                    </a:stretch>
+                  </pic:blipFill>
+                  <pic:spPr>
+                    <a:xfrm>
+                      <a:off x="0" y="0"/>
+                      <a:ext cx="3262964" cy="2417011"/>
+                    </a:xfrm>
+                    <a:prstGeom prst="rect">
+                      <a:avLst/>
+                    </a:prstGeom>
+                  </pic:spPr>
+                </pic:pic>
+              </a:graphicData>
+            </a:graphic>
+          </wp:inline>
+        </w:drawing>
+      </w:r>
+    </w:p>
+    <w:p>
+      <w:pPr>
+        <w:rPr>
+          <w:sz w:val="40"/>
+          <w:szCs w:val="40"/>
+        </w:rPr>
+      </w:pPr>
+      <w:r>
+        <w:rPr>
+          <w:sz w:val="40"/>
+          <w:szCs w:val="40"/>
+        </w:rPr>
+        <w:t>-Load data from Fake API</w:t>
+      </w:r>
+    </w:p>
+    <w:p>
+      <w:pPr>
+        <w:rPr>
+          <w:sz w:val="40"/>
+          <w:szCs w:val="40"/>
+        </w:rPr>
+      </w:pPr>
+      <w:r>
+        <w:rPr>
+          <w:sz w:val="40"/>
+          <w:szCs w:val="40"/>
+        </w:rPr>
+        <w:t>+Fake data questions: data/</w:t>
+      </w:r>
+      <w:proofErr w:type="spellStart"/>
+      <w:r>
+        <w:rPr>
+          <w:sz w:val="40"/>
+          <w:szCs w:val="40"/>
+        </w:rPr>
+        <w:t>questions.json</w:t>
+      </w:r>
+      <w:proofErr w:type="spellEnd"/>
+    </w:p>
+    <w:p>
+      <w:pPr>
+        <w:rPr>
+          <w:noProof/>
+        </w:rPr>
+      </w:pPr>
+      <w:r>
+        <w:rPr>
+          <w:sz w:val="40"/>
+          <w:szCs w:val="40"/>
+        </w:rPr>
+        <w:t xml:space="preserve">+Install </w:t>
+      </w:r>
+      <w:proofErr w:type="spellStart"/>
+      <w:r>
+        <w:rPr>
+          <w:sz w:val="40"/>
+          <w:szCs w:val="40"/>
+        </w:rPr>
+        <w:t>json</w:t>
+      </w:r>
+      <w:proofErr w:type="spellEnd"/>
+      <w:r>
+        <w:rPr>
+          <w:sz w:val="40"/>
+          <w:szCs w:val="40"/>
+        </w:rPr>
+        <w:t>-server:</w:t>
+      </w:r>
+      <w:r>
+        <w:rPr>
+          <w:noProof/>
+        </w:rPr>
+        <w:t xml:space="preserve"> </w:t>
+      </w:r>
+      <w:r>
+        <w:rPr>
+          <w:noProof/>
+        </w:rPr>
+        <w:drawing>
+          <wp:inline distT="0" distB="0" distL="0" distR="0" wp14:anchorId="087A23FA" wp14:editId="50C2F095">
+            <wp:extent cx="1847850" cy="161925"/>
+            <wp:effectExtent l="0" t="0" r="0" b="9525"/>
+            <wp:docPr id="1639518099" name="Picture 1"/>
+            <wp:cNvGraphicFramePr>
+              <a:graphicFrameLocks xmlns:a="http://schemas.openxmlformats.org/drawingml/2006/main" noChangeAspect="1"/>
+            </wp:cNvGraphicFramePr>
+            <a:graphic xmlns:a="http://schemas.openxmlformats.org/drawingml/2006/main">
+              <a:graphicData uri="http://schemas.openxmlformats.org/drawingml/2006/picture">
+                <pic:pic xmlns:pic="http://schemas.openxmlformats.org/drawingml/2006/picture">
+                  <pic:nvPicPr>
+                    <pic:cNvPr id="1639518099" name=""/>
+                    <pic:cNvPicPr/>
+                  </pic:nvPicPr>
+                  <pic:blipFill>
+                    <a:blip r:embed="rId8"/>
+                    <a:stretch>
+                      <a:fillRect/>
+                    </a:stretch>
+                  </pic:blipFill>
+                  <pic:spPr>
+                    <a:xfrm>
+                      <a:off x="0" y="0"/>
+                      <a:ext cx="1847850" cy="161925"/>
+                    </a:xfrm>
+                    <a:prstGeom prst="rect">
+                      <a:avLst/>
+                    </a:prstGeom>
+                  </pic:spPr>
+                </pic:pic>
+              </a:graphicData>
+            </a:graphic>
+          </wp:inline>
+        </w:drawing>
+      </w:r>
+    </w:p>
+    <w:p>
+      <w:pPr>
+        <w:rPr>
+          <w:sz w:val="40"/>
+          <w:szCs w:val="40"/>
+        </w:rPr>
+      </w:pPr>
+      <w:r>
+        <w:rPr>
+          <w:sz w:val="40"/>
+          <w:szCs w:val="40"/>
+        </w:rPr>
+        <w:lastRenderedPageBreak/>
+        <w:t xml:space="preserve">+Run server: </w:t>
+      </w:r>
+      <w:r>
+        <w:rPr>
+          <w:noProof/>
+        </w:rPr>
+        <w:drawing>
+          <wp:inline distT="0" distB="0" distL="0" distR="0" wp14:anchorId="04A329CF" wp14:editId="10D62D6A">
+            <wp:extent cx="4791075" cy="1228725"/>
+            <wp:effectExtent l="0" t="0" r="9525" b="9525"/>
+            <wp:docPr id="1196869510" name="Picture 1" descr="A black screen with white text&#10;&#10;AI-generated content may be incorrect."/>
+            <wp:cNvGraphicFramePr>
+              <a:graphicFrameLocks xmlns:a="http://schemas.openxmlformats.org/drawingml/2006/main" noChangeAspect="1"/>
+            </wp:cNvGraphicFramePr>
+            <a:graphic xmlns:a="http://schemas.openxmlformats.org/drawingml/2006/main">
+              <a:graphicData uri="http://schemas.openxmlformats.org/drawingml/2006/picture">
+                <pic:pic xmlns:pic="http://schemas.openxmlformats.org/drawingml/2006/picture">
+                  <pic:nvPicPr>
+                    <pic:cNvPr id="1196869510" name="Picture 1" descr="A black screen with white text&#10;&#10;AI-generated content may be incorrect."/>
+                    <pic:cNvPicPr/>
+                  </pic:nvPicPr>
+                  <pic:blipFill>
+                    <a:blip r:embed="rId9"/>
+                    <a:stretch>
+                      <a:fillRect/>
+                    </a:stretch>
+                  </pic:blipFill>
+                  <pic:spPr>
+                    <a:xfrm>
+                      <a:off x="0" y="0"/>
+                      <a:ext cx="4791075" cy="1228725"/>
+                    </a:xfrm>
+                    <a:prstGeom prst="rect">
+                      <a:avLst/>
+                    </a:prstGeom>
+                  </pic:spPr>
+                </pic:pic>
+              </a:graphicData>
+            </a:graphic>
+          </wp:inline>
+        </w:drawing>
+      </w:r>
+    </w:p>
+    <w:p>
+      <w:pPr>
+        <w:rPr>
+          <w:sz w:val="40"/>
+          <w:szCs w:val="40"/>
+        </w:rPr>
+      </w:pPr>
+      <w:r>
+        <w:rPr>
+          <w:sz w:val="40"/>
+          <w:szCs w:val="40"/>
+        </w:rPr>
+        <w:t xml:space="preserve">And: </w:t>
+      </w:r>
+      <w:proofErr w:type="spellStart"/>
+      <w:r>
+        <w:rPr>
+          <w:sz w:val="40"/>
+          <w:szCs w:val="40"/>
+        </w:rPr>
+        <w:t>npm</w:t>
+      </w:r>
+      <w:proofErr w:type="spellEnd"/>
+      <w:r>
+        <w:rPr>
+          <w:sz w:val="40"/>
+          <w:szCs w:val="40"/>
+        </w:rPr>
+        <w:t xml:space="preserve"> run server</w:t>
+      </w:r>
+    </w:p>
+    <w:tbl>
+      <w:tblPr>
+        <w:tblW w:w="0" w:type="auto"/>
+        <w:tblCellSpacing w:w="15" w:type="dxa"/>
+        <w:tblCellMar>
+          <w:top w:w="15" w:type="dxa"/>
+          <w:left w:w="15" w:type="dxa"/>
+          <w:bottom w:w="15" w:type="dxa"/>
+          <w:right w:w="15" w:type="dxa"/>
+        </w:tblCellMar>
+        <w:tblLook w:val="04A0" w:firstRow="1" w:lastRow="0" w:firstColumn="1" w:lastColumn="0" w:noHBand="0" w:noVBand="1"/>
+      </w:tblPr>
+      <w:tblGrid>
+        <w:gridCol w:w="1409"/>
+        <w:gridCol w:w="5655"/>
+      </w:tblGrid>
+      <w:tr>
+        <w:trPr>
+          <w:tblHeader/>
+          <w:tblCellSpacing w:w="15" w:type="dxa"/>
+        </w:trPr>
+        <w:tc>
+          <w:tcPr>
+            <w:tcW w:w="0" w:type="auto"/>
+            <w:vAlign w:val="center"/>
+            <w:hideMark/>
+          </w:tcPr>
+          <w:p>
+            <w:pPr>
+              <w:rPr>
+                <w:b/>
+                <w:bCs/>
+                <w:sz w:val="40"/>
+                <w:szCs w:val="40"/>
+              </w:rPr>
+            </w:pPr>
+            <w:r>
+              <w:rPr>
+                <w:b/>
+                <w:bCs/>
+                <w:sz w:val="40"/>
+                <w:szCs w:val="40"/>
+              </w:rPr>
+              <w:t>Method</w:t>
+            </w:r>
+          </w:p>
+        </w:tc>
+        <w:tc>
+          <w:tcPr>
+            <w:tcW w:w="0" w:type="auto"/>
+            <w:vAlign w:val="center"/>
+            <w:hideMark/>
+          </w:tcPr>
+          <w:p>
+            <w:pPr>
+              <w:rPr>
+                <w:b/>
+                <w:bCs/>
+                <w:sz w:val="40"/>
+                <w:szCs w:val="40"/>
+              </w:rPr>
+            </w:pPr>
+            <w:r>
+              <w:rPr>
+                <w:b/>
+                <w:bCs/>
+                <w:sz w:val="40"/>
+                <w:szCs w:val="40"/>
+              </w:rPr>
+              <w:t>Endpoint</w:t>
+            </w:r>
+          </w:p>
+        </w:tc>
+      </w:tr>
+      <w:tr>
+        <w:trPr>
+          <w:tblCellSpacing w:w="15" w:type="dxa"/>
+        </w:trPr>
+        <w:tc>
+          <w:tcPr>
+            <w:tcW w:w="0" w:type="auto"/>
+            <w:vAlign w:val="center"/>
+            <w:hideMark/>
+          </w:tcPr>
+          <w:p>
+            <w:pPr>
+              <w:rPr>
+                <w:sz w:val="40"/>
+                <w:szCs w:val="40"/>
+              </w:rPr>
+            </w:pPr>
+            <w:r>
+              <w:rPr>
+                <w:sz w:val="40"/>
+                <w:szCs w:val="40"/>
+              </w:rPr>
+              <w:t>GET</w:t>
+            </w:r>
+          </w:p>
+        </w:tc>
+        <w:tc>
+          <w:tcPr>
+            <w:tcW w:w="0" w:type="auto"/>
+            <w:vAlign w:val="center"/>
+            <w:hideMark/>
+          </w:tcPr>
+          <w:p>
+            <w:pPr>
+              <w:rPr>
+                <w:sz w:val="40"/>
+                <w:szCs w:val="40"/>
+              </w:rPr>
+            </w:pPr>
+            <w:r>
+              <w:rPr>
+                <w:sz w:val="40"/>
+                <w:szCs w:val="40"/>
+              </w:rPr>
+              <w:t>http://localhost:8000/questions</w:t>
+            </w:r>
+          </w:p>
+        </w:tc>
+      </w:tr>
+      <w:tr>
+        <w:trPr>
+          <w:tblCellSpacing w:w="15" w:type="dxa"/>
+        </w:trPr>
+        <w:tc>
+          <w:tcPr>
+            <w:tcW w:w="0" w:type="auto"/>
+            <w:vAlign w:val="center"/>
+            <w:hideMark/>
+          </w:tcPr>
+          <w:p>
+            <w:pPr>
+              <w:rPr>
+                <w:sz w:val="40"/>
+                <w:szCs w:val="40"/>
+              </w:rPr>
+            </w:pPr>
+            <w:r>
+              <w:rPr>
+                <w:sz w:val="40"/>
+                <w:szCs w:val="40"/>
+              </w:rPr>
+              <w:t>GET</w:t>
+            </w:r>
+          </w:p>
+        </w:tc>
+        <w:tc>
+          <w:tcPr>
+            <w:tcW w:w="0" w:type="auto"/>
+            <w:vAlign w:val="center"/>
+            <w:hideMark/>
+          </w:tcPr>
+          <w:p>
+            <w:pPr>
+              <w:rPr>
+                <w:sz w:val="40"/>
+                <w:szCs w:val="40"/>
+              </w:rPr>
+            </w:pPr>
+            <w:r>
+              <w:rPr>
+                <w:sz w:val="40"/>
+                <w:szCs w:val="40"/>
+              </w:rPr>
+              <w:t>http://localhost:8000/questions/1</w:t>
+            </w:r>
+          </w:p>
+        </w:tc>
+      </w:tr>
+      <w:tr>
+        <w:trPr>
+          <w:tblCellSpacing w:w="15" w:type="dxa"/>
+        </w:trPr>
+        <w:tc>
+          <w:tcPr>
+            <w:tcW w:w="0" w:type="auto"/>
+            <w:vAlign w:val="center"/>
+            <w:hideMark/>
+          </w:tcPr>
+          <w:p>
+            <w:pPr>
+              <w:rPr>
+                <w:sz w:val="40"/>
+                <w:szCs w:val="40"/>
+              </w:rPr>
+            </w:pPr>
+            <w:r>
+              <w:rPr>
+                <w:sz w:val="40"/>
+                <w:szCs w:val="40"/>
+              </w:rPr>
+              <w:t>POST</w:t>
+            </w:r>
+          </w:p>
+        </w:tc>
+        <w:tc>
+          <w:tcPr>
+            <w:tcW w:w="0" w:type="auto"/>
+            <w:vAlign w:val="center"/>
+            <w:hideMark/>
+          </w:tcPr>
+          <w:p>
+            <w:pPr>
+              <w:rPr>
+                <w:sz w:val="40"/>
+                <w:szCs w:val="40"/>
+              </w:rPr>
+            </w:pPr>
+            <w:r>
+              <w:rPr>
+                <w:sz w:val="40"/>
+                <w:szCs w:val="40"/>
+              </w:rPr>
+              <w:t>http://localhost:8000/questions</w:t>
+            </w:r>
+          </w:p>
+        </w:tc>
+      </w:tr>
+      <w:tr>
+        <w:trPr>
+          <w:tblCellSpacing w:w="15" w:type="dxa"/>
+        </w:trPr>
+        <w:tc>
+          <w:tcPr>
+            <w:tcW w:w="0" w:type="auto"/>
+            <w:vAlign w:val="center"/>
+            <w:hideMark/>
+          </w:tcPr>
+          <w:p>
+            <w:pPr>
+              <w:rPr>
+                <w:sz w:val="40"/>
+                <w:szCs w:val="40"/>
+              </w:rPr>
+            </w:pPr>
+            <w:r>
+              <w:rPr>
+                <w:sz w:val="40"/>
+                <w:szCs w:val="40"/>
+              </w:rPr>
+              <w:t>PUT</w:t>
+            </w:r>
+          </w:p>
+        </w:tc>
+        <w:tc>
+          <w:tcPr>
+            <w:tcW w:w="0" w:type="auto"/>
+            <w:vAlign w:val="center"/>
+            <w:hideMark/>
+          </w:tcPr>
+          <w:p>
+            <w:pPr>
+              <w:rPr>
+                <w:sz w:val="40"/>
+                <w:szCs w:val="40"/>
+              </w:rPr>
+            </w:pPr>
+            <w:r>
+              <w:rPr>
+                <w:sz w:val="40"/>
+                <w:szCs w:val="40"/>
+              </w:rPr>
+              <w:t>http://localhost:8000/questions/1</w:t>
+            </w:r>
+          </w:p>
+        </w:tc>
+      </w:tr>
+      <w:tr>
+        <w:trPr>
+          <w:tblCellSpacing w:w="15" w:type="dxa"/>
+        </w:trPr>
+        <w:tc>
+          <w:tcPr>
+            <w:tcW w:w="0" w:type="auto"/>
+            <w:vAlign w:val="center"/>
+            <w:hideMark/>
+          </w:tcPr>
+          <w:p>
+            <w:pPr>
+              <w:rPr>
+                <w:sz w:val="40"/>
+                <w:szCs w:val="40"/>
+              </w:rPr>
+            </w:pPr>
+            <w:r>
+              <w:rPr>
+                <w:sz w:val="40"/>
+                <w:szCs w:val="40"/>
+              </w:rPr>
+              <w:t>DELETE</w:t>
+            </w:r>
+          </w:p>
+        </w:tc>
+        <w:tc>
+          <w:tcPr>
+            <w:tcW w:w="0" w:type="auto"/>
+            <w:vAlign w:val="center"/>
+            <w:hideMark/>
+          </w:tcPr>
+          <w:p>
+            <w:pPr>
+              <w:rPr>
+                <w:sz w:val="40"/>
+                <w:szCs w:val="40"/>
+              </w:rPr>
+            </w:pPr>
+            <w:r>
+              <w:rPr>
+                <w:sz w:val="40"/>
+                <w:szCs w:val="40"/>
+              </w:rPr>
+              <w:t>http://localhost:8000/questions/1</w:t>
+            </w:r>
+          </w:p>
+        </w:tc>
+      </w:tr>
+    </w:tbl>
+    <w:p>
+      <w:pPr>
+        <w:rPr>
+          <w:sz w:val="40"/>
+          <w:szCs w:val="40"/>
+        </w:rPr>
+      </w:pPr>
+    </w:p>
     <w:sectPr>
       <w:pgSz w:w="12240" w:h="15840"/>
       <w:pgMar w:top="1440" w:right="1440" w:bottom="1440" w:left="1440" w:header="720" w:footer="720" w:gutter="0"/>
@@ -202,7 +796,7 @@
 </file>
 
 <file path=word/styles.xml><?xml version="1.0" encoding="utf-8"?>
-<w:styles xmlns:mc="http://schemas.openxmlformats.org/markup-compatibility/2006" xmlns:r="http://schemas.openxmlformats.org/officeDocument/2006/relationships" xmlns:w="http://schemas.openxmlformats.org/wordprocessingml/2006/main" xmlns:w14="http://schemas.microsoft.com/office/word/2010/wordml" xmlns:w15="http://schemas.microsoft.com/office/word/2012/wordml" xmlns:w16se="http://schemas.microsoft.com/office/word/2015/wordml/symex" mc:Ignorable="w14 w15 w16se">
+<w:styles xmlns:mc="http://schemas.openxmlformats.org/markup-compatibility/2006" xmlns:r="http://schemas.openxmlformats.org/officeDocument/2006/relationships" xmlns:w="http://schemas.openxmlformats.org/wordprocessingml/2006/main" xmlns:w14="http://schemas.microsoft.com/office/word/2010/wordml" xmlns:w15="http://schemas.microsoft.com/office/word/2012/wordml" xmlns:w16cex="http://schemas.microsoft.com/office/word/2018/wordml/cex" xmlns:w16cid="http://schemas.microsoft.com/office/word/2016/wordml/cid" xmlns:w16="http://schemas.microsoft.com/office/word/2018/wordml" xmlns:w16du="http://schemas.microsoft.com/office/word/2023/wordml/word16du" xmlns:w16sdtdh="http://schemas.microsoft.com/office/word/2020/wordml/sdtdatahash" xmlns:w16sdtfl="http://schemas.microsoft.com/office/word/2024/wordml/sdtformatlock" xmlns:w16se="http://schemas.microsoft.com/office/word/2015/wordml/symex" mc:Ignorable="w14 w15 w16se w16cid w16 w16cex w16sdtdh w16sdtfl w16du">
   <w:docDefaults>
     <w:rPrDefault>
       <w:rPr>
@@ -218,7 +812,7 @@
       </w:pPr>
     </w:pPrDefault>
   </w:docDefaults>
-  <w:latentStyles w:defLockedState="0" w:defUIPriority="99" w:defSemiHidden="0" w:defUnhideWhenUsed="0" w:defQFormat="0" w:count="371">
+  <w:latentStyles w:defLockedState="0" w:defUIPriority="99" w:defSemiHidden="0" w:defUnhideWhenUsed="0" w:defQFormat="0" w:count="376">
     <w:lsdException w:name="Normal" w:uiPriority="0" w:qFormat="1"/>
     <w:lsdException w:name="heading 1" w:uiPriority="9" w:qFormat="1"/>
     <w:lsdException w:name="heading 2" w:semiHidden="1" w:uiPriority="9" w:unhideWhenUsed="1" w:qFormat="1"/>
@@ -590,6 +1184,11 @@
     <w:lsdException w:name="List Table 5 Dark Accent 6" w:uiPriority="50"/>
     <w:lsdException w:name="List Table 6 Colorful Accent 6" w:uiPriority="51"/>
     <w:lsdException w:name="List Table 7 Colorful Accent 6" w:uiPriority="52"/>
+    <w:lsdException w:name="Mention" w:semiHidden="1" w:unhideWhenUsed="1"/>
+    <w:lsdException w:name="Smart Hyperlink" w:semiHidden="1" w:unhideWhenUsed="1"/>
+    <w:lsdException w:name="Hashtag" w:semiHidden="1" w:unhideWhenUsed="1"/>
+    <w:lsdException w:name="Unresolved Mention" w:semiHidden="1" w:unhideWhenUsed="1"/>
+    <w:lsdException w:name="Smart Link" w:semiHidden="1" w:unhideWhenUsed="1"/>
   </w:latentStyles>
   <w:style w:type="paragraph" w:default="1" w:styleId="Normal">
     <w:name w:val="Normal"/>
@@ -598,7 +1197,6 @@
   <w:style w:type="character" w:default="1" w:styleId="DefaultParagraphFont">
     <w:name w:val="Default Paragraph Font"/>
     <w:uiPriority w:val="1"/>
-    <w:semiHidden/>
     <w:unhideWhenUsed/>
   </w:style>
   <w:style w:type="table" w:default="1" w:styleId="TableNormal">

--- a/3.React/UltimateReactCourse/Document/3.docx
+++ b/3.React/UltimateReactCourse/Document/3.docx
@@ -784,6 +784,87 @@
           <w:szCs w:val="40"/>
         </w:rPr>
       </w:pPr>
+      <w:r>
+        <w:rPr>
+          <w:sz w:val="40"/>
+          <w:szCs w:val="40"/>
+        </w:rPr>
+        <w:t>-2 big ways of defining routes:</w:t>
+      </w:r>
+    </w:p>
+    <w:p>
+      <w:pPr>
+        <w:rPr>
+          <w:sz w:val="40"/>
+          <w:szCs w:val="40"/>
+        </w:rPr>
+      </w:pPr>
+      <w:r>
+        <w:rPr>
+          <w:sz w:val="40"/>
+          <w:szCs w:val="40"/>
+        </w:rPr>
+        <w:t>+</w:t>
+      </w:r>
+      <w:proofErr w:type="spellStart"/>
+      <w:r>
+        <w:rPr>
+          <w:b/>
+          <w:bCs/>
+          <w:sz w:val="40"/>
+          <w:szCs w:val="40"/>
+        </w:rPr>
+        <w:t>BrowserRouter</w:t>
+      </w:r>
+      <w:proofErr w:type="spellEnd"/>
+    </w:p>
+    <w:p>
+      <w:pPr>
+        <w:rPr>
+          <w:sz w:val="40"/>
+          <w:szCs w:val="40"/>
+        </w:rPr>
+      </w:pPr>
+      <w:r>
+        <w:rPr>
+          <w:noProof/>
+        </w:rPr>
+        <w:drawing>
+          <wp:inline distT="0" distB="0" distL="0" distR="0" wp14:anchorId="72969E6A" wp14:editId="290FADC5">
+            <wp:extent cx="3651813" cy="2222483"/>
+            <wp:effectExtent l="0" t="0" r="6350" b="6985"/>
+            <wp:docPr id="1670324472" name="Picture 1" descr="A computer screen shot of a program code&#10;&#10;AI-generated content may be incorrect."/>
+            <wp:cNvGraphicFramePr>
+              <a:graphicFrameLocks xmlns:a="http://schemas.openxmlformats.org/drawingml/2006/main" noChangeAspect="1"/>
+            </wp:cNvGraphicFramePr>
+            <a:graphic xmlns:a="http://schemas.openxmlformats.org/drawingml/2006/main">
+              <a:graphicData uri="http://schemas.openxmlformats.org/drawingml/2006/picture">
+                <pic:pic xmlns:pic="http://schemas.openxmlformats.org/drawingml/2006/picture">
+                  <pic:nvPicPr>
+                    <pic:cNvPr id="1670324472" name="Picture 1" descr="A computer screen shot of a program code&#10;&#10;AI-generated content may be incorrect."/>
+                    <pic:cNvPicPr/>
+                  </pic:nvPicPr>
+                  <pic:blipFill>
+                    <a:blip r:embed="rId10"/>
+                    <a:stretch>
+                      <a:fillRect/>
+                    </a:stretch>
+                  </pic:blipFill>
+                  <pic:spPr>
+                    <a:xfrm>
+                      <a:off x="0" y="0"/>
+                      <a:ext cx="3656004" cy="2225034"/>
+                    </a:xfrm>
+                    <a:prstGeom prst="rect">
+                      <a:avLst/>
+                    </a:prstGeom>
+                  </pic:spPr>
+                </pic:pic>
+              </a:graphicData>
+            </a:graphic>
+          </wp:inline>
+        </w:drawing>
+      </w:r>
     </w:p>
     <w:sectPr>
       <w:pgSz w:w="12240" w:h="15840"/>
@@ -1197,6 +1278,7 @@
   <w:style w:type="character" w:default="1" w:styleId="DefaultParagraphFont">
     <w:name w:val="Default Paragraph Font"/>
     <w:uiPriority w:val="1"/>
+    <w:semiHidden/>
     <w:unhideWhenUsed/>
   </w:style>
   <w:style w:type="table" w:default="1" w:styleId="TableNormal">

--- a/3.React/UltimateReactCourse/Document/3.docx
+++ b/3.React/UltimateReactCourse/Document/3.docx
@@ -1,6 +1,6 @@
 
 <file path=word/document.xml><?xml version="1.0" encoding="utf-8"?>
-<w:document xmlns:wpc="http://schemas.microsoft.com/office/word/2010/wordprocessingCanvas" xmlns:cx="http://schemas.microsoft.com/office/drawing/2014/chartex" xmlns:cx1="http://schemas.microsoft.com/office/drawing/2015/9/8/chartex" xmlns:cx2="http://schemas.microsoft.com/office/drawing/2015/10/21/chartex" xmlns:cx3="http://schemas.microsoft.com/office/drawing/2016/5/9/chartex" xmlns:cx4="http://schemas.microsoft.com/office/drawing/2016/5/10/chartex" xmlns:cx5="http://schemas.microsoft.com/office/drawing/2016/5/11/chartex" xmlns:cx6="http://schemas.microsoft.com/office/drawing/2016/5/12/chartex" xmlns:cx7="http://schemas.microsoft.com/office/drawing/2016/5/13/chartex" xmlns:cx8="http://schemas.microsoft.com/office/drawing/2016/5/14/chartex" xmlns:mc="http://schemas.openxmlformats.org/markup-compatibility/2006" xmlns:aink="http://schemas.microsoft.com/office/drawing/2016/ink" xmlns:am3d="http://schemas.microsoft.com/office/drawing/2017/model3d" xmlns:o="urn:schemas-microsoft-com:office:office" xmlns:oel="http://schemas.microsoft.com/office/2019/extlst" xmlns:r="http://schemas.openxmlformats.org/officeDocument/2006/relationships" xmlns:m="http://schemas.openxmlformats.org/officeDocument/2006/math" xmlns:v="urn:schemas-microsoft-com:vml" xmlns:wp14="http://schemas.microsoft.com/office/word/2010/wordprocessingDrawing" xmlns:wp="http://schemas.openxmlformats.org/drawingml/2006/wordprocessingDrawing" xmlns:w10="urn:schemas-microsoft-com:office:word" xmlns:w="http://schemas.openxmlformats.org/wordprocessingml/2006/main" xmlns:w14="http://schemas.microsoft.com/office/word/2010/wordml" xmlns:w15="http://schemas.microsoft.com/office/word/2012/wordml" xmlns:w16cex="http://schemas.microsoft.com/office/word/2018/wordml/cex" xmlns:w16cid="http://schemas.microsoft.com/office/word/2016/wordml/cid" xmlns:w16="http://schemas.microsoft.com/office/word/2018/wordml" xmlns:w16du="http://schemas.microsoft.com/office/word/2023/wordml/word16du" xmlns:w16sdtdh="http://schemas.microsoft.com/office/word/2020/wordml/sdtdatahash" xmlns:w16sdtfl="http://schemas.microsoft.com/office/word/2024/wordml/sdtformatlock" xmlns:w16se="http://schemas.microsoft.com/office/word/2015/wordml/symex" xmlns:wpg="http://schemas.microsoft.com/office/word/2010/wordprocessingGroup" xmlns:wpi="http://schemas.microsoft.com/office/word/2010/wordprocessingInk" xmlns:wne="http://schemas.microsoft.com/office/word/2006/wordml" xmlns:wps="http://schemas.microsoft.com/office/word/2010/wordprocessingShape" mc:Ignorable="w14 w15 w16se w16cid w16 w16cex w16sdtdh w16sdtfl w16du wp14">
+<w:document xmlns:wpc="http://schemas.microsoft.com/office/word/2010/wordprocessingCanvas" xmlns:cx="http://schemas.microsoft.com/office/drawing/2014/chartex" xmlns:mc="http://schemas.openxmlformats.org/markup-compatibility/2006" xmlns:o="urn:schemas-microsoft-com:office:office" xmlns:r="http://schemas.openxmlformats.org/officeDocument/2006/relationships" xmlns:m="http://schemas.openxmlformats.org/officeDocument/2006/math" xmlns:v="urn:schemas-microsoft-com:vml" xmlns:wp14="http://schemas.microsoft.com/office/word/2010/wordprocessingDrawing" xmlns:wp="http://schemas.openxmlformats.org/drawingml/2006/wordprocessingDrawing" xmlns:w10="urn:schemas-microsoft-com:office:word" xmlns:w="http://schemas.openxmlformats.org/wordprocessingml/2006/main" xmlns:w14="http://schemas.microsoft.com/office/word/2010/wordml" xmlns:w15="http://schemas.microsoft.com/office/word/2012/wordml" xmlns:w16se="http://schemas.microsoft.com/office/word/2015/wordml/symex" xmlns:wpg="http://schemas.microsoft.com/office/word/2010/wordprocessingGroup" xmlns:wpi="http://schemas.microsoft.com/office/word/2010/wordprocessingInk" xmlns:wne="http://schemas.microsoft.com/office/word/2006/wordml" xmlns:wps="http://schemas.microsoft.com/office/word/2010/wordprocessingShape" mc:Ignorable="w14 w15 w16se wp14">
   <w:body>
     <w:p>
       <w:pPr>
@@ -866,6 +866,153 @@
         </w:drawing>
       </w:r>
     </w:p>
+    <w:p>
+      <w:pPr>
+        <w:rPr>
+          <w:sz w:val="40"/>
+          <w:szCs w:val="40"/>
+        </w:rPr>
+      </w:pPr>
+      <w:r>
+        <w:rPr>
+          <w:sz w:val="40"/>
+          <w:szCs w:val="40"/>
+        </w:rPr>
+        <w:lastRenderedPageBreak/>
+        <w:t>-Linking:</w:t>
+      </w:r>
+    </w:p>
+    <w:p>
+      <w:pPr>
+        <w:rPr>
+          <w:sz w:val="40"/>
+          <w:szCs w:val="40"/>
+        </w:rPr>
+      </w:pPr>
+      <w:r>
+        <w:rPr>
+          <w:sz w:val="40"/>
+          <w:szCs w:val="40"/>
+        </w:rPr>
+        <w:t>+Use &lt;Link&gt; or &lt;</w:t>
+      </w:r>
+      <w:proofErr w:type="spellStart"/>
+      <w:r>
+        <w:rPr>
+          <w:sz w:val="40"/>
+          <w:szCs w:val="40"/>
+        </w:rPr>
+        <w:t>NavLink</w:t>
+      </w:r>
+      <w:proofErr w:type="spellEnd"/>
+      <w:r>
+        <w:rPr>
+          <w:sz w:val="40"/>
+          <w:szCs w:val="40"/>
+        </w:rPr>
+        <w:t>&gt;</w:t>
+      </w:r>
+    </w:p>
+    <w:p>
+      <w:pPr>
+        <w:rPr>
+          <w:sz w:val="40"/>
+          <w:szCs w:val="40"/>
+        </w:rPr>
+      </w:pPr>
+      <w:r>
+        <w:rPr>
+          <w:sz w:val="40"/>
+          <w:szCs w:val="40"/>
+        </w:rPr>
+        <w:drawing>
+          <wp:inline distT="0" distB="0" distL="0" distR="0" wp14:anchorId="58BAA105" wp14:editId="40005F96">
+            <wp:extent cx="2491284" cy="2568696"/>
+            <wp:effectExtent l="0" t="0" r="4445" b="3175"/>
+            <wp:docPr id="4" name="Picture 4"/>
+            <wp:cNvGraphicFramePr>
+              <a:graphicFrameLocks xmlns:a="http://schemas.openxmlformats.org/drawingml/2006/main" noChangeAspect="1"/>
+            </wp:cNvGraphicFramePr>
+            <a:graphic xmlns:a="http://schemas.openxmlformats.org/drawingml/2006/main">
+              <a:graphicData uri="http://schemas.openxmlformats.org/drawingml/2006/picture">
+                <pic:pic xmlns:pic="http://schemas.openxmlformats.org/drawingml/2006/picture">
+                  <pic:nvPicPr>
+                    <pic:cNvPr id="1" name=""/>
+                    <pic:cNvPicPr/>
+                  </pic:nvPicPr>
+                  <pic:blipFill>
+                    <a:blip r:embed="rId11"/>
+                    <a:stretch>
+                      <a:fillRect/>
+                    </a:stretch>
+                  </pic:blipFill>
+                  <pic:spPr>
+                    <a:xfrm>
+                      <a:off x="0" y="0"/>
+                      <a:ext cx="2522764" cy="2601154"/>
+                    </a:xfrm>
+                    <a:prstGeom prst="rect">
+                      <a:avLst/>
+                    </a:prstGeom>
+                  </pic:spPr>
+                </pic:pic>
+              </a:graphicData>
+            </a:graphic>
+          </wp:inline>
+        </w:drawing>
+      </w:r>
+      <w:r>
+        <w:rPr>
+          <w:sz w:val="40"/>
+          <w:szCs w:val="40"/>
+        </w:rPr>
+        <w:drawing>
+          <wp:inline distT="0" distB="0" distL="0" distR="0" wp14:anchorId="7E8DFE0E" wp14:editId="3BC54E3B">
+            <wp:extent cx="2792061" cy="2549892"/>
+            <wp:effectExtent l="0" t="0" r="8890" b="3175"/>
+            <wp:docPr id="7" name="Picture 7"/>
+            <wp:cNvGraphicFramePr>
+              <a:graphicFrameLocks xmlns:a="http://schemas.openxmlformats.org/drawingml/2006/main" noChangeAspect="1"/>
+            </wp:cNvGraphicFramePr>
+            <a:graphic xmlns:a="http://schemas.openxmlformats.org/drawingml/2006/main">
+              <a:graphicData uri="http://schemas.openxmlformats.org/drawingml/2006/picture">
+                <pic:pic xmlns:pic="http://schemas.openxmlformats.org/drawingml/2006/picture">
+                  <pic:nvPicPr>
+                    <pic:cNvPr id="1" name=""/>
+                    <pic:cNvPicPr/>
+                  </pic:nvPicPr>
+                  <pic:blipFill>
+                    <a:blip r:embed="rId12"/>
+                    <a:stretch>
+                      <a:fillRect/>
+                    </a:stretch>
+                  </pic:blipFill>
+                  <pic:spPr>
+                    <a:xfrm>
+                      <a:off x="0" y="0"/>
+                      <a:ext cx="2807421" cy="2563920"/>
+                    </a:xfrm>
+                    <a:prstGeom prst="rect">
+                      <a:avLst/>
+                    </a:prstGeom>
+                  </pic:spPr>
+                </pic:pic>
+              </a:graphicData>
+            </a:graphic>
+          </wp:inline>
+        </w:drawing>
+      </w:r>
+    </w:p>
+    <w:p>
+      <w:pPr>
+        <w:rPr>
+          <w:sz w:val="40"/>
+          <w:szCs w:val="40"/>
+        </w:rPr>
+      </w:pPr>
+      <w:bookmarkStart w:id="0" w:name="_GoBack"/>
+      <w:bookmarkEnd w:id="0"/>
+    </w:p>
     <w:sectPr>
       <w:pgSz w:w="12240" w:h="15840"/>
       <w:pgMar w:top="1440" w:right="1440" w:bottom="1440" w:left="1440" w:header="720" w:footer="720" w:gutter="0"/>
@@ -877,7 +1024,7 @@
 </file>
 
 <file path=word/styles.xml><?xml version="1.0" encoding="utf-8"?>
-<w:styles xmlns:mc="http://schemas.openxmlformats.org/markup-compatibility/2006" xmlns:r="http://schemas.openxmlformats.org/officeDocument/2006/relationships" xmlns:w="http://schemas.openxmlformats.org/wordprocessingml/2006/main" xmlns:w14="http://schemas.microsoft.com/office/word/2010/wordml" xmlns:w15="http://schemas.microsoft.com/office/word/2012/wordml" xmlns:w16cex="http://schemas.microsoft.com/office/word/2018/wordml/cex" xmlns:w16cid="http://schemas.microsoft.com/office/word/2016/wordml/cid" xmlns:w16="http://schemas.microsoft.com/office/word/2018/wordml" xmlns:w16du="http://schemas.microsoft.com/office/word/2023/wordml/word16du" xmlns:w16sdtdh="http://schemas.microsoft.com/office/word/2020/wordml/sdtdatahash" xmlns:w16sdtfl="http://schemas.microsoft.com/office/word/2024/wordml/sdtformatlock" xmlns:w16se="http://schemas.microsoft.com/office/word/2015/wordml/symex" mc:Ignorable="w14 w15 w16se w16cid w16 w16cex w16sdtdh w16sdtfl w16du">
+<w:styles xmlns:mc="http://schemas.openxmlformats.org/markup-compatibility/2006" xmlns:r="http://schemas.openxmlformats.org/officeDocument/2006/relationships" xmlns:w="http://schemas.openxmlformats.org/wordprocessingml/2006/main" xmlns:w14="http://schemas.microsoft.com/office/word/2010/wordml" xmlns:w15="http://schemas.microsoft.com/office/word/2012/wordml" xmlns:w16se="http://schemas.microsoft.com/office/word/2015/wordml/symex" mc:Ignorable="w14 w15 w16se">
   <w:docDefaults>
     <w:rPrDefault>
       <w:rPr>
@@ -893,7 +1040,7 @@
       </w:pPr>
     </w:pPrDefault>
   </w:docDefaults>
-  <w:latentStyles w:defLockedState="0" w:defUIPriority="99" w:defSemiHidden="0" w:defUnhideWhenUsed="0" w:defQFormat="0" w:count="376">
+  <w:latentStyles w:defLockedState="0" w:defUIPriority="99" w:defSemiHidden="0" w:defUnhideWhenUsed="0" w:defQFormat="0" w:count="371">
     <w:lsdException w:name="Normal" w:uiPriority="0" w:qFormat="1"/>
     <w:lsdException w:name="heading 1" w:uiPriority="9" w:qFormat="1"/>
     <w:lsdException w:name="heading 2" w:semiHidden="1" w:uiPriority="9" w:unhideWhenUsed="1" w:qFormat="1"/>
@@ -1265,11 +1412,6 @@
     <w:lsdException w:name="List Table 5 Dark Accent 6" w:uiPriority="50"/>
     <w:lsdException w:name="List Table 6 Colorful Accent 6" w:uiPriority="51"/>
     <w:lsdException w:name="List Table 7 Colorful Accent 6" w:uiPriority="52"/>
-    <w:lsdException w:name="Mention" w:semiHidden="1" w:unhideWhenUsed="1"/>
-    <w:lsdException w:name="Smart Hyperlink" w:semiHidden="1" w:unhideWhenUsed="1"/>
-    <w:lsdException w:name="Hashtag" w:semiHidden="1" w:unhideWhenUsed="1"/>
-    <w:lsdException w:name="Unresolved Mention" w:semiHidden="1" w:unhideWhenUsed="1"/>
-    <w:lsdException w:name="Smart Link" w:semiHidden="1" w:unhideWhenUsed="1"/>
   </w:latentStyles>
   <w:style w:type="paragraph" w:default="1" w:styleId="Normal">
     <w:name w:val="Normal"/>

--- a/3.React/UltimateReactCourse/Document/3.docx
+++ b/3.React/UltimateReactCourse/Document/3.docx
@@ -1,6 +1,6 @@
 
 <file path=word/document.xml><?xml version="1.0" encoding="utf-8"?>
-<w:document xmlns:wpc="http://schemas.microsoft.com/office/word/2010/wordprocessingCanvas" xmlns:cx="http://schemas.microsoft.com/office/drawing/2014/chartex" xmlns:mc="http://schemas.openxmlformats.org/markup-compatibility/2006" xmlns:o="urn:schemas-microsoft-com:office:office" xmlns:r="http://schemas.openxmlformats.org/officeDocument/2006/relationships" xmlns:m="http://schemas.openxmlformats.org/officeDocument/2006/math" xmlns:v="urn:schemas-microsoft-com:vml" xmlns:wp14="http://schemas.microsoft.com/office/word/2010/wordprocessingDrawing" xmlns:wp="http://schemas.openxmlformats.org/drawingml/2006/wordprocessingDrawing" xmlns:w10="urn:schemas-microsoft-com:office:word" xmlns:w="http://schemas.openxmlformats.org/wordprocessingml/2006/main" xmlns:w14="http://schemas.microsoft.com/office/word/2010/wordml" xmlns:w15="http://schemas.microsoft.com/office/word/2012/wordml" xmlns:w16se="http://schemas.microsoft.com/office/word/2015/wordml/symex" xmlns:wpg="http://schemas.microsoft.com/office/word/2010/wordprocessingGroup" xmlns:wpi="http://schemas.microsoft.com/office/word/2010/wordprocessingInk" xmlns:wne="http://schemas.microsoft.com/office/word/2006/wordml" xmlns:wps="http://schemas.microsoft.com/office/word/2010/wordprocessingShape" mc:Ignorable="w14 w15 w16se wp14">
+<w:document xmlns:wpc="http://schemas.microsoft.com/office/word/2010/wordprocessingCanvas" xmlns:cx="http://schemas.microsoft.com/office/drawing/2014/chartex" xmlns:cx1="http://schemas.microsoft.com/office/drawing/2015/9/8/chartex" xmlns:cx2="http://schemas.microsoft.com/office/drawing/2015/10/21/chartex" xmlns:cx3="http://schemas.microsoft.com/office/drawing/2016/5/9/chartex" xmlns:cx4="http://schemas.microsoft.com/office/drawing/2016/5/10/chartex" xmlns:cx5="http://schemas.microsoft.com/office/drawing/2016/5/11/chartex" xmlns:cx6="http://schemas.microsoft.com/office/drawing/2016/5/12/chartex" xmlns:cx7="http://schemas.microsoft.com/office/drawing/2016/5/13/chartex" xmlns:cx8="http://schemas.microsoft.com/office/drawing/2016/5/14/chartex" xmlns:mc="http://schemas.openxmlformats.org/markup-compatibility/2006" xmlns:aink="http://schemas.microsoft.com/office/drawing/2016/ink" xmlns:am3d="http://schemas.microsoft.com/office/drawing/2017/model3d" xmlns:o="urn:schemas-microsoft-com:office:office" xmlns:oel="http://schemas.microsoft.com/office/2019/extlst" xmlns:r="http://schemas.openxmlformats.org/officeDocument/2006/relationships" xmlns:m="http://schemas.openxmlformats.org/officeDocument/2006/math" xmlns:v="urn:schemas-microsoft-com:vml" xmlns:wp14="http://schemas.microsoft.com/office/word/2010/wordprocessingDrawing" xmlns:wp="http://schemas.openxmlformats.org/drawingml/2006/wordprocessingDrawing" xmlns:w10="urn:schemas-microsoft-com:office:word" xmlns:w="http://schemas.openxmlformats.org/wordprocessingml/2006/main" xmlns:w14="http://schemas.microsoft.com/office/word/2010/wordml" xmlns:w15="http://schemas.microsoft.com/office/word/2012/wordml" xmlns:w16cex="http://schemas.microsoft.com/office/word/2018/wordml/cex" xmlns:w16cid="http://schemas.microsoft.com/office/word/2016/wordml/cid" xmlns:w16="http://schemas.microsoft.com/office/word/2018/wordml" xmlns:w16du="http://schemas.microsoft.com/office/word/2023/wordml/word16du" xmlns:w16sdtdh="http://schemas.microsoft.com/office/word/2020/wordml/sdtdatahash" xmlns:w16sdtfl="http://schemas.microsoft.com/office/word/2024/wordml/sdtformatlock" xmlns:w16se="http://schemas.microsoft.com/office/word/2015/wordml/symex" xmlns:wpg="http://schemas.microsoft.com/office/word/2010/wordprocessingGroup" xmlns:wpi="http://schemas.microsoft.com/office/word/2010/wordprocessingInk" xmlns:wne="http://schemas.microsoft.com/office/word/2006/wordml" xmlns:wps="http://schemas.microsoft.com/office/word/2010/wordprocessingShape" mc:Ignorable="w14 w15 w16se w16cid w16 w16cex w16sdtdh w16sdtfl w16du wp14">
   <w:body>
     <w:p>
       <w:pPr>
@@ -14,32 +14,7 @@
           <w:sz w:val="40"/>
           <w:szCs w:val="40"/>
         </w:rPr>
-        <w:t>-</w:t>
-      </w:r>
-      <w:proofErr w:type="spellStart"/>
-      <w:proofErr w:type="gramStart"/>
-      <w:r>
-        <w:rPr>
-          <w:sz w:val="40"/>
-          <w:szCs w:val="40"/>
-        </w:rPr>
-        <w:t>useRedudcer</w:t>
-      </w:r>
-      <w:proofErr w:type="spellEnd"/>
-      <w:r>
-        <w:rPr>
-          <w:sz w:val="40"/>
-          <w:szCs w:val="40"/>
-        </w:rPr>
-        <w:t>(</w:t>
-      </w:r>
-      <w:proofErr w:type="gramEnd"/>
-      <w:r>
-        <w:rPr>
-          <w:sz w:val="40"/>
-          <w:szCs w:val="40"/>
-        </w:rPr>
-        <w:t xml:space="preserve">): </w:t>
+        <w:t xml:space="preserve">-useRedudcer(): </w:t>
       </w:r>
     </w:p>
     <w:p>
@@ -282,17 +257,8 @@
           <w:sz w:val="40"/>
           <w:szCs w:val="40"/>
         </w:rPr>
-        <w:t>+Fake data questions: data/</w:t>
-      </w:r>
-      <w:proofErr w:type="spellStart"/>
-      <w:r>
-        <w:rPr>
-          <w:sz w:val="40"/>
-          <w:szCs w:val="40"/>
-        </w:rPr>
-        <w:t>questions.json</w:t>
-      </w:r>
-      <w:proofErr w:type="spellEnd"/>
+        <w:t>+Fake data questions: data/questions.json</w:t>
+      </w:r>
     </w:p>
     <w:p>
       <w:pPr>
@@ -305,23 +271,7 @@
           <w:sz w:val="40"/>
           <w:szCs w:val="40"/>
         </w:rPr>
-        <w:t xml:space="preserve">+Install </w:t>
-      </w:r>
-      <w:proofErr w:type="spellStart"/>
-      <w:r>
-        <w:rPr>
-          <w:sz w:val="40"/>
-          <w:szCs w:val="40"/>
-        </w:rPr>
-        <w:t>json</w:t>
-      </w:r>
-      <w:proofErr w:type="spellEnd"/>
-      <w:r>
-        <w:rPr>
-          <w:sz w:val="40"/>
-          <w:szCs w:val="40"/>
-        </w:rPr>
-        <w:t>-server:</w:t>
+        <w:t>+Install json-server:</w:t>
       </w:r>
       <w:r>
         <w:rPr>
@@ -438,23 +388,7 @@
           <w:sz w:val="40"/>
           <w:szCs w:val="40"/>
         </w:rPr>
-        <w:t xml:space="preserve">And: </w:t>
-      </w:r>
-      <w:proofErr w:type="spellStart"/>
-      <w:r>
-        <w:rPr>
-          <w:sz w:val="40"/>
-          <w:szCs w:val="40"/>
-        </w:rPr>
-        <w:t>npm</w:t>
-      </w:r>
-      <w:proofErr w:type="spellEnd"/>
-      <w:r>
-        <w:rPr>
-          <w:sz w:val="40"/>
-          <w:szCs w:val="40"/>
-        </w:rPr>
-        <w:t xml:space="preserve"> run server</w:t>
+        <w:t>And: npm run server</w:t>
       </w:r>
     </w:p>
     <w:tbl>
@@ -806,7 +740,6 @@
         </w:rPr>
         <w:t>+</w:t>
       </w:r>
-      <w:proofErr w:type="spellStart"/>
       <w:r>
         <w:rPr>
           <w:b/>
@@ -816,7 +749,6 @@
         </w:rPr>
         <w:t>BrowserRouter</w:t>
       </w:r>
-      <w:proofErr w:type="spellEnd"/>
     </w:p>
     <w:p>
       <w:pPr>
@@ -894,34 +826,19 @@
           <w:sz w:val="40"/>
           <w:szCs w:val="40"/>
         </w:rPr>
-        <w:t>+Use &lt;Link&gt; or &lt;</w:t>
-      </w:r>
-      <w:proofErr w:type="spellStart"/>
-      <w:r>
-        <w:rPr>
-          <w:sz w:val="40"/>
-          <w:szCs w:val="40"/>
-        </w:rPr>
-        <w:t>NavLink</w:t>
-      </w:r>
-      <w:proofErr w:type="spellEnd"/>
-      <w:r>
-        <w:rPr>
-          <w:sz w:val="40"/>
-          <w:szCs w:val="40"/>
-        </w:rPr>
-        <w:t>&gt;</w:t>
-      </w:r>
-    </w:p>
-    <w:p>
-      <w:pPr>
-        <w:rPr>
-          <w:sz w:val="40"/>
-          <w:szCs w:val="40"/>
-        </w:rPr>
-      </w:pPr>
-      <w:r>
-        <w:rPr>
+        <w:t>+Use &lt;Link&gt; or &lt;NavLink&gt;</w:t>
+      </w:r>
+    </w:p>
+    <w:p>
+      <w:pPr>
+        <w:rPr>
+          <w:sz w:val="40"/>
+          <w:szCs w:val="40"/>
+        </w:rPr>
+      </w:pPr>
+      <w:r>
+        <w:rPr>
+          <w:noProof/>
           <w:sz w:val="40"/>
           <w:szCs w:val="40"/>
         </w:rPr>
@@ -963,6 +880,7 @@
       </w:r>
       <w:r>
         <w:rPr>
+          <w:noProof/>
           <w:sz w:val="40"/>
           <w:szCs w:val="40"/>
         </w:rPr>
@@ -1010,8 +928,101 @@
           <w:szCs w:val="40"/>
         </w:rPr>
       </w:pPr>
-      <w:bookmarkStart w:id="0" w:name="_GoBack"/>
-      <w:bookmarkEnd w:id="0"/>
+      <w:r>
+        <w:rPr>
+          <w:sz w:val="40"/>
+          <w:szCs w:val="40"/>
+        </w:rPr>
+        <w:t>+Nested Routes and Inex Route</w:t>
+      </w:r>
+    </w:p>
+    <w:p>
+      <w:pPr>
+        <w:rPr>
+          <w:sz w:val="40"/>
+          <w:szCs w:val="40"/>
+        </w:rPr>
+      </w:pPr>
+      <w:r>
+        <w:rPr>
+          <w:noProof/>
+        </w:rPr>
+        <w:drawing>
+          <wp:inline distT="0" distB="0" distL="0" distR="0" wp14:anchorId="66913859" wp14:editId="4B0FB95F">
+            <wp:extent cx="3599727" cy="2790646"/>
+            <wp:effectExtent l="0" t="0" r="1270" b="0"/>
+            <wp:docPr id="1643229742" name="Picture 1" descr="A screen shot of a computer program&#10;&#10;AI-generated content may be incorrect."/>
+            <wp:cNvGraphicFramePr>
+              <a:graphicFrameLocks xmlns:a="http://schemas.openxmlformats.org/drawingml/2006/main" noChangeAspect="1"/>
+            </wp:cNvGraphicFramePr>
+            <a:graphic xmlns:a="http://schemas.openxmlformats.org/drawingml/2006/main">
+              <a:graphicData uri="http://schemas.openxmlformats.org/drawingml/2006/picture">
+                <pic:pic xmlns:pic="http://schemas.openxmlformats.org/drawingml/2006/picture">
+                  <pic:nvPicPr>
+                    <pic:cNvPr id="1643229742" name="Picture 1" descr="A screen shot of a computer program&#10;&#10;AI-generated content may be incorrect."/>
+                    <pic:cNvPicPr/>
+                  </pic:nvPicPr>
+                  <pic:blipFill>
+                    <a:blip r:embed="rId13"/>
+                    <a:stretch>
+                      <a:fillRect/>
+                    </a:stretch>
+                  </pic:blipFill>
+                  <pic:spPr>
+                    <a:xfrm>
+                      <a:off x="0" y="0"/>
+                      <a:ext cx="3603588" cy="2793639"/>
+                    </a:xfrm>
+                    <a:prstGeom prst="rect">
+                      <a:avLst/>
+                    </a:prstGeom>
+                  </pic:spPr>
+                </pic:pic>
+              </a:graphicData>
+            </a:graphic>
+          </wp:inline>
+        </w:drawing>
+      </w:r>
+      <w:r>
+        <w:rPr>
+          <w:noProof/>
+        </w:rPr>
+        <w:drawing>
+          <wp:inline distT="0" distB="0" distL="0" distR="0" wp14:anchorId="3A607D59" wp14:editId="767575CA">
+            <wp:extent cx="2491105" cy="1012011"/>
+            <wp:effectExtent l="0" t="0" r="4445" b="0"/>
+            <wp:docPr id="130292813" name="Picture 1" descr="A screen shot of a computer program&#10;&#10;AI-generated content may be incorrect."/>
+            <wp:cNvGraphicFramePr>
+              <a:graphicFrameLocks xmlns:a="http://schemas.openxmlformats.org/drawingml/2006/main" noChangeAspect="1"/>
+            </wp:cNvGraphicFramePr>
+            <a:graphic xmlns:a="http://schemas.openxmlformats.org/drawingml/2006/main">
+              <a:graphicData uri="http://schemas.openxmlformats.org/drawingml/2006/picture">
+                <pic:pic xmlns:pic="http://schemas.openxmlformats.org/drawingml/2006/picture">
+                  <pic:nvPicPr>
+                    <pic:cNvPr id="130292813" name="Picture 1" descr="A screen shot of a computer program&#10;&#10;AI-generated content may be incorrect."/>
+                    <pic:cNvPicPr/>
+                  </pic:nvPicPr>
+                  <pic:blipFill>
+                    <a:blip r:embed="rId14"/>
+                    <a:stretch>
+                      <a:fillRect/>
+                    </a:stretch>
+                  </pic:blipFill>
+                  <pic:spPr>
+                    <a:xfrm>
+                      <a:off x="0" y="0"/>
+                      <a:ext cx="2501308" cy="1016156"/>
+                    </a:xfrm>
+                    <a:prstGeom prst="rect">
+                      <a:avLst/>
+                    </a:prstGeom>
+                  </pic:spPr>
+                </pic:pic>
+              </a:graphicData>
+            </a:graphic>
+          </wp:inline>
+        </w:drawing>
+      </w:r>
     </w:p>
     <w:sectPr>
       <w:pgSz w:w="12240" w:h="15840"/>
@@ -1024,7 +1035,7 @@
 </file>
 
 <file path=word/styles.xml><?xml version="1.0" encoding="utf-8"?>
-<w:styles xmlns:mc="http://schemas.openxmlformats.org/markup-compatibility/2006" xmlns:r="http://schemas.openxmlformats.org/officeDocument/2006/relationships" xmlns:w="http://schemas.openxmlformats.org/wordprocessingml/2006/main" xmlns:w14="http://schemas.microsoft.com/office/word/2010/wordml" xmlns:w15="http://schemas.microsoft.com/office/word/2012/wordml" xmlns:w16se="http://schemas.microsoft.com/office/word/2015/wordml/symex" mc:Ignorable="w14 w15 w16se">
+<w:styles xmlns:mc="http://schemas.openxmlformats.org/markup-compatibility/2006" xmlns:r="http://schemas.openxmlformats.org/officeDocument/2006/relationships" xmlns:w="http://schemas.openxmlformats.org/wordprocessingml/2006/main" xmlns:w14="http://schemas.microsoft.com/office/word/2010/wordml" xmlns:w15="http://schemas.microsoft.com/office/word/2012/wordml" xmlns:w16cex="http://schemas.microsoft.com/office/word/2018/wordml/cex" xmlns:w16cid="http://schemas.microsoft.com/office/word/2016/wordml/cid" xmlns:w16="http://schemas.microsoft.com/office/word/2018/wordml" xmlns:w16du="http://schemas.microsoft.com/office/word/2023/wordml/word16du" xmlns:w16sdtdh="http://schemas.microsoft.com/office/word/2020/wordml/sdtdatahash" xmlns:w16sdtfl="http://schemas.microsoft.com/office/word/2024/wordml/sdtformatlock" xmlns:w16se="http://schemas.microsoft.com/office/word/2015/wordml/symex" mc:Ignorable="w14 w15 w16se w16cid w16 w16cex w16sdtdh w16sdtfl w16du">
   <w:docDefaults>
     <w:rPrDefault>
       <w:rPr>
@@ -1040,7 +1051,7 @@
       </w:pPr>
     </w:pPrDefault>
   </w:docDefaults>
-  <w:latentStyles w:defLockedState="0" w:defUIPriority="99" w:defSemiHidden="0" w:defUnhideWhenUsed="0" w:defQFormat="0" w:count="371">
+  <w:latentStyles w:defLockedState="0" w:defUIPriority="99" w:defSemiHidden="0" w:defUnhideWhenUsed="0" w:defQFormat="0" w:count="376">
     <w:lsdException w:name="Normal" w:uiPriority="0" w:qFormat="1"/>
     <w:lsdException w:name="heading 1" w:uiPriority="9" w:qFormat="1"/>
     <w:lsdException w:name="heading 2" w:semiHidden="1" w:uiPriority="9" w:unhideWhenUsed="1" w:qFormat="1"/>
@@ -1412,6 +1423,11 @@
     <w:lsdException w:name="List Table 5 Dark Accent 6" w:uiPriority="50"/>
     <w:lsdException w:name="List Table 6 Colorful Accent 6" w:uiPriority="51"/>
     <w:lsdException w:name="List Table 7 Colorful Accent 6" w:uiPriority="52"/>
+    <w:lsdException w:name="Mention" w:semiHidden="1" w:unhideWhenUsed="1"/>
+    <w:lsdException w:name="Smart Hyperlink" w:semiHidden="1" w:unhideWhenUsed="1"/>
+    <w:lsdException w:name="Hashtag" w:semiHidden="1" w:unhideWhenUsed="1"/>
+    <w:lsdException w:name="Unresolved Mention" w:semiHidden="1" w:unhideWhenUsed="1"/>
+    <w:lsdException w:name="Smart Link" w:semiHidden="1" w:unhideWhenUsed="1"/>
   </w:latentStyles>
   <w:style w:type="paragraph" w:default="1" w:styleId="Normal">
     <w:name w:val="Normal"/>

--- a/3.React/UltimateReactCourse/Document/3.docx
+++ b/3.React/UltimateReactCourse/Document/3.docx
@@ -1,6 +1,6 @@
 
 <file path=word/document.xml><?xml version="1.0" encoding="utf-8"?>
-<w:document xmlns:wpc="http://schemas.microsoft.com/office/word/2010/wordprocessingCanvas" xmlns:cx="http://schemas.microsoft.com/office/drawing/2014/chartex" xmlns:cx1="http://schemas.microsoft.com/office/drawing/2015/9/8/chartex" xmlns:cx2="http://schemas.microsoft.com/office/drawing/2015/10/21/chartex" xmlns:cx3="http://schemas.microsoft.com/office/drawing/2016/5/9/chartex" xmlns:cx4="http://schemas.microsoft.com/office/drawing/2016/5/10/chartex" xmlns:cx5="http://schemas.microsoft.com/office/drawing/2016/5/11/chartex" xmlns:cx6="http://schemas.microsoft.com/office/drawing/2016/5/12/chartex" xmlns:cx7="http://schemas.microsoft.com/office/drawing/2016/5/13/chartex" xmlns:cx8="http://schemas.microsoft.com/office/drawing/2016/5/14/chartex" xmlns:mc="http://schemas.openxmlformats.org/markup-compatibility/2006" xmlns:aink="http://schemas.microsoft.com/office/drawing/2016/ink" xmlns:am3d="http://schemas.microsoft.com/office/drawing/2017/model3d" xmlns:o="urn:schemas-microsoft-com:office:office" xmlns:oel="http://schemas.microsoft.com/office/2019/extlst" xmlns:r="http://schemas.openxmlformats.org/officeDocument/2006/relationships" xmlns:m="http://schemas.openxmlformats.org/officeDocument/2006/math" xmlns:v="urn:schemas-microsoft-com:vml" xmlns:wp14="http://schemas.microsoft.com/office/word/2010/wordprocessingDrawing" xmlns:wp="http://schemas.openxmlformats.org/drawingml/2006/wordprocessingDrawing" xmlns:w10="urn:schemas-microsoft-com:office:word" xmlns:w="http://schemas.openxmlformats.org/wordprocessingml/2006/main" xmlns:w14="http://schemas.microsoft.com/office/word/2010/wordml" xmlns:w15="http://schemas.microsoft.com/office/word/2012/wordml" xmlns:w16cex="http://schemas.microsoft.com/office/word/2018/wordml/cex" xmlns:w16cid="http://schemas.microsoft.com/office/word/2016/wordml/cid" xmlns:w16="http://schemas.microsoft.com/office/word/2018/wordml" xmlns:w16du="http://schemas.microsoft.com/office/word/2023/wordml/word16du" xmlns:w16sdtdh="http://schemas.microsoft.com/office/word/2020/wordml/sdtdatahash" xmlns:w16sdtfl="http://schemas.microsoft.com/office/word/2024/wordml/sdtformatlock" xmlns:w16se="http://schemas.microsoft.com/office/word/2015/wordml/symex" xmlns:wpg="http://schemas.microsoft.com/office/word/2010/wordprocessingGroup" xmlns:wpi="http://schemas.microsoft.com/office/word/2010/wordprocessingInk" xmlns:wne="http://schemas.microsoft.com/office/word/2006/wordml" xmlns:wps="http://schemas.microsoft.com/office/word/2010/wordprocessingShape" mc:Ignorable="w14 w15 w16se w16cid w16 w16cex w16sdtdh w16sdtfl w16du wp14">
+<w:document xmlns:wpc="http://schemas.microsoft.com/office/word/2010/wordprocessingCanvas" xmlns:cx="http://schemas.microsoft.com/office/drawing/2014/chartex" xmlns:mc="http://schemas.openxmlformats.org/markup-compatibility/2006" xmlns:o="urn:schemas-microsoft-com:office:office" xmlns:r="http://schemas.openxmlformats.org/officeDocument/2006/relationships" xmlns:m="http://schemas.openxmlformats.org/officeDocument/2006/math" xmlns:v="urn:schemas-microsoft-com:vml" xmlns:wp14="http://schemas.microsoft.com/office/word/2010/wordprocessingDrawing" xmlns:wp="http://schemas.openxmlformats.org/drawingml/2006/wordprocessingDrawing" xmlns:w10="urn:schemas-microsoft-com:office:word" xmlns:w="http://schemas.openxmlformats.org/wordprocessingml/2006/main" xmlns:w14="http://schemas.microsoft.com/office/word/2010/wordml" xmlns:w15="http://schemas.microsoft.com/office/word/2012/wordml" xmlns:w16se="http://schemas.microsoft.com/office/word/2015/wordml/symex" xmlns:wpg="http://schemas.microsoft.com/office/word/2010/wordprocessingGroup" xmlns:wpi="http://schemas.microsoft.com/office/word/2010/wordprocessingInk" xmlns:wne="http://schemas.microsoft.com/office/word/2006/wordml" xmlns:wps="http://schemas.microsoft.com/office/word/2010/wordprocessingShape" mc:Ignorable="w14 w15 w16se wp14">
   <w:body>
     <w:p>
       <w:pPr>
@@ -1024,6 +1024,444 @@
         </w:drawing>
       </w:r>
     </w:p>
+    <w:p>
+      <w:pPr>
+        <w:rPr>
+          <w:sz w:val="40"/>
+          <w:szCs w:val="40"/>
+        </w:rPr>
+      </w:pPr>
+      <w:r>
+        <w:rPr>
+          <w:sz w:val="40"/>
+          <w:szCs w:val="40"/>
+        </w:rPr>
+        <w:lastRenderedPageBreak/>
+        <w:t>+Dynamic Routes with URL Para</w:t>
+      </w:r>
+    </w:p>
+    <w:p>
+      <w:pPr>
+        <w:rPr>
+          <w:sz w:val="40"/>
+          <w:szCs w:val="40"/>
+        </w:rPr>
+      </w:pPr>
+      <w:r>
+        <w:rPr>
+          <w:sz w:val="40"/>
+          <w:szCs w:val="40"/>
+        </w:rPr>
+        <w:drawing>
+          <wp:inline distT="0" distB="0" distL="0" distR="0" wp14:anchorId="49834EFC" wp14:editId="332BCA52">
+            <wp:extent cx="3301612" cy="173289"/>
+            <wp:effectExtent l="0" t="0" r="0" b="0"/>
+            <wp:docPr id="5" name="Picture 5"/>
+            <wp:cNvGraphicFramePr>
+              <a:graphicFrameLocks xmlns:a="http://schemas.openxmlformats.org/drawingml/2006/main" noChangeAspect="1"/>
+            </wp:cNvGraphicFramePr>
+            <a:graphic xmlns:a="http://schemas.openxmlformats.org/drawingml/2006/main">
+              <a:graphicData uri="http://schemas.openxmlformats.org/drawingml/2006/picture">
+                <pic:pic xmlns:pic="http://schemas.openxmlformats.org/drawingml/2006/picture">
+                  <pic:nvPicPr>
+                    <pic:cNvPr id="1" name=""/>
+                    <pic:cNvPicPr/>
+                  </pic:nvPicPr>
+                  <pic:blipFill>
+                    <a:blip r:embed="rId15"/>
+                    <a:stretch>
+                      <a:fillRect/>
+                    </a:stretch>
+                  </pic:blipFill>
+                  <pic:spPr>
+                    <a:xfrm>
+                      <a:off x="0" y="0"/>
+                      <a:ext cx="3673579" cy="192812"/>
+                    </a:xfrm>
+                    <a:prstGeom prst="rect">
+                      <a:avLst/>
+                    </a:prstGeom>
+                  </pic:spPr>
+                </pic:pic>
+              </a:graphicData>
+            </a:graphic>
+          </wp:inline>
+        </w:drawing>
+      </w:r>
+    </w:p>
+    <w:p>
+      <w:pPr>
+        <w:rPr>
+          <w:sz w:val="40"/>
+          <w:szCs w:val="40"/>
+        </w:rPr>
+      </w:pPr>
+      <w:r>
+        <w:rPr>
+          <w:sz w:val="40"/>
+          <w:szCs w:val="40"/>
+        </w:rPr>
+        <w:drawing>
+          <wp:inline distT="0" distB="0" distL="0" distR="0" wp14:anchorId="08572893" wp14:editId="6105C2EE">
+            <wp:extent cx="1786919" cy="424291"/>
+            <wp:effectExtent l="0" t="0" r="3810" b="0"/>
+            <wp:docPr id="6" name="Picture 6"/>
+            <wp:cNvGraphicFramePr>
+              <a:graphicFrameLocks xmlns:a="http://schemas.openxmlformats.org/drawingml/2006/main" noChangeAspect="1"/>
+            </wp:cNvGraphicFramePr>
+            <a:graphic xmlns:a="http://schemas.openxmlformats.org/drawingml/2006/main">
+              <a:graphicData uri="http://schemas.openxmlformats.org/drawingml/2006/picture">
+                <pic:pic xmlns:pic="http://schemas.openxmlformats.org/drawingml/2006/picture">
+                  <pic:nvPicPr>
+                    <pic:cNvPr id="1" name=""/>
+                    <pic:cNvPicPr/>
+                  </pic:nvPicPr>
+                  <pic:blipFill>
+                    <a:blip r:embed="rId16"/>
+                    <a:stretch>
+                      <a:fillRect/>
+                    </a:stretch>
+                  </pic:blipFill>
+                  <pic:spPr>
+                    <a:xfrm>
+                      <a:off x="0" y="0"/>
+                      <a:ext cx="1829505" cy="434403"/>
+                    </a:xfrm>
+                    <a:prstGeom prst="rect">
+                      <a:avLst/>
+                    </a:prstGeom>
+                  </pic:spPr>
+                </pic:pic>
+              </a:graphicData>
+            </a:graphic>
+          </wp:inline>
+        </w:drawing>
+      </w:r>
+    </w:p>
+    <w:p>
+      <w:pPr>
+        <w:rPr>
+          <w:sz w:val="40"/>
+          <w:szCs w:val="40"/>
+        </w:rPr>
+      </w:pPr>
+      <w:r>
+        <w:rPr>
+          <w:sz w:val="40"/>
+          <w:szCs w:val="40"/>
+        </w:rPr>
+        <w:t>+Read and set Query String</w:t>
+      </w:r>
+    </w:p>
+    <w:p>
+      <w:pPr>
+        <w:rPr>
+          <w:sz w:val="40"/>
+          <w:szCs w:val="40"/>
+        </w:rPr>
+      </w:pPr>
+      <w:r>
+        <w:rPr>
+          <w:sz w:val="40"/>
+          <w:szCs w:val="40"/>
+        </w:rPr>
+        <w:drawing>
+          <wp:inline distT="0" distB="0" distL="0" distR="0" wp14:anchorId="1F371BD9" wp14:editId="4604D90D">
+            <wp:extent cx="3483096" cy="605395"/>
+            <wp:effectExtent l="0" t="0" r="3175" b="4445"/>
+            <wp:docPr id="8" name="Picture 8"/>
+            <wp:cNvGraphicFramePr>
+              <a:graphicFrameLocks xmlns:a="http://schemas.openxmlformats.org/drawingml/2006/main" noChangeAspect="1"/>
+            </wp:cNvGraphicFramePr>
+            <a:graphic xmlns:a="http://schemas.openxmlformats.org/drawingml/2006/main">
+              <a:graphicData uri="http://schemas.openxmlformats.org/drawingml/2006/picture">
+                <pic:pic xmlns:pic="http://schemas.openxmlformats.org/drawingml/2006/picture">
+                  <pic:nvPicPr>
+                    <pic:cNvPr id="1" name=""/>
+                    <pic:cNvPicPr/>
+                  </pic:nvPicPr>
+                  <pic:blipFill>
+                    <a:blip r:embed="rId17"/>
+                    <a:stretch>
+                      <a:fillRect/>
+                    </a:stretch>
+                  </pic:blipFill>
+                  <pic:spPr>
+                    <a:xfrm>
+                      <a:off x="0" y="0"/>
+                      <a:ext cx="3589087" cy="623817"/>
+                    </a:xfrm>
+                    <a:prstGeom prst="rect">
+                      <a:avLst/>
+                    </a:prstGeom>
+                  </pic:spPr>
+                </pic:pic>
+              </a:graphicData>
+            </a:graphic>
+          </wp:inline>
+        </w:drawing>
+      </w:r>
+    </w:p>
+    <w:p>
+      <w:pPr>
+        <w:rPr>
+          <w:sz w:val="40"/>
+          <w:szCs w:val="40"/>
+        </w:rPr>
+      </w:pPr>
+      <w:r>
+        <w:rPr>
+          <w:sz w:val="40"/>
+          <w:szCs w:val="40"/>
+        </w:rPr>
+        <w:drawing>
+          <wp:inline distT="0" distB="0" distL="0" distR="0" wp14:anchorId="05835ABE" wp14:editId="3AFCAA11">
+            <wp:extent cx="4299774" cy="880342"/>
+            <wp:effectExtent l="0" t="0" r="5715" b="0"/>
+            <wp:docPr id="9" name="Picture 9"/>
+            <wp:cNvGraphicFramePr>
+              <a:graphicFrameLocks xmlns:a="http://schemas.openxmlformats.org/drawingml/2006/main" noChangeAspect="1"/>
+            </wp:cNvGraphicFramePr>
+            <a:graphic xmlns:a="http://schemas.openxmlformats.org/drawingml/2006/main">
+              <a:graphicData uri="http://schemas.openxmlformats.org/drawingml/2006/picture">
+                <pic:pic xmlns:pic="http://schemas.openxmlformats.org/drawingml/2006/picture">
+                  <pic:nvPicPr>
+                    <pic:cNvPr id="1" name=""/>
+                    <pic:cNvPicPr/>
+                  </pic:nvPicPr>
+                  <pic:blipFill>
+                    <a:blip r:embed="rId18"/>
+                    <a:stretch>
+                      <a:fillRect/>
+                    </a:stretch>
+                  </pic:blipFill>
+                  <pic:spPr>
+                    <a:xfrm>
+                      <a:off x="0" y="0"/>
+                      <a:ext cx="4325130" cy="885533"/>
+                    </a:xfrm>
+                    <a:prstGeom prst="rect">
+                      <a:avLst/>
+                    </a:prstGeom>
+                  </pic:spPr>
+                </pic:pic>
+              </a:graphicData>
+            </a:graphic>
+          </wp:inline>
+        </w:drawing>
+      </w:r>
+    </w:p>
+    <w:p>
+      <w:pPr>
+        <w:rPr>
+          <w:sz w:val="40"/>
+          <w:szCs w:val="40"/>
+        </w:rPr>
+      </w:pPr>
+      <w:r>
+        <w:rPr>
+          <w:sz w:val="40"/>
+          <w:szCs w:val="40"/>
+        </w:rPr>
+        <w:t>+</w:t>
+      </w:r>
+      <w:r>
+        <w:rPr>
+          <w:sz w:val="40"/>
+          <w:szCs w:val="40"/>
+        </w:rPr>
+        <w:t>Programmatic Navigation</w:t>
+      </w:r>
+    </w:p>
+    <w:p>
+      <w:pPr>
+        <w:rPr>
+          <w:sz w:val="40"/>
+          <w:szCs w:val="40"/>
+        </w:rPr>
+      </w:pPr>
+      <w:r>
+        <w:rPr>
+          <w:sz w:val="40"/>
+          <w:szCs w:val="40"/>
+        </w:rPr>
+        <w:t xml:space="preserve"> </w:t>
+      </w:r>
+      <w:r>
+        <w:rPr>
+          <w:b/>
+          <w:sz w:val="40"/>
+          <w:szCs w:val="40"/>
+        </w:rPr>
+        <w:t>useNavigate()</w:t>
+      </w:r>
+    </w:p>
+    <w:p>
+      <w:pPr>
+        <w:rPr>
+          <w:sz w:val="40"/>
+          <w:szCs w:val="40"/>
+        </w:rPr>
+      </w:pPr>
+      <w:r>
+        <w:rPr>
+          <w:sz w:val="40"/>
+          <w:szCs w:val="40"/>
+        </w:rPr>
+        <w:drawing>
+          <wp:inline distT="0" distB="0" distL="0" distR="0" wp14:anchorId="4ED8EAE4" wp14:editId="72B81A25">
+            <wp:extent cx="2429214" cy="419158"/>
+            <wp:effectExtent l="0" t="0" r="9525" b="0"/>
+            <wp:docPr id="10" name="Picture 10"/>
+            <wp:cNvGraphicFramePr>
+              <a:graphicFrameLocks xmlns:a="http://schemas.openxmlformats.org/drawingml/2006/main" noChangeAspect="1"/>
+            </wp:cNvGraphicFramePr>
+            <a:graphic xmlns:a="http://schemas.openxmlformats.org/drawingml/2006/main">
+              <a:graphicData uri="http://schemas.openxmlformats.org/drawingml/2006/picture">
+                <pic:pic xmlns:pic="http://schemas.openxmlformats.org/drawingml/2006/picture">
+                  <pic:nvPicPr>
+                    <pic:cNvPr id="1" name=""/>
+                    <pic:cNvPicPr/>
+                  </pic:nvPicPr>
+                  <pic:blipFill>
+                    <a:blip r:embed="rId19"/>
+                    <a:stretch>
+                      <a:fillRect/>
+                    </a:stretch>
+                  </pic:blipFill>
+                  <pic:spPr>
+                    <a:xfrm>
+                      <a:off x="0" y="0"/>
+                      <a:ext cx="2429214" cy="419158"/>
+                    </a:xfrm>
+                    <a:prstGeom prst="rect">
+                      <a:avLst/>
+                    </a:prstGeom>
+                  </pic:spPr>
+                </pic:pic>
+              </a:graphicData>
+            </a:graphic>
+          </wp:inline>
+        </w:drawing>
+      </w:r>
+    </w:p>
+    <w:p>
+      <w:pPr>
+        <w:rPr>
+          <w:sz w:val="40"/>
+          <w:szCs w:val="40"/>
+        </w:rPr>
+      </w:pPr>
+      <w:r>
+        <w:rPr>
+          <w:sz w:val="40"/>
+          <w:szCs w:val="40"/>
+        </w:rPr>
+        <w:drawing>
+          <wp:inline distT="0" distB="0" distL="0" distR="0" wp14:anchorId="5C70658E" wp14:editId="7CE3BB17">
+            <wp:extent cx="2792061" cy="2018585"/>
+            <wp:effectExtent l="0" t="0" r="8890" b="1270"/>
+            <wp:docPr id="11" name="Picture 11"/>
+            <wp:cNvGraphicFramePr>
+              <a:graphicFrameLocks xmlns:a="http://schemas.openxmlformats.org/drawingml/2006/main" noChangeAspect="1"/>
+            </wp:cNvGraphicFramePr>
+            <a:graphic xmlns:a="http://schemas.openxmlformats.org/drawingml/2006/main">
+              <a:graphicData uri="http://schemas.openxmlformats.org/drawingml/2006/picture">
+                <pic:pic xmlns:pic="http://schemas.openxmlformats.org/drawingml/2006/picture">
+                  <pic:nvPicPr>
+                    <pic:cNvPr id="1" name=""/>
+                    <pic:cNvPicPr/>
+                  </pic:nvPicPr>
+                  <pic:blipFill>
+                    <a:blip r:embed="rId20"/>
+                    <a:stretch>
+                      <a:fillRect/>
+                    </a:stretch>
+                  </pic:blipFill>
+                  <pic:spPr>
+                    <a:xfrm>
+                      <a:off x="0" y="0"/>
+                      <a:ext cx="2795281" cy="2020913"/>
+                    </a:xfrm>
+                    <a:prstGeom prst="rect">
+                      <a:avLst/>
+                    </a:prstGeom>
+                  </pic:spPr>
+                </pic:pic>
+              </a:graphicData>
+            </a:graphic>
+          </wp:inline>
+        </w:drawing>
+      </w:r>
+    </w:p>
+    <w:p>
+      <w:pPr>
+        <w:rPr>
+          <w:b/>
+          <w:sz w:val="40"/>
+          <w:szCs w:val="40"/>
+        </w:rPr>
+      </w:pPr>
+      <w:r>
+        <w:rPr>
+          <w:b/>
+          <w:sz w:val="40"/>
+          <w:szCs w:val="40"/>
+        </w:rPr>
+        <w:t>&lt;Navigate /&gt;</w:t>
+      </w:r>
+    </w:p>
+    <w:p>
+      <w:pPr>
+        <w:rPr>
+          <w:sz w:val="40"/>
+          <w:szCs w:val="40"/>
+        </w:rPr>
+      </w:pPr>
+      <w:bookmarkStart w:id="0" w:name="_GoBack"/>
+      <w:r>
+        <w:rPr>
+          <w:sz w:val="40"/>
+          <w:szCs w:val="40"/>
+        </w:rPr>
+        <w:drawing>
+          <wp:inline distT="0" distB="0" distL="0" distR="0" wp14:anchorId="7CE7B633" wp14:editId="6045AF79">
+            <wp:extent cx="4486901" cy="333422"/>
+            <wp:effectExtent l="0" t="0" r="0" b="9525"/>
+            <wp:docPr id="12" name="Picture 12"/>
+            <wp:cNvGraphicFramePr>
+              <a:graphicFrameLocks xmlns:a="http://schemas.openxmlformats.org/drawingml/2006/main" noChangeAspect="1"/>
+            </wp:cNvGraphicFramePr>
+            <a:graphic xmlns:a="http://schemas.openxmlformats.org/drawingml/2006/main">
+              <a:graphicData uri="http://schemas.openxmlformats.org/drawingml/2006/picture">
+                <pic:pic xmlns:pic="http://schemas.openxmlformats.org/drawingml/2006/picture">
+                  <pic:nvPicPr>
+                    <pic:cNvPr id="1" name=""/>
+                    <pic:cNvPicPr/>
+                  </pic:nvPicPr>
+                  <pic:blipFill>
+                    <a:blip r:embed="rId21"/>
+                    <a:stretch>
+                      <a:fillRect/>
+                    </a:stretch>
+                  </pic:blipFill>
+                  <pic:spPr>
+                    <a:xfrm>
+                      <a:off x="0" y="0"/>
+                      <a:ext cx="4486901" cy="333422"/>
+                    </a:xfrm>
+                    <a:prstGeom prst="rect">
+                      <a:avLst/>
+                    </a:prstGeom>
+                  </pic:spPr>
+                </pic:pic>
+              </a:graphicData>
+            </a:graphic>
+          </wp:inline>
+        </w:drawing>
+      </w:r>
+      <w:bookmarkEnd w:id="0"/>
+    </w:p>
     <w:sectPr>
       <w:pgSz w:w="12240" w:h="15840"/>
       <w:pgMar w:top="1440" w:right="1440" w:bottom="1440" w:left="1440" w:header="720" w:footer="720" w:gutter="0"/>
@@ -1035,7 +1473,7 @@
 </file>
 
 <file path=word/styles.xml><?xml version="1.0" encoding="utf-8"?>
-<w:styles xmlns:mc="http://schemas.openxmlformats.org/markup-compatibility/2006" xmlns:r="http://schemas.openxmlformats.org/officeDocument/2006/relationships" xmlns:w="http://schemas.openxmlformats.org/wordprocessingml/2006/main" xmlns:w14="http://schemas.microsoft.com/office/word/2010/wordml" xmlns:w15="http://schemas.microsoft.com/office/word/2012/wordml" xmlns:w16cex="http://schemas.microsoft.com/office/word/2018/wordml/cex" xmlns:w16cid="http://schemas.microsoft.com/office/word/2016/wordml/cid" xmlns:w16="http://schemas.microsoft.com/office/word/2018/wordml" xmlns:w16du="http://schemas.microsoft.com/office/word/2023/wordml/word16du" xmlns:w16sdtdh="http://schemas.microsoft.com/office/word/2020/wordml/sdtdatahash" xmlns:w16sdtfl="http://schemas.microsoft.com/office/word/2024/wordml/sdtformatlock" xmlns:w16se="http://schemas.microsoft.com/office/word/2015/wordml/symex" mc:Ignorable="w14 w15 w16se w16cid w16 w16cex w16sdtdh w16sdtfl w16du">
+<w:styles xmlns:mc="http://schemas.openxmlformats.org/markup-compatibility/2006" xmlns:r="http://schemas.openxmlformats.org/officeDocument/2006/relationships" xmlns:w="http://schemas.openxmlformats.org/wordprocessingml/2006/main" xmlns:w14="http://schemas.microsoft.com/office/word/2010/wordml" xmlns:w15="http://schemas.microsoft.com/office/word/2012/wordml" xmlns:w16se="http://schemas.microsoft.com/office/word/2015/wordml/symex" mc:Ignorable="w14 w15 w16se">
   <w:docDefaults>
     <w:rPrDefault>
       <w:rPr>
@@ -1051,7 +1489,7 @@
       </w:pPr>
     </w:pPrDefault>
   </w:docDefaults>
-  <w:latentStyles w:defLockedState="0" w:defUIPriority="99" w:defSemiHidden="0" w:defUnhideWhenUsed="0" w:defQFormat="0" w:count="376">
+  <w:latentStyles w:defLockedState="0" w:defUIPriority="99" w:defSemiHidden="0" w:defUnhideWhenUsed="0" w:defQFormat="0" w:count="371">
     <w:lsdException w:name="Normal" w:uiPriority="0" w:qFormat="1"/>
     <w:lsdException w:name="heading 1" w:uiPriority="9" w:qFormat="1"/>
     <w:lsdException w:name="heading 2" w:semiHidden="1" w:uiPriority="9" w:unhideWhenUsed="1" w:qFormat="1"/>
@@ -1423,11 +1861,6 @@
     <w:lsdException w:name="List Table 5 Dark Accent 6" w:uiPriority="50"/>
     <w:lsdException w:name="List Table 6 Colorful Accent 6" w:uiPriority="51"/>
     <w:lsdException w:name="List Table 7 Colorful Accent 6" w:uiPriority="52"/>
-    <w:lsdException w:name="Mention" w:semiHidden="1" w:unhideWhenUsed="1"/>
-    <w:lsdException w:name="Smart Hyperlink" w:semiHidden="1" w:unhideWhenUsed="1"/>
-    <w:lsdException w:name="Hashtag" w:semiHidden="1" w:unhideWhenUsed="1"/>
-    <w:lsdException w:name="Unresolved Mention" w:semiHidden="1" w:unhideWhenUsed="1"/>
-    <w:lsdException w:name="Smart Link" w:semiHidden="1" w:unhideWhenUsed="1"/>
   </w:latentStyles>
   <w:style w:type="paragraph" w:default="1" w:styleId="Normal">
     <w:name w:val="Normal"/>

--- a/3.React/UltimateReactCourse/Document/3.docx
+++ b/3.React/UltimateReactCourse/Document/3.docx
@@ -14,7 +14,32 @@
           <w:sz w:val="40"/>
           <w:szCs w:val="40"/>
         </w:rPr>
-        <w:t xml:space="preserve">-useRedudcer(): </w:t>
+        <w:t>-</w:t>
+      </w:r>
+      <w:proofErr w:type="spellStart"/>
+      <w:proofErr w:type="gramStart"/>
+      <w:r>
+        <w:rPr>
+          <w:sz w:val="40"/>
+          <w:szCs w:val="40"/>
+        </w:rPr>
+        <w:t>useRedudcer</w:t>
+      </w:r>
+      <w:proofErr w:type="spellEnd"/>
+      <w:r>
+        <w:rPr>
+          <w:sz w:val="40"/>
+          <w:szCs w:val="40"/>
+        </w:rPr>
+        <w:t>(</w:t>
+      </w:r>
+      <w:proofErr w:type="gramEnd"/>
+      <w:r>
+        <w:rPr>
+          <w:sz w:val="40"/>
+          <w:szCs w:val="40"/>
+        </w:rPr>
+        <w:t xml:space="preserve">): </w:t>
       </w:r>
     </w:p>
     <w:p>
@@ -257,8 +282,17 @@
           <w:sz w:val="40"/>
           <w:szCs w:val="40"/>
         </w:rPr>
-        <w:t>+Fake data questions: data/questions.json</w:t>
-      </w:r>
+        <w:t>+Fake data questions: data/</w:t>
+      </w:r>
+      <w:proofErr w:type="spellStart"/>
+      <w:r>
+        <w:rPr>
+          <w:sz w:val="40"/>
+          <w:szCs w:val="40"/>
+        </w:rPr>
+        <w:t>questions.json</w:t>
+      </w:r>
+      <w:proofErr w:type="spellEnd"/>
     </w:p>
     <w:p>
       <w:pPr>
@@ -271,7 +305,23 @@
           <w:sz w:val="40"/>
           <w:szCs w:val="40"/>
         </w:rPr>
-        <w:t>+Install json-server:</w:t>
+        <w:t xml:space="preserve">+Install </w:t>
+      </w:r>
+      <w:proofErr w:type="spellStart"/>
+      <w:r>
+        <w:rPr>
+          <w:sz w:val="40"/>
+          <w:szCs w:val="40"/>
+        </w:rPr>
+        <w:t>json</w:t>
+      </w:r>
+      <w:proofErr w:type="spellEnd"/>
+      <w:r>
+        <w:rPr>
+          <w:sz w:val="40"/>
+          <w:szCs w:val="40"/>
+        </w:rPr>
+        <w:t>-server:</w:t>
       </w:r>
       <w:r>
         <w:rPr>
@@ -388,7 +438,23 @@
           <w:sz w:val="40"/>
           <w:szCs w:val="40"/>
         </w:rPr>
-        <w:t>And: npm run server</w:t>
+        <w:t xml:space="preserve">And: </w:t>
+      </w:r>
+      <w:proofErr w:type="spellStart"/>
+      <w:r>
+        <w:rPr>
+          <w:sz w:val="40"/>
+          <w:szCs w:val="40"/>
+        </w:rPr>
+        <w:t>npm</w:t>
+      </w:r>
+      <w:proofErr w:type="spellEnd"/>
+      <w:r>
+        <w:rPr>
+          <w:sz w:val="40"/>
+          <w:szCs w:val="40"/>
+        </w:rPr>
+        <w:t xml:space="preserve"> run server</w:t>
       </w:r>
     </w:p>
     <w:tbl>
@@ -740,6 +806,7 @@
         </w:rPr>
         <w:t>+</w:t>
       </w:r>
+      <w:proofErr w:type="spellStart"/>
       <w:r>
         <w:rPr>
           <w:b/>
@@ -749,6 +816,7 @@
         </w:rPr>
         <w:t>BrowserRouter</w:t>
       </w:r>
+      <w:proofErr w:type="spellEnd"/>
     </w:p>
     <w:p>
       <w:pPr>
@@ -826,7 +894,23 @@
           <w:sz w:val="40"/>
           <w:szCs w:val="40"/>
         </w:rPr>
-        <w:t>+Use &lt;Link&gt; or &lt;NavLink&gt;</w:t>
+        <w:t>+Use &lt;Link&gt; or &lt;</w:t>
+      </w:r>
+      <w:proofErr w:type="spellStart"/>
+      <w:r>
+        <w:rPr>
+          <w:sz w:val="40"/>
+          <w:szCs w:val="40"/>
+        </w:rPr>
+        <w:t>NavLink</w:t>
+      </w:r>
+      <w:proofErr w:type="spellEnd"/>
+      <w:r>
+        <w:rPr>
+          <w:sz w:val="40"/>
+          <w:szCs w:val="40"/>
+        </w:rPr>
+        <w:t>&gt;</w:t>
       </w:r>
     </w:p>
     <w:p>
@@ -933,7 +1017,23 @@
           <w:sz w:val="40"/>
           <w:szCs w:val="40"/>
         </w:rPr>
-        <w:t>+Nested Routes and Inex Route</w:t>
+        <w:t xml:space="preserve">+Nested Routes and </w:t>
+      </w:r>
+      <w:proofErr w:type="spellStart"/>
+      <w:r>
+        <w:rPr>
+          <w:sz w:val="40"/>
+          <w:szCs w:val="40"/>
+        </w:rPr>
+        <w:t>Inex</w:t>
+      </w:r>
+      <w:proofErr w:type="spellEnd"/>
+      <w:r>
+        <w:rPr>
+          <w:sz w:val="40"/>
+          <w:szCs w:val="40"/>
+        </w:rPr>
+        <w:t xml:space="preserve"> Route</w:t>
       </w:r>
     </w:p>
     <w:p>
@@ -1049,6 +1149,7 @@
       </w:pPr>
       <w:r>
         <w:rPr>
+          <w:noProof/>
           <w:sz w:val="40"/>
           <w:szCs w:val="40"/>
         </w:rPr>
@@ -1098,6 +1199,7 @@
       </w:pPr>
       <w:r>
         <w:rPr>
+          <w:noProof/>
           <w:sz w:val="40"/>
           <w:szCs w:val="40"/>
         </w:rPr>
@@ -1162,6 +1264,7 @@
       </w:pPr>
       <w:r>
         <w:rPr>
+          <w:noProof/>
           <w:sz w:val="40"/>
           <w:szCs w:val="40"/>
         </w:rPr>
@@ -1211,6 +1314,7 @@
       </w:pPr>
       <w:r>
         <w:rPr>
+          <w:noProof/>
           <w:sz w:val="40"/>
           <w:szCs w:val="40"/>
         </w:rPr>
@@ -1287,24 +1391,45 @@
         </w:rPr>
         <w:t xml:space="preserve"> </w:t>
       </w:r>
+      <w:proofErr w:type="spellStart"/>
+      <w:proofErr w:type="gramStart"/>
       <w:r>
         <w:rPr>
           <w:b/>
           <w:sz w:val="40"/>
           <w:szCs w:val="40"/>
         </w:rPr>
-        <w:t>useNavigate()</w:t>
-      </w:r>
-    </w:p>
-    <w:p>
-      <w:pPr>
-        <w:rPr>
-          <w:sz w:val="40"/>
-          <w:szCs w:val="40"/>
-        </w:rPr>
-      </w:pPr>
-      <w:r>
-        <w:rPr>
+        <w:t>useNavigate</w:t>
+      </w:r>
+      <w:proofErr w:type="spellEnd"/>
+      <w:r>
+        <w:rPr>
+          <w:b/>
+          <w:sz w:val="40"/>
+          <w:szCs w:val="40"/>
+        </w:rPr>
+        <w:t>(</w:t>
+      </w:r>
+      <w:proofErr w:type="gramEnd"/>
+      <w:r>
+        <w:rPr>
+          <w:b/>
+          <w:sz w:val="40"/>
+          <w:szCs w:val="40"/>
+        </w:rPr>
+        <w:t>)</w:t>
+      </w:r>
+    </w:p>
+    <w:p>
+      <w:pPr>
+        <w:rPr>
+          <w:sz w:val="40"/>
+          <w:szCs w:val="40"/>
+        </w:rPr>
+      </w:pPr>
+      <w:r>
+        <w:rPr>
+          <w:noProof/>
           <w:sz w:val="40"/>
           <w:szCs w:val="40"/>
         </w:rPr>
@@ -1354,6 +1479,7 @@
       </w:pPr>
       <w:r>
         <w:rPr>
+          <w:noProof/>
           <w:sz w:val="40"/>
           <w:szCs w:val="40"/>
         </w:rPr>
@@ -1418,9 +1544,9 @@
           <w:szCs w:val="40"/>
         </w:rPr>
       </w:pPr>
-      <w:bookmarkStart w:id="0" w:name="_GoBack"/>
-      <w:r>
-        <w:rPr>
+      <w:r>
+        <w:rPr>
+          <w:noProof/>
           <w:sz w:val="40"/>
           <w:szCs w:val="40"/>
         </w:rPr>
@@ -1460,6 +1586,136 @@
           </wp:inline>
         </w:drawing>
       </w:r>
+    </w:p>
+    <w:p>
+      <w:pPr>
+        <w:rPr>
+          <w:sz w:val="40"/>
+          <w:szCs w:val="40"/>
+        </w:rPr>
+      </w:pPr>
+      <w:r>
+        <w:rPr>
+          <w:sz w:val="40"/>
+          <w:szCs w:val="40"/>
+        </w:rPr>
+        <w:lastRenderedPageBreak/>
+        <w:t>-Context API:</w:t>
+      </w:r>
+    </w:p>
+    <w:p>
+      <w:pPr>
+        <w:rPr>
+          <w:sz w:val="40"/>
+          <w:szCs w:val="40"/>
+        </w:rPr>
+      </w:pPr>
+      <w:r>
+        <w:rPr>
+          <w:sz w:val="40"/>
+          <w:szCs w:val="40"/>
+        </w:rPr>
+        <w:t>+Create and Provide a Context</w:t>
+      </w:r>
+    </w:p>
+    <w:p>
+      <w:pPr>
+        <w:rPr>
+          <w:sz w:val="40"/>
+          <w:szCs w:val="40"/>
+        </w:rPr>
+      </w:pPr>
+      <w:r>
+        <w:rPr>
+          <w:sz w:val="40"/>
+          <w:szCs w:val="40"/>
+        </w:rPr>
+        <w:drawing>
+          <wp:inline distT="0" distB="0" distL="0" distR="0" wp14:anchorId="07A46900" wp14:editId="2D519F45">
+            <wp:extent cx="2233649" cy="502571"/>
+            <wp:effectExtent l="0" t="0" r="0" b="0"/>
+            <wp:docPr id="13" name="Picture 13"/>
+            <wp:cNvGraphicFramePr>
+              <a:graphicFrameLocks xmlns:a="http://schemas.openxmlformats.org/drawingml/2006/main" noChangeAspect="1"/>
+            </wp:cNvGraphicFramePr>
+            <a:graphic xmlns:a="http://schemas.openxmlformats.org/drawingml/2006/main">
+              <a:graphicData uri="http://schemas.openxmlformats.org/drawingml/2006/picture">
+                <pic:pic xmlns:pic="http://schemas.openxmlformats.org/drawingml/2006/picture">
+                  <pic:nvPicPr>
+                    <pic:cNvPr id="1" name=""/>
+                    <pic:cNvPicPr/>
+                  </pic:nvPicPr>
+                  <pic:blipFill>
+                    <a:blip r:embed="rId22"/>
+                    <a:stretch>
+                      <a:fillRect/>
+                    </a:stretch>
+                  </pic:blipFill>
+                  <pic:spPr>
+                    <a:xfrm>
+                      <a:off x="0" y="0"/>
+                      <a:ext cx="2341417" cy="526819"/>
+                    </a:xfrm>
+                    <a:prstGeom prst="rect">
+                      <a:avLst/>
+                    </a:prstGeom>
+                  </pic:spPr>
+                </pic:pic>
+              </a:graphicData>
+            </a:graphic>
+          </wp:inline>
+        </w:drawing>
+      </w:r>
+    </w:p>
+    <w:p>
+      <w:pPr>
+        <w:rPr>
+          <w:sz w:val="40"/>
+          <w:szCs w:val="40"/>
+        </w:rPr>
+      </w:pPr>
+      <w:r>
+        <w:rPr>
+          <w:sz w:val="40"/>
+          <w:szCs w:val="40"/>
+        </w:rPr>
+        <w:drawing>
+          <wp:inline distT="0" distB="0" distL="0" distR="0" wp14:anchorId="4E7DE987" wp14:editId="614CF162">
+            <wp:extent cx="2675702" cy="1717117"/>
+            <wp:effectExtent l="0" t="0" r="0" b="0"/>
+            <wp:docPr id="14" name="Picture 14"/>
+            <wp:cNvGraphicFramePr>
+              <a:graphicFrameLocks xmlns:a="http://schemas.openxmlformats.org/drawingml/2006/main" noChangeAspect="1"/>
+            </wp:cNvGraphicFramePr>
+            <a:graphic xmlns:a="http://schemas.openxmlformats.org/drawingml/2006/main">
+              <a:graphicData uri="http://schemas.openxmlformats.org/drawingml/2006/picture">
+                <pic:pic xmlns:pic="http://schemas.openxmlformats.org/drawingml/2006/picture">
+                  <pic:nvPicPr>
+                    <pic:cNvPr id="1" name=""/>
+                    <pic:cNvPicPr/>
+                  </pic:nvPicPr>
+                  <pic:blipFill>
+                    <a:blip r:embed="rId23"/>
+                    <a:stretch>
+                      <a:fillRect/>
+                    </a:stretch>
+                  </pic:blipFill>
+                  <pic:spPr>
+                    <a:xfrm>
+                      <a:off x="0" y="0"/>
+                      <a:ext cx="2686443" cy="1724010"/>
+                    </a:xfrm>
+                    <a:prstGeom prst="rect">
+                      <a:avLst/>
+                    </a:prstGeom>
+                  </pic:spPr>
+                </pic:pic>
+              </a:graphicData>
+            </a:graphic>
+          </wp:inline>
+        </w:drawing>
+      </w:r>
+      <w:bookmarkStart w:id="0" w:name="_GoBack"/>
       <w:bookmarkEnd w:id="0"/>
     </w:p>
     <w:sectPr>

--- a/3.React/UltimateReactCourse/Document/3.docx
+++ b/3.React/UltimateReactCourse/Document/3.docx
@@ -1,6 +1,6 @@
 
 <file path=word/document.xml><?xml version="1.0" encoding="utf-8"?>
-<w:document xmlns:wpc="http://schemas.microsoft.com/office/word/2010/wordprocessingCanvas" xmlns:cx="http://schemas.microsoft.com/office/drawing/2014/chartex" xmlns:mc="http://schemas.openxmlformats.org/markup-compatibility/2006" xmlns:o="urn:schemas-microsoft-com:office:office" xmlns:r="http://schemas.openxmlformats.org/officeDocument/2006/relationships" xmlns:m="http://schemas.openxmlformats.org/officeDocument/2006/math" xmlns:v="urn:schemas-microsoft-com:vml" xmlns:wp14="http://schemas.microsoft.com/office/word/2010/wordprocessingDrawing" xmlns:wp="http://schemas.openxmlformats.org/drawingml/2006/wordprocessingDrawing" xmlns:w10="urn:schemas-microsoft-com:office:word" xmlns:w="http://schemas.openxmlformats.org/wordprocessingml/2006/main" xmlns:w14="http://schemas.microsoft.com/office/word/2010/wordml" xmlns:w15="http://schemas.microsoft.com/office/word/2012/wordml" xmlns:w16se="http://schemas.microsoft.com/office/word/2015/wordml/symex" xmlns:wpg="http://schemas.microsoft.com/office/word/2010/wordprocessingGroup" xmlns:wpi="http://schemas.microsoft.com/office/word/2010/wordprocessingInk" xmlns:wne="http://schemas.microsoft.com/office/word/2006/wordml" xmlns:wps="http://schemas.microsoft.com/office/word/2010/wordprocessingShape" mc:Ignorable="w14 w15 w16se wp14">
+<w:document xmlns:wpc="http://schemas.microsoft.com/office/word/2010/wordprocessingCanvas" xmlns:cx="http://schemas.microsoft.com/office/drawing/2014/chartex" xmlns:cx1="http://schemas.microsoft.com/office/drawing/2015/9/8/chartex" xmlns:cx2="http://schemas.microsoft.com/office/drawing/2015/10/21/chartex" xmlns:cx3="http://schemas.microsoft.com/office/drawing/2016/5/9/chartex" xmlns:cx4="http://schemas.microsoft.com/office/drawing/2016/5/10/chartex" xmlns:cx5="http://schemas.microsoft.com/office/drawing/2016/5/11/chartex" xmlns:cx6="http://schemas.microsoft.com/office/drawing/2016/5/12/chartex" xmlns:cx7="http://schemas.microsoft.com/office/drawing/2016/5/13/chartex" xmlns:cx8="http://schemas.microsoft.com/office/drawing/2016/5/14/chartex" xmlns:mc="http://schemas.openxmlformats.org/markup-compatibility/2006" xmlns:aink="http://schemas.microsoft.com/office/drawing/2016/ink" xmlns:am3d="http://schemas.microsoft.com/office/drawing/2017/model3d" xmlns:o="urn:schemas-microsoft-com:office:office" xmlns:oel="http://schemas.microsoft.com/office/2019/extlst" xmlns:r="http://schemas.openxmlformats.org/officeDocument/2006/relationships" xmlns:m="http://schemas.openxmlformats.org/officeDocument/2006/math" xmlns:v="urn:schemas-microsoft-com:vml" xmlns:wp14="http://schemas.microsoft.com/office/word/2010/wordprocessingDrawing" xmlns:wp="http://schemas.openxmlformats.org/drawingml/2006/wordprocessingDrawing" xmlns:w10="urn:schemas-microsoft-com:office:word" xmlns:w="http://schemas.openxmlformats.org/wordprocessingml/2006/main" xmlns:w14="http://schemas.microsoft.com/office/word/2010/wordml" xmlns:w15="http://schemas.microsoft.com/office/word/2012/wordml" xmlns:w16cex="http://schemas.microsoft.com/office/word/2018/wordml/cex" xmlns:w16cid="http://schemas.microsoft.com/office/word/2016/wordml/cid" xmlns:w16="http://schemas.microsoft.com/office/word/2018/wordml" xmlns:w16du="http://schemas.microsoft.com/office/word/2023/wordml/word16du" xmlns:w16sdtdh="http://schemas.microsoft.com/office/word/2020/wordml/sdtdatahash" xmlns:w16sdtfl="http://schemas.microsoft.com/office/word/2024/wordml/sdtformatlock" xmlns:w16se="http://schemas.microsoft.com/office/word/2015/wordml/symex" xmlns:wpg="http://schemas.microsoft.com/office/word/2010/wordprocessingGroup" xmlns:wpi="http://schemas.microsoft.com/office/word/2010/wordprocessingInk" xmlns:wne="http://schemas.microsoft.com/office/word/2006/wordml" xmlns:wps="http://schemas.microsoft.com/office/word/2010/wordprocessingShape" mc:Ignorable="w14 w15 w16se w16cid w16 w16cex w16sdtdh w16sdtfl w16du wp14">
   <w:body>
     <w:p>
       <w:pPr>
@@ -1017,23 +1017,7 @@
           <w:sz w:val="40"/>
           <w:szCs w:val="40"/>
         </w:rPr>
-        <w:t xml:space="preserve">+Nested Routes and </w:t>
-      </w:r>
-      <w:proofErr w:type="spellStart"/>
-      <w:r>
-        <w:rPr>
-          <w:sz w:val="40"/>
-          <w:szCs w:val="40"/>
-        </w:rPr>
-        <w:t>Inex</w:t>
-      </w:r>
-      <w:proofErr w:type="spellEnd"/>
-      <w:r>
-        <w:rPr>
-          <w:sz w:val="40"/>
-          <w:szCs w:val="40"/>
-        </w:rPr>
-        <w:t xml:space="preserve"> Route</w:t>
+        <w:t>+Nested Routes and Inex Route</w:t>
       </w:r>
     </w:p>
     <w:p>
@@ -1600,7 +1584,23 @@
           <w:szCs w:val="40"/>
         </w:rPr>
         <w:lastRenderedPageBreak/>
-        <w:t>-Context API:</w:t>
+        <w:t>-</w:t>
+      </w:r>
+      <w:r>
+        <w:rPr>
+          <w:b/>
+          <w:bCs/>
+          <w:sz w:val="40"/>
+          <w:szCs w:val="40"/>
+        </w:rPr>
+        <w:t>Context API</w:t>
+      </w:r>
+      <w:r>
+        <w:rPr>
+          <w:sz w:val="40"/>
+          <w:szCs w:val="40"/>
+        </w:rPr>
+        <w:t>:</w:t>
       </w:r>
     </w:p>
     <w:p>
@@ -1627,6 +1627,7 @@
       </w:pPr>
       <w:r>
         <w:rPr>
+          <w:noProof/>
           <w:sz w:val="40"/>
           <w:szCs w:val="40"/>
         </w:rPr>
@@ -1676,6 +1677,7 @@
       </w:pPr>
       <w:r>
         <w:rPr>
+          <w:noProof/>
           <w:sz w:val="40"/>
           <w:szCs w:val="40"/>
         </w:rPr>
@@ -1715,8 +1717,554 @@
           </wp:inline>
         </w:drawing>
       </w:r>
-      <w:bookmarkStart w:id="0" w:name="_GoBack"/>
-      <w:bookmarkEnd w:id="0"/>
+    </w:p>
+    <w:p>
+      <w:pPr>
+        <w:rPr>
+          <w:sz w:val="40"/>
+          <w:szCs w:val="40"/>
+        </w:rPr>
+      </w:pPr>
+      <w:r>
+        <w:rPr>
+          <w:sz w:val="40"/>
+          <w:szCs w:val="40"/>
+        </w:rPr>
+        <w:t>+Consume the Context</w:t>
+      </w:r>
+    </w:p>
+    <w:p>
+      <w:pPr>
+        <w:rPr>
+          <w:sz w:val="40"/>
+          <w:szCs w:val="40"/>
+        </w:rPr>
+      </w:pPr>
+      <w:r>
+        <w:rPr>
+          <w:noProof/>
+        </w:rPr>
+        <w:drawing>
+          <wp:inline distT="0" distB="0" distL="0" distR="0" wp14:anchorId="194D42DD" wp14:editId="440ACC49">
+            <wp:extent cx="3667125" cy="390525"/>
+            <wp:effectExtent l="0" t="0" r="9525" b="9525"/>
+            <wp:docPr id="1771061582" name="Picture 1"/>
+            <wp:cNvGraphicFramePr>
+              <a:graphicFrameLocks xmlns:a="http://schemas.openxmlformats.org/drawingml/2006/main" noChangeAspect="1"/>
+            </wp:cNvGraphicFramePr>
+            <a:graphic xmlns:a="http://schemas.openxmlformats.org/drawingml/2006/main">
+              <a:graphicData uri="http://schemas.openxmlformats.org/drawingml/2006/picture">
+                <pic:pic xmlns:pic="http://schemas.openxmlformats.org/drawingml/2006/picture">
+                  <pic:nvPicPr>
+                    <pic:cNvPr id="1771061582" name=""/>
+                    <pic:cNvPicPr/>
+                  </pic:nvPicPr>
+                  <pic:blipFill>
+                    <a:blip r:embed="rId24"/>
+                    <a:stretch>
+                      <a:fillRect/>
+                    </a:stretch>
+                  </pic:blipFill>
+                  <pic:spPr>
+                    <a:xfrm>
+                      <a:off x="0" y="0"/>
+                      <a:ext cx="3667125" cy="390525"/>
+                    </a:xfrm>
+                    <a:prstGeom prst="rect">
+                      <a:avLst/>
+                    </a:prstGeom>
+                  </pic:spPr>
+                </pic:pic>
+              </a:graphicData>
+            </a:graphic>
+          </wp:inline>
+        </w:drawing>
+      </w:r>
+    </w:p>
+    <w:p>
+      <w:pPr>
+        <w:rPr>
+          <w:sz w:val="40"/>
+          <w:szCs w:val="40"/>
+        </w:rPr>
+      </w:pPr>
+      <w:r>
+        <w:rPr>
+          <w:sz w:val="40"/>
+          <w:szCs w:val="40"/>
+        </w:rPr>
+        <w:t>+Custom Provider and Hook</w:t>
+      </w:r>
+    </w:p>
+    <w:p>
+      <w:pPr>
+        <w:rPr>
+          <w:sz w:val="40"/>
+          <w:szCs w:val="40"/>
+        </w:rPr>
+      </w:pPr>
+      <w:r>
+        <w:rPr>
+          <w:sz w:val="40"/>
+          <w:szCs w:val="40"/>
+        </w:rPr>
+        <w:t xml:space="preserve">Create </w:t>
+      </w:r>
+      <w:proofErr w:type="spellStart"/>
+      <w:r>
+        <w:rPr>
+          <w:sz w:val="40"/>
+          <w:szCs w:val="40"/>
+        </w:rPr>
+        <w:t>PostContext.jsx</w:t>
+      </w:r>
+      <w:proofErr w:type="spellEnd"/>
+      <w:r>
+        <w:rPr>
+          <w:sz w:val="40"/>
+          <w:szCs w:val="40"/>
+        </w:rPr>
+        <w:t>:</w:t>
+      </w:r>
+    </w:p>
+    <w:p>
+      <w:pPr>
+        <w:rPr>
+          <w:sz w:val="40"/>
+          <w:szCs w:val="40"/>
+        </w:rPr>
+      </w:pPr>
+      <w:r>
+        <w:rPr>
+          <w:noProof/>
+        </w:rPr>
+        <w:drawing>
+          <wp:inline distT="0" distB="0" distL="0" distR="0" wp14:anchorId="692AEC82" wp14:editId="15DBA5EC">
+            <wp:extent cx="2309149" cy="649693"/>
+            <wp:effectExtent l="0" t="0" r="0" b="0"/>
+            <wp:docPr id="1269567448" name="Picture 1" descr="A black screen with colorful text&#10;&#10;AI-generated content may be incorrect."/>
+            <wp:cNvGraphicFramePr>
+              <a:graphicFrameLocks xmlns:a="http://schemas.openxmlformats.org/drawingml/2006/main" noChangeAspect="1"/>
+            </wp:cNvGraphicFramePr>
+            <a:graphic xmlns:a="http://schemas.openxmlformats.org/drawingml/2006/main">
+              <a:graphicData uri="http://schemas.openxmlformats.org/drawingml/2006/picture">
+                <pic:pic xmlns:pic="http://schemas.openxmlformats.org/drawingml/2006/picture">
+                  <pic:nvPicPr>
+                    <pic:cNvPr id="1269567448" name="Picture 1" descr="A black screen with colorful text&#10;&#10;AI-generated content may be incorrect."/>
+                    <pic:cNvPicPr/>
+                  </pic:nvPicPr>
+                  <pic:blipFill>
+                    <a:blip r:embed="rId25"/>
+                    <a:stretch>
+                      <a:fillRect/>
+                    </a:stretch>
+                  </pic:blipFill>
+                  <pic:spPr>
+                    <a:xfrm>
+                      <a:off x="0" y="0"/>
+                      <a:ext cx="2330090" cy="655585"/>
+                    </a:xfrm>
+                    <a:prstGeom prst="rect">
+                      <a:avLst/>
+                    </a:prstGeom>
+                  </pic:spPr>
+                </pic:pic>
+              </a:graphicData>
+            </a:graphic>
+          </wp:inline>
+        </w:drawing>
+      </w:r>
+    </w:p>
+    <w:p>
+      <w:pPr>
+        <w:rPr>
+          <w:sz w:val="40"/>
+          <w:szCs w:val="40"/>
+        </w:rPr>
+      </w:pPr>
+      <w:r>
+        <w:rPr>
+          <w:noProof/>
+        </w:rPr>
+        <w:drawing>
+          <wp:inline distT="0" distB="0" distL="0" distR="0" wp14:anchorId="055A5969" wp14:editId="23CB9C5F">
+            <wp:extent cx="2558005" cy="2284746"/>
+            <wp:effectExtent l="0" t="0" r="0" b="1270"/>
+            <wp:docPr id="67283652" name="Picture 1" descr="A screen shot of a computer program&#10;&#10;AI-generated content may be incorrect."/>
+            <wp:cNvGraphicFramePr>
+              <a:graphicFrameLocks xmlns:a="http://schemas.openxmlformats.org/drawingml/2006/main" noChangeAspect="1"/>
+            </wp:cNvGraphicFramePr>
+            <a:graphic xmlns:a="http://schemas.openxmlformats.org/drawingml/2006/main">
+              <a:graphicData uri="http://schemas.openxmlformats.org/drawingml/2006/picture">
+                <pic:pic xmlns:pic="http://schemas.openxmlformats.org/drawingml/2006/picture">
+                  <pic:nvPicPr>
+                    <pic:cNvPr id="67283652" name="Picture 1" descr="A screen shot of a computer program&#10;&#10;AI-generated content may be incorrect."/>
+                    <pic:cNvPicPr/>
+                  </pic:nvPicPr>
+                  <pic:blipFill>
+                    <a:blip r:embed="rId26"/>
+                    <a:stretch>
+                      <a:fillRect/>
+                    </a:stretch>
+                  </pic:blipFill>
+                  <pic:spPr>
+                    <a:xfrm>
+                      <a:off x="0" y="0"/>
+                      <a:ext cx="2560116" cy="2286632"/>
+                    </a:xfrm>
+                    <a:prstGeom prst="rect">
+                      <a:avLst/>
+                    </a:prstGeom>
+                  </pic:spPr>
+                </pic:pic>
+              </a:graphicData>
+            </a:graphic>
+          </wp:inline>
+        </w:drawing>
+      </w:r>
+    </w:p>
+    <w:p>
+      <w:pPr>
+        <w:rPr>
+          <w:sz w:val="40"/>
+          <w:szCs w:val="40"/>
+        </w:rPr>
+      </w:pPr>
+      <w:r>
+        <w:rPr>
+          <w:noProof/>
+        </w:rPr>
+        <w:lastRenderedPageBreak/>
+        <w:drawing>
+          <wp:inline distT="0" distB="0" distL="0" distR="0" wp14:anchorId="4B6DFD73" wp14:editId="5A3360F0">
+            <wp:extent cx="4618299" cy="1215342"/>
+            <wp:effectExtent l="0" t="0" r="0" b="4445"/>
+            <wp:docPr id="552119512" name="Picture 1" descr="A screen shot of a computer code&#10;&#10;AI-generated content may be incorrect."/>
+            <wp:cNvGraphicFramePr>
+              <a:graphicFrameLocks xmlns:a="http://schemas.openxmlformats.org/drawingml/2006/main" noChangeAspect="1"/>
+            </wp:cNvGraphicFramePr>
+            <a:graphic xmlns:a="http://schemas.openxmlformats.org/drawingml/2006/main">
+              <a:graphicData uri="http://schemas.openxmlformats.org/drawingml/2006/picture">
+                <pic:pic xmlns:pic="http://schemas.openxmlformats.org/drawingml/2006/picture">
+                  <pic:nvPicPr>
+                    <pic:cNvPr id="552119512" name="Picture 1" descr="A screen shot of a computer code&#10;&#10;AI-generated content may be incorrect."/>
+                    <pic:cNvPicPr/>
+                  </pic:nvPicPr>
+                  <pic:blipFill>
+                    <a:blip r:embed="rId27"/>
+                    <a:stretch>
+                      <a:fillRect/>
+                    </a:stretch>
+                  </pic:blipFill>
+                  <pic:spPr>
+                    <a:xfrm>
+                      <a:off x="0" y="0"/>
+                      <a:ext cx="4637031" cy="1220271"/>
+                    </a:xfrm>
+                    <a:prstGeom prst="rect">
+                      <a:avLst/>
+                    </a:prstGeom>
+                  </pic:spPr>
+                </pic:pic>
+              </a:graphicData>
+            </a:graphic>
+          </wp:inline>
+        </w:drawing>
+      </w:r>
+    </w:p>
+    <w:p>
+      <w:pPr>
+        <w:rPr>
+          <w:sz w:val="40"/>
+          <w:szCs w:val="40"/>
+        </w:rPr>
+      </w:pPr>
+      <w:r>
+        <w:rPr>
+          <w:sz w:val="40"/>
+          <w:szCs w:val="40"/>
+        </w:rPr>
+        <w:t xml:space="preserve">Then used context in </w:t>
+      </w:r>
+      <w:proofErr w:type="spellStart"/>
+      <w:r>
+        <w:rPr>
+          <w:sz w:val="40"/>
+          <w:szCs w:val="40"/>
+        </w:rPr>
+        <w:t>App.jsx</w:t>
+      </w:r>
+      <w:proofErr w:type="spellEnd"/>
+      <w:r>
+        <w:rPr>
+          <w:sz w:val="40"/>
+          <w:szCs w:val="40"/>
+        </w:rPr>
+        <w:t>:</w:t>
+      </w:r>
+    </w:p>
+    <w:p>
+      <w:pPr>
+        <w:rPr>
+          <w:sz w:val="40"/>
+          <w:szCs w:val="40"/>
+        </w:rPr>
+      </w:pPr>
+      <w:r>
+        <w:rPr>
+          <w:noProof/>
+        </w:rPr>
+        <w:drawing>
+          <wp:inline distT="0" distB="0" distL="0" distR="0" wp14:anchorId="57185CC6" wp14:editId="5CABEE19">
+            <wp:extent cx="4076700" cy="228600"/>
+            <wp:effectExtent l="0" t="0" r="0" b="0"/>
+            <wp:docPr id="187121183" name="Picture 1"/>
+            <wp:cNvGraphicFramePr>
+              <a:graphicFrameLocks xmlns:a="http://schemas.openxmlformats.org/drawingml/2006/main" noChangeAspect="1"/>
+            </wp:cNvGraphicFramePr>
+            <a:graphic xmlns:a="http://schemas.openxmlformats.org/drawingml/2006/main">
+              <a:graphicData uri="http://schemas.openxmlformats.org/drawingml/2006/picture">
+                <pic:pic xmlns:pic="http://schemas.openxmlformats.org/drawingml/2006/picture">
+                  <pic:nvPicPr>
+                    <pic:cNvPr id="187121183" name=""/>
+                    <pic:cNvPicPr/>
+                  </pic:nvPicPr>
+                  <pic:blipFill>
+                    <a:blip r:embed="rId28"/>
+                    <a:stretch>
+                      <a:fillRect/>
+                    </a:stretch>
+                  </pic:blipFill>
+                  <pic:spPr>
+                    <a:xfrm>
+                      <a:off x="0" y="0"/>
+                      <a:ext cx="4076700" cy="228600"/>
+                    </a:xfrm>
+                    <a:prstGeom prst="rect">
+                      <a:avLst/>
+                    </a:prstGeom>
+                  </pic:spPr>
+                </pic:pic>
+              </a:graphicData>
+            </a:graphic>
+          </wp:inline>
+        </w:drawing>
+      </w:r>
+    </w:p>
+    <w:p>
+      <w:pPr>
+        <w:rPr>
+          <w:sz w:val="40"/>
+          <w:szCs w:val="40"/>
+        </w:rPr>
+      </w:pPr>
+      <w:r>
+        <w:rPr>
+          <w:noProof/>
+        </w:rPr>
+        <w:drawing>
+          <wp:inline distT="0" distB="0" distL="0" distR="0" wp14:anchorId="11E40226" wp14:editId="5A7704A3">
+            <wp:extent cx="3576577" cy="2251919"/>
+            <wp:effectExtent l="0" t="0" r="5080" b="0"/>
+            <wp:docPr id="2076931999" name="Picture 1"/>
+            <wp:cNvGraphicFramePr>
+              <a:graphicFrameLocks xmlns:a="http://schemas.openxmlformats.org/drawingml/2006/main" noChangeAspect="1"/>
+            </wp:cNvGraphicFramePr>
+            <a:graphic xmlns:a="http://schemas.openxmlformats.org/drawingml/2006/main">
+              <a:graphicData uri="http://schemas.openxmlformats.org/drawingml/2006/picture">
+                <pic:pic xmlns:pic="http://schemas.openxmlformats.org/drawingml/2006/picture">
+                  <pic:nvPicPr>
+                    <pic:cNvPr id="2076931999" name=""/>
+                    <pic:cNvPicPr/>
+                  </pic:nvPicPr>
+                  <pic:blipFill>
+                    <a:blip r:embed="rId29"/>
+                    <a:stretch>
+                      <a:fillRect/>
+                    </a:stretch>
+                  </pic:blipFill>
+                  <pic:spPr>
+                    <a:xfrm>
+                      <a:off x="0" y="0"/>
+                      <a:ext cx="3584775" cy="2257080"/>
+                    </a:xfrm>
+                    <a:prstGeom prst="rect">
+                      <a:avLst/>
+                    </a:prstGeom>
+                  </pic:spPr>
+                </pic:pic>
+              </a:graphicData>
+            </a:graphic>
+          </wp:inline>
+        </w:drawing>
+      </w:r>
+    </w:p>
+    <w:p>
+      <w:pPr>
+        <w:rPr>
+          <w:sz w:val="40"/>
+          <w:szCs w:val="40"/>
+        </w:rPr>
+      </w:pPr>
+      <w:r>
+        <w:rPr>
+          <w:noProof/>
+        </w:rPr>
+        <w:drawing>
+          <wp:inline distT="0" distB="0" distL="0" distR="0" wp14:anchorId="06CA3FCC" wp14:editId="7A321373">
+            <wp:extent cx="3524491" cy="2318744"/>
+            <wp:effectExtent l="0" t="0" r="0" b="5715"/>
+            <wp:docPr id="853537876" name="Picture 1" descr="A computer screen shot of text&#10;&#10;AI-generated content may be incorrect."/>
+            <wp:cNvGraphicFramePr>
+              <a:graphicFrameLocks xmlns:a="http://schemas.openxmlformats.org/drawingml/2006/main" noChangeAspect="1"/>
+            </wp:cNvGraphicFramePr>
+            <a:graphic xmlns:a="http://schemas.openxmlformats.org/drawingml/2006/main">
+              <a:graphicData uri="http://schemas.openxmlformats.org/drawingml/2006/picture">
+                <pic:pic xmlns:pic="http://schemas.openxmlformats.org/drawingml/2006/picture">
+                  <pic:nvPicPr>
+                    <pic:cNvPr id="853537876" name="Picture 1" descr="A computer screen shot of text&#10;&#10;AI-generated content may be incorrect."/>
+                    <pic:cNvPicPr/>
+                  </pic:nvPicPr>
+                  <pic:blipFill>
+                    <a:blip r:embed="rId30"/>
+                    <a:stretch>
+                      <a:fillRect/>
+                    </a:stretch>
+                  </pic:blipFill>
+                  <pic:spPr>
+                    <a:xfrm>
+                      <a:off x="0" y="0"/>
+                      <a:ext cx="3529056" cy="2321747"/>
+                    </a:xfrm>
+                    <a:prstGeom prst="rect">
+                      <a:avLst/>
+                    </a:prstGeom>
+                  </pic:spPr>
+                </pic:pic>
+              </a:graphicData>
+            </a:graphic>
+          </wp:inline>
+        </w:drawing>
+      </w:r>
+    </w:p>
+    <w:p>
+      <w:pPr>
+        <w:rPr>
+          <w:sz w:val="40"/>
+          <w:szCs w:val="40"/>
+        </w:rPr>
+      </w:pPr>
+      <w:r>
+        <w:rPr>
+          <w:sz w:val="40"/>
+          <w:szCs w:val="40"/>
+        </w:rPr>
+        <w:t>+</w:t>
+      </w:r>
+      <w:r>
+        <w:rPr>
+          <w:sz w:val="40"/>
+          <w:szCs w:val="40"/>
+        </w:rPr>
+        <w:t>Map with Leaflet</w:t>
+      </w:r>
+    </w:p>
+    <w:p>
+      <w:pPr>
+        <w:rPr>
+          <w:sz w:val="40"/>
+          <w:szCs w:val="40"/>
+        </w:rPr>
+      </w:pPr>
+      <w:r>
+        <w:rPr>
+          <w:noProof/>
+        </w:rPr>
+        <w:lastRenderedPageBreak/>
+        <w:drawing>
+          <wp:inline distT="0" distB="0" distL="0" distR="0" wp14:anchorId="7CC49EB9" wp14:editId="4AEFF0F9">
+            <wp:extent cx="4757195" cy="2757750"/>
+            <wp:effectExtent l="0" t="0" r="5715" b="5080"/>
+            <wp:docPr id="1712462715" name="Picture 1" descr="A screen shot of a computer program&#10;&#10;AI-generated content may be incorrect."/>
+            <wp:cNvGraphicFramePr>
+              <a:graphicFrameLocks xmlns:a="http://schemas.openxmlformats.org/drawingml/2006/main" noChangeAspect="1"/>
+            </wp:cNvGraphicFramePr>
+            <a:graphic xmlns:a="http://schemas.openxmlformats.org/drawingml/2006/main">
+              <a:graphicData uri="http://schemas.openxmlformats.org/drawingml/2006/picture">
+                <pic:pic xmlns:pic="http://schemas.openxmlformats.org/drawingml/2006/picture">
+                  <pic:nvPicPr>
+                    <pic:cNvPr id="1712462715" name="Picture 1" descr="A screen shot of a computer program&#10;&#10;AI-generated content may be incorrect."/>
+                    <pic:cNvPicPr/>
+                  </pic:nvPicPr>
+                  <pic:blipFill>
+                    <a:blip r:embed="rId31"/>
+                    <a:stretch>
+                      <a:fillRect/>
+                    </a:stretch>
+                  </pic:blipFill>
+                  <pic:spPr>
+                    <a:xfrm>
+                      <a:off x="0" y="0"/>
+                      <a:ext cx="4767275" cy="2763593"/>
+                    </a:xfrm>
+                    <a:prstGeom prst="rect">
+                      <a:avLst/>
+                    </a:prstGeom>
+                  </pic:spPr>
+                </pic:pic>
+              </a:graphicData>
+            </a:graphic>
+          </wp:inline>
+        </w:drawing>
+      </w:r>
+    </w:p>
+    <w:p>
+      <w:pPr>
+        <w:rPr>
+          <w:sz w:val="40"/>
+          <w:szCs w:val="40"/>
+        </w:rPr>
+      </w:pPr>
+      <w:r>
+        <w:rPr>
+          <w:noProof/>
+        </w:rPr>
+        <w:drawing>
+          <wp:inline distT="0" distB="0" distL="0" distR="0" wp14:anchorId="3A3AE137" wp14:editId="5B6EAE9B">
+            <wp:extent cx="3275635" cy="3314897"/>
+            <wp:effectExtent l="0" t="0" r="1270" b="0"/>
+            <wp:docPr id="500688810" name="Picture 1" descr="A screen shot of a computer program&#10;&#10;AI-generated content may be incorrect."/>
+            <wp:cNvGraphicFramePr>
+              <a:graphicFrameLocks xmlns:a="http://schemas.openxmlformats.org/drawingml/2006/main" noChangeAspect="1"/>
+            </wp:cNvGraphicFramePr>
+            <a:graphic xmlns:a="http://schemas.openxmlformats.org/drawingml/2006/main">
+              <a:graphicData uri="http://schemas.openxmlformats.org/drawingml/2006/picture">
+                <pic:pic xmlns:pic="http://schemas.openxmlformats.org/drawingml/2006/picture">
+                  <pic:nvPicPr>
+                    <pic:cNvPr id="500688810" name="Picture 1" descr="A screen shot of a computer program&#10;&#10;AI-generated content may be incorrect."/>
+                    <pic:cNvPicPr/>
+                  </pic:nvPicPr>
+                  <pic:blipFill>
+                    <a:blip r:embed="rId32"/>
+                    <a:stretch>
+                      <a:fillRect/>
+                    </a:stretch>
+                  </pic:blipFill>
+                  <pic:spPr>
+                    <a:xfrm>
+                      <a:off x="0" y="0"/>
+                      <a:ext cx="3290720" cy="3330163"/>
+                    </a:xfrm>
+                    <a:prstGeom prst="rect">
+                      <a:avLst/>
+                    </a:prstGeom>
+                  </pic:spPr>
+                </pic:pic>
+              </a:graphicData>
+            </a:graphic>
+          </wp:inline>
+        </w:drawing>
+      </w:r>
     </w:p>
     <w:sectPr>
       <w:pgSz w:w="12240" w:h="15840"/>
@@ -1729,7 +2277,7 @@
 </file>
 
 <file path=word/styles.xml><?xml version="1.0" encoding="utf-8"?>
-<w:styles xmlns:mc="http://schemas.openxmlformats.org/markup-compatibility/2006" xmlns:r="http://schemas.openxmlformats.org/officeDocument/2006/relationships" xmlns:w="http://schemas.openxmlformats.org/wordprocessingml/2006/main" xmlns:w14="http://schemas.microsoft.com/office/word/2010/wordml" xmlns:w15="http://schemas.microsoft.com/office/word/2012/wordml" xmlns:w16se="http://schemas.microsoft.com/office/word/2015/wordml/symex" mc:Ignorable="w14 w15 w16se">
+<w:styles xmlns:mc="http://schemas.openxmlformats.org/markup-compatibility/2006" xmlns:r="http://schemas.openxmlformats.org/officeDocument/2006/relationships" xmlns:w="http://schemas.openxmlformats.org/wordprocessingml/2006/main" xmlns:w14="http://schemas.microsoft.com/office/word/2010/wordml" xmlns:w15="http://schemas.microsoft.com/office/word/2012/wordml" xmlns:w16cex="http://schemas.microsoft.com/office/word/2018/wordml/cex" xmlns:w16cid="http://schemas.microsoft.com/office/word/2016/wordml/cid" xmlns:w16="http://schemas.microsoft.com/office/word/2018/wordml" xmlns:w16du="http://schemas.microsoft.com/office/word/2023/wordml/word16du" xmlns:w16sdtdh="http://schemas.microsoft.com/office/word/2020/wordml/sdtdatahash" xmlns:w16sdtfl="http://schemas.microsoft.com/office/word/2024/wordml/sdtformatlock" xmlns:w16se="http://schemas.microsoft.com/office/word/2015/wordml/symex" mc:Ignorable="w14 w15 w16se w16cid w16 w16cex w16sdtdh w16sdtfl w16du">
   <w:docDefaults>
     <w:rPrDefault>
       <w:rPr>
@@ -1745,7 +2293,7 @@
       </w:pPr>
     </w:pPrDefault>
   </w:docDefaults>
-  <w:latentStyles w:defLockedState="0" w:defUIPriority="99" w:defSemiHidden="0" w:defUnhideWhenUsed="0" w:defQFormat="0" w:count="371">
+  <w:latentStyles w:defLockedState="0" w:defUIPriority="99" w:defSemiHidden="0" w:defUnhideWhenUsed="0" w:defQFormat="0" w:count="376">
     <w:lsdException w:name="Normal" w:uiPriority="0" w:qFormat="1"/>
     <w:lsdException w:name="heading 1" w:uiPriority="9" w:qFormat="1"/>
     <w:lsdException w:name="heading 2" w:semiHidden="1" w:uiPriority="9" w:unhideWhenUsed="1" w:qFormat="1"/>
@@ -2117,6 +2665,11 @@
     <w:lsdException w:name="List Table 5 Dark Accent 6" w:uiPriority="50"/>
     <w:lsdException w:name="List Table 6 Colorful Accent 6" w:uiPriority="51"/>
     <w:lsdException w:name="List Table 7 Colorful Accent 6" w:uiPriority="52"/>
+    <w:lsdException w:name="Mention" w:semiHidden="1" w:unhideWhenUsed="1"/>
+    <w:lsdException w:name="Smart Hyperlink" w:semiHidden="1" w:unhideWhenUsed="1"/>
+    <w:lsdException w:name="Hashtag" w:semiHidden="1" w:unhideWhenUsed="1"/>
+    <w:lsdException w:name="Unresolved Mention" w:semiHidden="1" w:unhideWhenUsed="1"/>
+    <w:lsdException w:name="Smart Link" w:semiHidden="1" w:unhideWhenUsed="1"/>
   </w:latentStyles>
   <w:style w:type="paragraph" w:default="1" w:styleId="Normal">
     <w:name w:val="Normal"/>

--- a/3.React/UltimateReactCourse/Document/3.docx
+++ b/3.React/UltimateReactCourse/Document/3.docx
@@ -14,32 +14,7 @@
           <w:sz w:val="40"/>
           <w:szCs w:val="40"/>
         </w:rPr>
-        <w:t>-</w:t>
-      </w:r>
-      <w:proofErr w:type="spellStart"/>
-      <w:proofErr w:type="gramStart"/>
-      <w:r>
-        <w:rPr>
-          <w:sz w:val="40"/>
-          <w:szCs w:val="40"/>
-        </w:rPr>
-        <w:t>useRedudcer</w:t>
-      </w:r>
-      <w:proofErr w:type="spellEnd"/>
-      <w:r>
-        <w:rPr>
-          <w:sz w:val="40"/>
-          <w:szCs w:val="40"/>
-        </w:rPr>
-        <w:t>(</w:t>
-      </w:r>
-      <w:proofErr w:type="gramEnd"/>
-      <w:r>
-        <w:rPr>
-          <w:sz w:val="40"/>
-          <w:szCs w:val="40"/>
-        </w:rPr>
-        <w:t xml:space="preserve">): </w:t>
+        <w:t xml:space="preserve">-useRedudcer(): </w:t>
       </w:r>
     </w:p>
     <w:p>
@@ -282,46 +257,21 @@
           <w:sz w:val="40"/>
           <w:szCs w:val="40"/>
         </w:rPr>
-        <w:t>+Fake data questions: data/</w:t>
-      </w:r>
-      <w:proofErr w:type="spellStart"/>
-      <w:r>
-        <w:rPr>
-          <w:sz w:val="40"/>
-          <w:szCs w:val="40"/>
-        </w:rPr>
-        <w:t>questions.json</w:t>
-      </w:r>
-      <w:proofErr w:type="spellEnd"/>
-    </w:p>
-    <w:p>
-      <w:pPr>
-        <w:rPr>
-          <w:noProof/>
-        </w:rPr>
-      </w:pPr>
-      <w:r>
-        <w:rPr>
-          <w:sz w:val="40"/>
-          <w:szCs w:val="40"/>
-        </w:rPr>
-        <w:t xml:space="preserve">+Install </w:t>
-      </w:r>
-      <w:proofErr w:type="spellStart"/>
-      <w:r>
-        <w:rPr>
-          <w:sz w:val="40"/>
-          <w:szCs w:val="40"/>
-        </w:rPr>
-        <w:t>json</w:t>
-      </w:r>
-      <w:proofErr w:type="spellEnd"/>
-      <w:r>
-        <w:rPr>
-          <w:sz w:val="40"/>
-          <w:szCs w:val="40"/>
-        </w:rPr>
-        <w:t>-server:</w:t>
+        <w:t>+Fake data questions: data/questions.json</w:t>
+      </w:r>
+    </w:p>
+    <w:p>
+      <w:pPr>
+        <w:rPr>
+          <w:noProof/>
+        </w:rPr>
+      </w:pPr>
+      <w:r>
+        <w:rPr>
+          <w:sz w:val="40"/>
+          <w:szCs w:val="40"/>
+        </w:rPr>
+        <w:t>+Install json-server:</w:t>
       </w:r>
       <w:r>
         <w:rPr>
@@ -438,23 +388,7 @@
           <w:sz w:val="40"/>
           <w:szCs w:val="40"/>
         </w:rPr>
-        <w:t xml:space="preserve">And: </w:t>
-      </w:r>
-      <w:proofErr w:type="spellStart"/>
-      <w:r>
-        <w:rPr>
-          <w:sz w:val="40"/>
-          <w:szCs w:val="40"/>
-        </w:rPr>
-        <w:t>npm</w:t>
-      </w:r>
-      <w:proofErr w:type="spellEnd"/>
-      <w:r>
-        <w:rPr>
-          <w:sz w:val="40"/>
-          <w:szCs w:val="40"/>
-        </w:rPr>
-        <w:t xml:space="preserve"> run server</w:t>
+        <w:t>And: npm run server</w:t>
       </w:r>
     </w:p>
     <w:tbl>
@@ -806,7 +740,6 @@
         </w:rPr>
         <w:t>+</w:t>
       </w:r>
-      <w:proofErr w:type="spellStart"/>
       <w:r>
         <w:rPr>
           <w:b/>
@@ -816,7 +749,6 @@
         </w:rPr>
         <w:t>BrowserRouter</w:t>
       </w:r>
-      <w:proofErr w:type="spellEnd"/>
     </w:p>
     <w:p>
       <w:pPr>
@@ -894,23 +826,7 @@
           <w:sz w:val="40"/>
           <w:szCs w:val="40"/>
         </w:rPr>
-        <w:t>+Use &lt;Link&gt; or &lt;</w:t>
-      </w:r>
-      <w:proofErr w:type="spellStart"/>
-      <w:r>
-        <w:rPr>
-          <w:sz w:val="40"/>
-          <w:szCs w:val="40"/>
-        </w:rPr>
-        <w:t>NavLink</w:t>
-      </w:r>
-      <w:proofErr w:type="spellEnd"/>
-      <w:r>
-        <w:rPr>
-          <w:sz w:val="40"/>
-          <w:szCs w:val="40"/>
-        </w:rPr>
-        <w:t>&gt;</w:t>
+        <w:t>+Use &lt;Link&gt; or &lt;NavLink&gt;</w:t>
       </w:r>
     </w:p>
     <w:p>
@@ -1375,33 +1291,13 @@
         </w:rPr>
         <w:t xml:space="preserve"> </w:t>
       </w:r>
-      <w:proofErr w:type="spellStart"/>
-      <w:proofErr w:type="gramStart"/>
       <w:r>
         <w:rPr>
           <w:b/>
           <w:sz w:val="40"/>
           <w:szCs w:val="40"/>
         </w:rPr>
-        <w:t>useNavigate</w:t>
-      </w:r>
-      <w:proofErr w:type="spellEnd"/>
-      <w:r>
-        <w:rPr>
-          <w:b/>
-          <w:sz w:val="40"/>
-          <w:szCs w:val="40"/>
-        </w:rPr>
-        <w:t>(</w:t>
-      </w:r>
-      <w:proofErr w:type="gramEnd"/>
-      <w:r>
-        <w:rPr>
-          <w:b/>
-          <w:sz w:val="40"/>
-          <w:szCs w:val="40"/>
-        </w:rPr>
-        <w:t>)</w:t>
+        <w:t>useNavigate()</w:t>
       </w:r>
     </w:p>
     <w:p>
@@ -1808,23 +1704,7 @@
           <w:sz w:val="40"/>
           <w:szCs w:val="40"/>
         </w:rPr>
-        <w:t xml:space="preserve">Create </w:t>
-      </w:r>
-      <w:proofErr w:type="spellStart"/>
-      <w:r>
-        <w:rPr>
-          <w:sz w:val="40"/>
-          <w:szCs w:val="40"/>
-        </w:rPr>
-        <w:t>PostContext.jsx</w:t>
-      </w:r>
-      <w:proofErr w:type="spellEnd"/>
-      <w:r>
-        <w:rPr>
-          <w:sz w:val="40"/>
-          <w:szCs w:val="40"/>
-        </w:rPr>
-        <w:t>:</w:t>
+        <w:t>Create PostContext.jsx:</w:t>
       </w:r>
     </w:p>
     <w:p>
@@ -1984,23 +1864,7 @@
           <w:sz w:val="40"/>
           <w:szCs w:val="40"/>
         </w:rPr>
-        <w:t xml:space="preserve">Then used context in </w:t>
-      </w:r>
-      <w:proofErr w:type="spellStart"/>
-      <w:r>
-        <w:rPr>
-          <w:sz w:val="40"/>
-          <w:szCs w:val="40"/>
-        </w:rPr>
-        <w:t>App.jsx</w:t>
-      </w:r>
-      <w:proofErr w:type="spellEnd"/>
-      <w:r>
-        <w:rPr>
-          <w:sz w:val="40"/>
-          <w:szCs w:val="40"/>
-        </w:rPr>
-        <w:t>:</w:t>
+        <w:t>Then used context in App.jsx:</w:t>
       </w:r>
     </w:p>
     <w:p>
@@ -2265,6 +2129,221 @@
           </wp:inline>
         </w:drawing>
       </w:r>
+    </w:p>
+    <w:p>
+      <w:pPr>
+        <w:rPr>
+          <w:sz w:val="40"/>
+          <w:szCs w:val="40"/>
+        </w:rPr>
+      </w:pPr>
+      <w:r>
+        <w:rPr>
+          <w:sz w:val="40"/>
+          <w:szCs w:val="40"/>
+        </w:rPr>
+        <w:t>-Create new City:</w:t>
+      </w:r>
+    </w:p>
+    <w:p>
+      <w:pPr>
+        <w:rPr>
+          <w:sz w:val="40"/>
+          <w:szCs w:val="40"/>
+        </w:rPr>
+      </w:pPr>
+      <w:r>
+        <w:rPr>
+          <w:noProof/>
+        </w:rPr>
+        <w:lastRenderedPageBreak/>
+        <w:drawing>
+          <wp:inline distT="0" distB="0" distL="0" distR="0" wp14:anchorId="5A6B172B" wp14:editId="60C6D9B7">
+            <wp:extent cx="2406650" cy="2557066"/>
+            <wp:effectExtent l="0" t="0" r="0" b="0"/>
+            <wp:docPr id="997255594" name="Picture 1" descr="A screen shot of a computer program&#10;&#10;AI-generated content may be incorrect."/>
+            <wp:cNvGraphicFramePr>
+              <a:graphicFrameLocks xmlns:a="http://schemas.openxmlformats.org/drawingml/2006/main" noChangeAspect="1"/>
+            </wp:cNvGraphicFramePr>
+            <a:graphic xmlns:a="http://schemas.openxmlformats.org/drawingml/2006/main">
+              <a:graphicData uri="http://schemas.openxmlformats.org/drawingml/2006/picture">
+                <pic:pic xmlns:pic="http://schemas.openxmlformats.org/drawingml/2006/picture">
+                  <pic:nvPicPr>
+                    <pic:cNvPr id="997255594" name="Picture 1" descr="A screen shot of a computer program&#10;&#10;AI-generated content may be incorrect."/>
+                    <pic:cNvPicPr/>
+                  </pic:nvPicPr>
+                  <pic:blipFill>
+                    <a:blip r:embed="rId33"/>
+                    <a:stretch>
+                      <a:fillRect/>
+                    </a:stretch>
+                  </pic:blipFill>
+                  <pic:spPr>
+                    <a:xfrm>
+                      <a:off x="0" y="0"/>
+                      <a:ext cx="2412115" cy="2562872"/>
+                    </a:xfrm>
+                    <a:prstGeom prst="rect">
+                      <a:avLst/>
+                    </a:prstGeom>
+                  </pic:spPr>
+                </pic:pic>
+              </a:graphicData>
+            </a:graphic>
+          </wp:inline>
+        </w:drawing>
+      </w:r>
+      <w:r>
+        <w:rPr>
+          <w:noProof/>
+        </w:rPr>
+        <w:drawing>
+          <wp:inline distT="0" distB="0" distL="0" distR="0" wp14:anchorId="4B8B202E" wp14:editId="246874DE">
+            <wp:extent cx="2855430" cy="2597150"/>
+            <wp:effectExtent l="0" t="0" r="2540" b="0"/>
+            <wp:docPr id="475356867" name="Picture 1" descr="A screen shot of a computer code&#10;&#10;AI-generated content may be incorrect."/>
+            <wp:cNvGraphicFramePr>
+              <a:graphicFrameLocks xmlns:a="http://schemas.openxmlformats.org/drawingml/2006/main" noChangeAspect="1"/>
+            </wp:cNvGraphicFramePr>
+            <a:graphic xmlns:a="http://schemas.openxmlformats.org/drawingml/2006/main">
+              <a:graphicData uri="http://schemas.openxmlformats.org/drawingml/2006/picture">
+                <pic:pic xmlns:pic="http://schemas.openxmlformats.org/drawingml/2006/picture">
+                  <pic:nvPicPr>
+                    <pic:cNvPr id="475356867" name="Picture 1" descr="A screen shot of a computer code&#10;&#10;AI-generated content may be incorrect."/>
+                    <pic:cNvPicPr/>
+                  </pic:nvPicPr>
+                  <pic:blipFill>
+                    <a:blip r:embed="rId34"/>
+                    <a:stretch>
+                      <a:fillRect/>
+                    </a:stretch>
+                  </pic:blipFill>
+                  <pic:spPr>
+                    <a:xfrm>
+                      <a:off x="0" y="0"/>
+                      <a:ext cx="2875285" cy="2615209"/>
+                    </a:xfrm>
+                    <a:prstGeom prst="rect">
+                      <a:avLst/>
+                    </a:prstGeom>
+                  </pic:spPr>
+                </pic:pic>
+              </a:graphicData>
+            </a:graphic>
+          </wp:inline>
+        </w:drawing>
+      </w:r>
+    </w:p>
+    <w:p>
+      <w:pPr>
+        <w:rPr>
+          <w:sz w:val="40"/>
+          <w:szCs w:val="40"/>
+        </w:rPr>
+      </w:pPr>
+      <w:r>
+        <w:rPr>
+          <w:sz w:val="40"/>
+          <w:szCs w:val="40"/>
+        </w:rPr>
+        <w:t>-Delete City</w:t>
+      </w:r>
+    </w:p>
+    <w:p>
+      <w:pPr>
+        <w:rPr>
+          <w:sz w:val="40"/>
+          <w:szCs w:val="40"/>
+        </w:rPr>
+      </w:pPr>
+      <w:r>
+        <w:rPr>
+          <w:noProof/>
+        </w:rPr>
+        <w:drawing>
+          <wp:inline distT="0" distB="0" distL="0" distR="0" wp14:anchorId="2AA63645" wp14:editId="228FF60D">
+            <wp:extent cx="1695450" cy="619657"/>
+            <wp:effectExtent l="0" t="0" r="0" b="9525"/>
+            <wp:docPr id="402116874" name="Picture 1" descr="A screen shot of a computer code&#10;&#10;AI-generated content may be incorrect."/>
+            <wp:cNvGraphicFramePr>
+              <a:graphicFrameLocks xmlns:a="http://schemas.openxmlformats.org/drawingml/2006/main" noChangeAspect="1"/>
+            </wp:cNvGraphicFramePr>
+            <a:graphic xmlns:a="http://schemas.openxmlformats.org/drawingml/2006/main">
+              <a:graphicData uri="http://schemas.openxmlformats.org/drawingml/2006/picture">
+                <pic:pic xmlns:pic="http://schemas.openxmlformats.org/drawingml/2006/picture">
+                  <pic:nvPicPr>
+                    <pic:cNvPr id="402116874" name="Picture 1" descr="A screen shot of a computer code&#10;&#10;AI-generated content may be incorrect."/>
+                    <pic:cNvPicPr/>
+                  </pic:nvPicPr>
+                  <pic:blipFill>
+                    <a:blip r:embed="rId35"/>
+                    <a:stretch>
+                      <a:fillRect/>
+                    </a:stretch>
+                  </pic:blipFill>
+                  <pic:spPr>
+                    <a:xfrm>
+                      <a:off x="0" y="0"/>
+                      <a:ext cx="1705555" cy="623350"/>
+                    </a:xfrm>
+                    <a:prstGeom prst="rect">
+                      <a:avLst/>
+                    </a:prstGeom>
+                  </pic:spPr>
+                </pic:pic>
+              </a:graphicData>
+            </a:graphic>
+          </wp:inline>
+        </w:drawing>
+      </w:r>
+      <w:r>
+        <w:rPr>
+          <w:noProof/>
+        </w:rPr>
+        <w:drawing>
+          <wp:inline distT="0" distB="0" distL="0" distR="0" wp14:anchorId="04C420C1" wp14:editId="2166DB24">
+            <wp:extent cx="4140200" cy="1954430"/>
+            <wp:effectExtent l="0" t="0" r="0" b="8255"/>
+            <wp:docPr id="1060255522" name="Picture 1" descr="A computer screen shot of text&#10;&#10;AI-generated content may be incorrect."/>
+            <wp:cNvGraphicFramePr>
+              <a:graphicFrameLocks xmlns:a="http://schemas.openxmlformats.org/drawingml/2006/main" noChangeAspect="1"/>
+            </wp:cNvGraphicFramePr>
+            <a:graphic xmlns:a="http://schemas.openxmlformats.org/drawingml/2006/main">
+              <a:graphicData uri="http://schemas.openxmlformats.org/drawingml/2006/picture">
+                <pic:pic xmlns:pic="http://schemas.openxmlformats.org/drawingml/2006/picture">
+                  <pic:nvPicPr>
+                    <pic:cNvPr id="1060255522" name="Picture 1" descr="A computer screen shot of text&#10;&#10;AI-generated content may be incorrect."/>
+                    <pic:cNvPicPr/>
+                  </pic:nvPicPr>
+                  <pic:blipFill>
+                    <a:blip r:embed="rId36"/>
+                    <a:stretch>
+                      <a:fillRect/>
+                    </a:stretch>
+                  </pic:blipFill>
+                  <pic:spPr>
+                    <a:xfrm>
+                      <a:off x="0" y="0"/>
+                      <a:ext cx="4146063" cy="1957198"/>
+                    </a:xfrm>
+                    <a:prstGeom prst="rect">
+                      <a:avLst/>
+                    </a:prstGeom>
+                  </pic:spPr>
+                </pic:pic>
+              </a:graphicData>
+            </a:graphic>
+          </wp:inline>
+        </w:drawing>
+      </w:r>
+    </w:p>
+    <w:p>
+      <w:pPr>
+        <w:rPr>
+          <w:sz w:val="40"/>
+          <w:szCs w:val="40"/>
+        </w:rPr>
+      </w:pPr>
     </w:p>
     <w:sectPr>
       <w:pgSz w:w="12240" w:h="15840"/>

--- a/3.React/UltimateReactCourse/Document/3.docx
+++ b/3.React/UltimateReactCourse/Document/3.docx
@@ -2344,6 +2344,539 @@
           <w:szCs w:val="40"/>
         </w:rPr>
       </w:pPr>
+      <w:r>
+        <w:rPr>
+          <w:sz w:val="40"/>
+          <w:szCs w:val="40"/>
+        </w:rPr>
+        <w:t>-Advanced State Management System: Context + useReducer()</w:t>
+      </w:r>
+    </w:p>
+    <w:p>
+      <w:pPr>
+        <w:rPr>
+          <w:noProof/>
+        </w:rPr>
+      </w:pPr>
+    </w:p>
+    <w:p>
+      <w:pPr>
+        <w:rPr>
+          <w:sz w:val="40"/>
+          <w:szCs w:val="40"/>
+        </w:rPr>
+      </w:pPr>
+      <w:r>
+        <w:rPr>
+          <w:noProof/>
+        </w:rPr>
+        <w:lastRenderedPageBreak/>
+        <w:drawing>
+          <wp:inline distT="0" distB="0" distL="0" distR="0" wp14:anchorId="620AA745" wp14:editId="630F6844">
+            <wp:extent cx="3400114" cy="4527550"/>
+            <wp:effectExtent l="0" t="0" r="0" b="6350"/>
+            <wp:docPr id="887322715" name="Picture 1" descr="A screen shot of a computer program&#10;&#10;AI-generated content may be incorrect."/>
+            <wp:cNvGraphicFramePr>
+              <a:graphicFrameLocks xmlns:a="http://schemas.openxmlformats.org/drawingml/2006/main" noChangeAspect="1"/>
+            </wp:cNvGraphicFramePr>
+            <a:graphic xmlns:a="http://schemas.openxmlformats.org/drawingml/2006/main">
+              <a:graphicData uri="http://schemas.openxmlformats.org/drawingml/2006/picture">
+                <pic:pic xmlns:pic="http://schemas.openxmlformats.org/drawingml/2006/picture">
+                  <pic:nvPicPr>
+                    <pic:cNvPr id="887322715" name="Picture 1" descr="A screen shot of a computer program&#10;&#10;AI-generated content may be incorrect."/>
+                    <pic:cNvPicPr/>
+                  </pic:nvPicPr>
+                  <pic:blipFill>
+                    <a:blip r:embed="rId37"/>
+                    <a:stretch>
+                      <a:fillRect/>
+                    </a:stretch>
+                  </pic:blipFill>
+                  <pic:spPr>
+                    <a:xfrm>
+                      <a:off x="0" y="0"/>
+                      <a:ext cx="3415145" cy="4547566"/>
+                    </a:xfrm>
+                    <a:prstGeom prst="rect">
+                      <a:avLst/>
+                    </a:prstGeom>
+                  </pic:spPr>
+                </pic:pic>
+              </a:graphicData>
+            </a:graphic>
+          </wp:inline>
+        </w:drawing>
+      </w:r>
+    </w:p>
+    <w:p>
+      <w:pPr>
+        <w:rPr>
+          <w:sz w:val="40"/>
+          <w:szCs w:val="40"/>
+        </w:rPr>
+      </w:pPr>
+      <w:r>
+        <w:rPr>
+          <w:noProof/>
+        </w:rPr>
+        <w:lastRenderedPageBreak/>
+        <w:drawing>
+          <wp:inline distT="0" distB="0" distL="0" distR="0" wp14:anchorId="6955C00A" wp14:editId="25F3C231">
+            <wp:extent cx="3334470" cy="2419350"/>
+            <wp:effectExtent l="0" t="0" r="0" b="0"/>
+            <wp:docPr id="535398876" name="Picture 1" descr="A screen shot of a computer code&#10;&#10;AI-generated content may be incorrect."/>
+            <wp:cNvGraphicFramePr>
+              <a:graphicFrameLocks xmlns:a="http://schemas.openxmlformats.org/drawingml/2006/main" noChangeAspect="1"/>
+            </wp:cNvGraphicFramePr>
+            <a:graphic xmlns:a="http://schemas.openxmlformats.org/drawingml/2006/main">
+              <a:graphicData uri="http://schemas.openxmlformats.org/drawingml/2006/picture">
+                <pic:pic xmlns:pic="http://schemas.openxmlformats.org/drawingml/2006/picture">
+                  <pic:nvPicPr>
+                    <pic:cNvPr id="535398876" name="Picture 1" descr="A screen shot of a computer code&#10;&#10;AI-generated content may be incorrect."/>
+                    <pic:cNvPicPr/>
+                  </pic:nvPicPr>
+                  <pic:blipFill>
+                    <a:blip r:embed="rId38"/>
+                    <a:stretch>
+                      <a:fillRect/>
+                    </a:stretch>
+                  </pic:blipFill>
+                  <pic:spPr>
+                    <a:xfrm>
+                      <a:off x="0" y="0"/>
+                      <a:ext cx="3351762" cy="2431897"/>
+                    </a:xfrm>
+                    <a:prstGeom prst="rect">
+                      <a:avLst/>
+                    </a:prstGeom>
+                  </pic:spPr>
+                </pic:pic>
+              </a:graphicData>
+            </a:graphic>
+          </wp:inline>
+        </w:drawing>
+      </w:r>
+      <w:r>
+        <w:rPr>
+          <w:noProof/>
+        </w:rPr>
+        <w:drawing>
+          <wp:inline distT="0" distB="0" distL="0" distR="0" wp14:anchorId="632F1CA0" wp14:editId="34D0C8F9">
+            <wp:extent cx="3357379" cy="5187950"/>
+            <wp:effectExtent l="0" t="0" r="0" b="0"/>
+            <wp:docPr id="2065696606" name="Picture 1" descr="A screen shot of a computer program&#10;&#10;AI-generated content may be incorrect."/>
+            <wp:cNvGraphicFramePr>
+              <a:graphicFrameLocks xmlns:a="http://schemas.openxmlformats.org/drawingml/2006/main" noChangeAspect="1"/>
+            </wp:cNvGraphicFramePr>
+            <a:graphic xmlns:a="http://schemas.openxmlformats.org/drawingml/2006/main">
+              <a:graphicData uri="http://schemas.openxmlformats.org/drawingml/2006/picture">
+                <pic:pic xmlns:pic="http://schemas.openxmlformats.org/drawingml/2006/picture">
+                  <pic:nvPicPr>
+                    <pic:cNvPr id="2065696606" name="Picture 1" descr="A screen shot of a computer program&#10;&#10;AI-generated content may be incorrect."/>
+                    <pic:cNvPicPr/>
+                  </pic:nvPicPr>
+                  <pic:blipFill>
+                    <a:blip r:embed="rId39"/>
+                    <a:stretch>
+                      <a:fillRect/>
+                    </a:stretch>
+                  </pic:blipFill>
+                  <pic:spPr>
+                    <a:xfrm>
+                      <a:off x="0" y="0"/>
+                      <a:ext cx="3359615" cy="5191405"/>
+                    </a:xfrm>
+                    <a:prstGeom prst="rect">
+                      <a:avLst/>
+                    </a:prstGeom>
+                  </pic:spPr>
+                </pic:pic>
+              </a:graphicData>
+            </a:graphic>
+          </wp:inline>
+        </w:drawing>
+      </w:r>
+    </w:p>
+    <w:p>
+      <w:pPr>
+        <w:rPr>
+          <w:noProof/>
+        </w:rPr>
+      </w:pPr>
+    </w:p>
+    <w:p>
+      <w:pPr>
+        <w:rPr>
+          <w:sz w:val="40"/>
+          <w:szCs w:val="40"/>
+        </w:rPr>
+      </w:pPr>
+      <w:r>
+        <w:rPr>
+          <w:noProof/>
+        </w:rPr>
+        <w:lastRenderedPageBreak/>
+        <w:drawing>
+          <wp:inline distT="0" distB="0" distL="0" distR="0" wp14:anchorId="5A2E7C75" wp14:editId="76F2CFF3">
+            <wp:extent cx="3526017" cy="4978400"/>
+            <wp:effectExtent l="0" t="0" r="0" b="0"/>
+            <wp:docPr id="244386810" name="Picture 1" descr="A screen shot of a computer program&#10;&#10;AI-generated content may be incorrect."/>
+            <wp:cNvGraphicFramePr>
+              <a:graphicFrameLocks xmlns:a="http://schemas.openxmlformats.org/drawingml/2006/main" noChangeAspect="1"/>
+            </wp:cNvGraphicFramePr>
+            <a:graphic xmlns:a="http://schemas.openxmlformats.org/drawingml/2006/main">
+              <a:graphicData uri="http://schemas.openxmlformats.org/drawingml/2006/picture">
+                <pic:pic xmlns:pic="http://schemas.openxmlformats.org/drawingml/2006/picture">
+                  <pic:nvPicPr>
+                    <pic:cNvPr id="244386810" name="Picture 1" descr="A screen shot of a computer program&#10;&#10;AI-generated content may be incorrect."/>
+                    <pic:cNvPicPr/>
+                  </pic:nvPicPr>
+                  <pic:blipFill>
+                    <a:blip r:embed="rId40"/>
+                    <a:stretch>
+                      <a:fillRect/>
+                    </a:stretch>
+                  </pic:blipFill>
+                  <pic:spPr>
+                    <a:xfrm>
+                      <a:off x="0" y="0"/>
+                      <a:ext cx="3528110" cy="4981356"/>
+                    </a:xfrm>
+                    <a:prstGeom prst="rect">
+                      <a:avLst/>
+                    </a:prstGeom>
+                  </pic:spPr>
+                </pic:pic>
+              </a:graphicData>
+            </a:graphic>
+          </wp:inline>
+        </w:drawing>
+      </w:r>
+    </w:p>
+    <w:p>
+      <w:pPr>
+        <w:rPr>
+          <w:sz w:val="40"/>
+          <w:szCs w:val="40"/>
+        </w:rPr>
+      </w:pPr>
+      <w:r>
+        <w:rPr>
+          <w:noProof/>
+        </w:rPr>
+        <w:drawing>
+          <wp:inline distT="0" distB="0" distL="0" distR="0" wp14:anchorId="3FA6034B" wp14:editId="6A4D2185">
+            <wp:extent cx="4612943" cy="1067660"/>
+            <wp:effectExtent l="0" t="0" r="0" b="0"/>
+            <wp:docPr id="1172324015" name="Picture 1" descr="A screen shot of a computer code&#10;&#10;AI-generated content may be incorrect."/>
+            <wp:cNvGraphicFramePr>
+              <a:graphicFrameLocks xmlns:a="http://schemas.openxmlformats.org/drawingml/2006/main" noChangeAspect="1"/>
+            </wp:cNvGraphicFramePr>
+            <a:graphic xmlns:a="http://schemas.openxmlformats.org/drawingml/2006/main">
+              <a:graphicData uri="http://schemas.openxmlformats.org/drawingml/2006/picture">
+                <pic:pic xmlns:pic="http://schemas.openxmlformats.org/drawingml/2006/picture">
+                  <pic:nvPicPr>
+                    <pic:cNvPr id="1172324015" name="Picture 1" descr="A screen shot of a computer code&#10;&#10;AI-generated content may be incorrect."/>
+                    <pic:cNvPicPr/>
+                  </pic:nvPicPr>
+                  <pic:blipFill>
+                    <a:blip r:embed="rId41"/>
+                    <a:stretch>
+                      <a:fillRect/>
+                    </a:stretch>
+                  </pic:blipFill>
+                  <pic:spPr>
+                    <a:xfrm>
+                      <a:off x="0" y="0"/>
+                      <a:ext cx="4619221" cy="1069113"/>
+                    </a:xfrm>
+                    <a:prstGeom prst="rect">
+                      <a:avLst/>
+                    </a:prstGeom>
+                  </pic:spPr>
+                </pic:pic>
+              </a:graphicData>
+            </a:graphic>
+          </wp:inline>
+        </w:drawing>
+      </w:r>
+    </w:p>
+    <w:p>
+      <w:pPr>
+        <w:rPr>
+          <w:sz w:val="40"/>
+          <w:szCs w:val="40"/>
+        </w:rPr>
+      </w:pPr>
+      <w:r>
+        <w:rPr>
+          <w:sz w:val="40"/>
+          <w:szCs w:val="40"/>
+        </w:rPr>
+        <w:t>-Fake Authentication</w:t>
+      </w:r>
+    </w:p>
+    <w:p>
+      <w:pPr>
+        <w:rPr>
+          <w:sz w:val="40"/>
+          <w:szCs w:val="40"/>
+        </w:rPr>
+      </w:pPr>
+      <w:r>
+        <w:rPr>
+          <w:sz w:val="40"/>
+          <w:szCs w:val="40"/>
+        </w:rPr>
+        <w:t>+Set up Context</w:t>
+      </w:r>
+      <w:r>
+        <w:rPr>
+          <w:sz w:val="40"/>
+          <w:szCs w:val="40"/>
+        </w:rPr>
+        <w:t xml:space="preserve"> and Implement Login</w:t>
+      </w:r>
+    </w:p>
+    <w:p>
+      <w:pPr>
+        <w:rPr>
+          <w:sz w:val="40"/>
+          <w:szCs w:val="40"/>
+        </w:rPr>
+      </w:pPr>
+      <w:r>
+        <w:rPr>
+          <w:noProof/>
+        </w:rPr>
+        <w:lastRenderedPageBreak/>
+        <w:drawing>
+          <wp:inline distT="0" distB="0" distL="0" distR="0" wp14:anchorId="6D7986D9" wp14:editId="566EAFB8">
+            <wp:extent cx="3050275" cy="2446863"/>
+            <wp:effectExtent l="0" t="0" r="0" b="0"/>
+            <wp:docPr id="1160088160" name="Picture 1" descr="A screen shot of a computer program&#10;&#10;AI-generated content may be incorrect."/>
+            <wp:cNvGraphicFramePr>
+              <a:graphicFrameLocks xmlns:a="http://schemas.openxmlformats.org/drawingml/2006/main" noChangeAspect="1"/>
+            </wp:cNvGraphicFramePr>
+            <a:graphic xmlns:a="http://schemas.openxmlformats.org/drawingml/2006/main">
+              <a:graphicData uri="http://schemas.openxmlformats.org/drawingml/2006/picture">
+                <pic:pic xmlns:pic="http://schemas.openxmlformats.org/drawingml/2006/picture">
+                  <pic:nvPicPr>
+                    <pic:cNvPr id="1160088160" name="Picture 1" descr="A screen shot of a computer program&#10;&#10;AI-generated content may be incorrect."/>
+                    <pic:cNvPicPr/>
+                  </pic:nvPicPr>
+                  <pic:blipFill>
+                    <a:blip r:embed="rId42"/>
+                    <a:stretch>
+                      <a:fillRect/>
+                    </a:stretch>
+                  </pic:blipFill>
+                  <pic:spPr>
+                    <a:xfrm>
+                      <a:off x="0" y="0"/>
+                      <a:ext cx="3074478" cy="2466278"/>
+                    </a:xfrm>
+                    <a:prstGeom prst="rect">
+                      <a:avLst/>
+                    </a:prstGeom>
+                  </pic:spPr>
+                </pic:pic>
+              </a:graphicData>
+            </a:graphic>
+          </wp:inline>
+        </w:drawing>
+      </w:r>
+      <w:r>
+        <w:rPr>
+          <w:noProof/>
+        </w:rPr>
+        <w:drawing>
+          <wp:inline distT="0" distB="0" distL="0" distR="0" wp14:anchorId="631FFEB9" wp14:editId="40853F7E">
+            <wp:extent cx="2840329" cy="2494422"/>
+            <wp:effectExtent l="0" t="0" r="0" b="1270"/>
+            <wp:docPr id="2017674889" name="Picture 1" descr="A computer screen shot of a program code&#10;&#10;AI-generated content may be incorrect."/>
+            <wp:cNvGraphicFramePr>
+              <a:graphicFrameLocks xmlns:a="http://schemas.openxmlformats.org/drawingml/2006/main" noChangeAspect="1"/>
+            </wp:cNvGraphicFramePr>
+            <a:graphic xmlns:a="http://schemas.openxmlformats.org/drawingml/2006/main">
+              <a:graphicData uri="http://schemas.openxmlformats.org/drawingml/2006/picture">
+                <pic:pic xmlns:pic="http://schemas.openxmlformats.org/drawingml/2006/picture">
+                  <pic:nvPicPr>
+                    <pic:cNvPr id="2017674889" name="Picture 1" descr="A computer screen shot of a program code&#10;&#10;AI-generated content may be incorrect."/>
+                    <pic:cNvPicPr/>
+                  </pic:nvPicPr>
+                  <pic:blipFill>
+                    <a:blip r:embed="rId43"/>
+                    <a:stretch>
+                      <a:fillRect/>
+                    </a:stretch>
+                  </pic:blipFill>
+                  <pic:spPr>
+                    <a:xfrm>
+                      <a:off x="0" y="0"/>
+                      <a:ext cx="2853839" cy="2506287"/>
+                    </a:xfrm>
+                    <a:prstGeom prst="rect">
+                      <a:avLst/>
+                    </a:prstGeom>
+                  </pic:spPr>
+                </pic:pic>
+              </a:graphicData>
+            </a:graphic>
+          </wp:inline>
+        </w:drawing>
+      </w:r>
+    </w:p>
+    <w:p>
+      <w:pPr>
+        <w:rPr>
+          <w:sz w:val="40"/>
+          <w:szCs w:val="40"/>
+        </w:rPr>
+      </w:pPr>
+      <w:r>
+        <w:rPr>
+          <w:noProof/>
+        </w:rPr>
+        <w:drawing>
+          <wp:inline distT="0" distB="0" distL="0" distR="0" wp14:anchorId="503B608D" wp14:editId="4F4C2CE4">
+            <wp:extent cx="1965278" cy="636065"/>
+            <wp:effectExtent l="0" t="0" r="0" b="0"/>
+            <wp:docPr id="756382446" name="Picture 1" descr="A black screen with white text&#10;&#10;AI-generated content may be incorrect."/>
+            <wp:cNvGraphicFramePr>
+              <a:graphicFrameLocks xmlns:a="http://schemas.openxmlformats.org/drawingml/2006/main" noChangeAspect="1"/>
+            </wp:cNvGraphicFramePr>
+            <a:graphic xmlns:a="http://schemas.openxmlformats.org/drawingml/2006/main">
+              <a:graphicData uri="http://schemas.openxmlformats.org/drawingml/2006/picture">
+                <pic:pic xmlns:pic="http://schemas.openxmlformats.org/drawingml/2006/picture">
+                  <pic:nvPicPr>
+                    <pic:cNvPr id="756382446" name="Picture 1" descr="A black screen with white text&#10;&#10;AI-generated content may be incorrect."/>
+                    <pic:cNvPicPr/>
+                  </pic:nvPicPr>
+                  <pic:blipFill>
+                    <a:blip r:embed="rId44"/>
+                    <a:stretch>
+                      <a:fillRect/>
+                    </a:stretch>
+                  </pic:blipFill>
+                  <pic:spPr>
+                    <a:xfrm>
+                      <a:off x="0" y="0"/>
+                      <a:ext cx="1973805" cy="638825"/>
+                    </a:xfrm>
+                    <a:prstGeom prst="rect">
+                      <a:avLst/>
+                    </a:prstGeom>
+                  </pic:spPr>
+                </pic:pic>
+              </a:graphicData>
+            </a:graphic>
+          </wp:inline>
+        </w:drawing>
+      </w:r>
+    </w:p>
+    <w:p>
+      <w:pPr>
+        <w:rPr>
+          <w:sz w:val="40"/>
+          <w:szCs w:val="40"/>
+        </w:rPr>
+      </w:pPr>
+      <w:r>
+        <w:rPr>
+          <w:sz w:val="40"/>
+          <w:szCs w:val="40"/>
+        </w:rPr>
+        <w:t>+Protect a Route</w:t>
+      </w:r>
+    </w:p>
+    <w:p>
+      <w:pPr>
+        <w:rPr>
+          <w:sz w:val="40"/>
+          <w:szCs w:val="40"/>
+        </w:rPr>
+      </w:pPr>
+      <w:r>
+        <w:rPr>
+          <w:noProof/>
+        </w:rPr>
+        <w:drawing>
+          <wp:inline distT="0" distB="0" distL="0" distR="0" wp14:anchorId="728444B3" wp14:editId="1278B95E">
+            <wp:extent cx="2883141" cy="2299648"/>
+            <wp:effectExtent l="0" t="0" r="0" b="5715"/>
+            <wp:docPr id="284013388" name="Picture 1" descr="A screen shot of a computer program&#10;&#10;AI-generated content may be incorrect."/>
+            <wp:cNvGraphicFramePr>
+              <a:graphicFrameLocks xmlns:a="http://schemas.openxmlformats.org/drawingml/2006/main" noChangeAspect="1"/>
+            </wp:cNvGraphicFramePr>
+            <a:graphic xmlns:a="http://schemas.openxmlformats.org/drawingml/2006/main">
+              <a:graphicData uri="http://schemas.openxmlformats.org/drawingml/2006/picture">
+                <pic:pic xmlns:pic="http://schemas.openxmlformats.org/drawingml/2006/picture">
+                  <pic:nvPicPr>
+                    <pic:cNvPr id="284013388" name="Picture 1" descr="A screen shot of a computer program&#10;&#10;AI-generated content may be incorrect."/>
+                    <pic:cNvPicPr/>
+                  </pic:nvPicPr>
+                  <pic:blipFill>
+                    <a:blip r:embed="rId45"/>
+                    <a:stretch>
+                      <a:fillRect/>
+                    </a:stretch>
+                  </pic:blipFill>
+                  <pic:spPr>
+                    <a:xfrm>
+                      <a:off x="0" y="0"/>
+                      <a:ext cx="2886030" cy="2301952"/>
+                    </a:xfrm>
+                    <a:prstGeom prst="rect">
+                      <a:avLst/>
+                    </a:prstGeom>
+                  </pic:spPr>
+                </pic:pic>
+              </a:graphicData>
+            </a:graphic>
+          </wp:inline>
+        </w:drawing>
+      </w:r>
+      <w:r>
+        <w:rPr>
+          <w:noProof/>
+        </w:rPr>
+        <w:drawing>
+          <wp:inline distT="0" distB="0" distL="0" distR="0" wp14:anchorId="3003FDFF" wp14:editId="5ED1DADE">
+            <wp:extent cx="1406948" cy="1248770"/>
+            <wp:effectExtent l="0" t="0" r="3175" b="8890"/>
+            <wp:docPr id="2103889894" name="Picture 1" descr="A screen shot of a computer code&#10;&#10;AI-generated content may be incorrect."/>
+            <wp:cNvGraphicFramePr>
+              <a:graphicFrameLocks xmlns:a="http://schemas.openxmlformats.org/drawingml/2006/main" noChangeAspect="1"/>
+            </wp:cNvGraphicFramePr>
+            <a:graphic xmlns:a="http://schemas.openxmlformats.org/drawingml/2006/main">
+              <a:graphicData uri="http://schemas.openxmlformats.org/drawingml/2006/picture">
+                <pic:pic xmlns:pic="http://schemas.openxmlformats.org/drawingml/2006/picture">
+                  <pic:nvPicPr>
+                    <pic:cNvPr id="2103889894" name="Picture 1" descr="A screen shot of a computer code&#10;&#10;AI-generated content may be incorrect."/>
+                    <pic:cNvPicPr/>
+                  </pic:nvPicPr>
+                  <pic:blipFill>
+                    <a:blip r:embed="rId46"/>
+                    <a:stretch>
+                      <a:fillRect/>
+                    </a:stretch>
+                  </pic:blipFill>
+                  <pic:spPr>
+                    <a:xfrm>
+                      <a:off x="0" y="0"/>
+                      <a:ext cx="1409012" cy="1250602"/>
+                    </a:xfrm>
+                    <a:prstGeom prst="rect">
+                      <a:avLst/>
+                    </a:prstGeom>
+                  </pic:spPr>
+                </pic:pic>
+              </a:graphicData>
+            </a:graphic>
+          </wp:inline>
+        </w:drawing>
+      </w:r>
     </w:p>
     <w:sectPr>
       <w:pgSz w:w="12240" w:h="15840"/>

--- a/3.React/UltimateReactCourse/Document/3.docx
+++ b/3.React/UltimateReactCourse/Document/3.docx
@@ -14,7 +14,32 @@
           <w:sz w:val="40"/>
           <w:szCs w:val="40"/>
         </w:rPr>
-        <w:t xml:space="preserve">-useRedudcer(): </w:t>
+        <w:t>-</w:t>
+      </w:r>
+      <w:proofErr w:type="spellStart"/>
+      <w:proofErr w:type="gramStart"/>
+      <w:r>
+        <w:rPr>
+          <w:sz w:val="40"/>
+          <w:szCs w:val="40"/>
+        </w:rPr>
+        <w:t>useRedudcer</w:t>
+      </w:r>
+      <w:proofErr w:type="spellEnd"/>
+      <w:r>
+        <w:rPr>
+          <w:sz w:val="40"/>
+          <w:szCs w:val="40"/>
+        </w:rPr>
+        <w:t>(</w:t>
+      </w:r>
+      <w:proofErr w:type="gramEnd"/>
+      <w:r>
+        <w:rPr>
+          <w:sz w:val="40"/>
+          <w:szCs w:val="40"/>
+        </w:rPr>
+        <w:t xml:space="preserve">): </w:t>
       </w:r>
     </w:p>
     <w:p>
@@ -257,21 +282,46 @@
           <w:sz w:val="40"/>
           <w:szCs w:val="40"/>
         </w:rPr>
-        <w:t>+Fake data questions: data/questions.json</w:t>
-      </w:r>
-    </w:p>
-    <w:p>
-      <w:pPr>
-        <w:rPr>
-          <w:noProof/>
-        </w:rPr>
-      </w:pPr>
-      <w:r>
-        <w:rPr>
-          <w:sz w:val="40"/>
-          <w:szCs w:val="40"/>
-        </w:rPr>
-        <w:t>+Install json-server:</w:t>
+        <w:t>+Fake data questions: data/</w:t>
+      </w:r>
+      <w:proofErr w:type="spellStart"/>
+      <w:r>
+        <w:rPr>
+          <w:sz w:val="40"/>
+          <w:szCs w:val="40"/>
+        </w:rPr>
+        <w:t>questions.json</w:t>
+      </w:r>
+      <w:proofErr w:type="spellEnd"/>
+    </w:p>
+    <w:p>
+      <w:pPr>
+        <w:rPr>
+          <w:noProof/>
+        </w:rPr>
+      </w:pPr>
+      <w:r>
+        <w:rPr>
+          <w:sz w:val="40"/>
+          <w:szCs w:val="40"/>
+        </w:rPr>
+        <w:t xml:space="preserve">+Install </w:t>
+      </w:r>
+      <w:proofErr w:type="spellStart"/>
+      <w:r>
+        <w:rPr>
+          <w:sz w:val="40"/>
+          <w:szCs w:val="40"/>
+        </w:rPr>
+        <w:t>json</w:t>
+      </w:r>
+      <w:proofErr w:type="spellEnd"/>
+      <w:r>
+        <w:rPr>
+          <w:sz w:val="40"/>
+          <w:szCs w:val="40"/>
+        </w:rPr>
+        <w:t>-server:</w:t>
       </w:r>
       <w:r>
         <w:rPr>
@@ -388,7 +438,23 @@
           <w:sz w:val="40"/>
           <w:szCs w:val="40"/>
         </w:rPr>
-        <w:t>And: npm run server</w:t>
+        <w:t xml:space="preserve">And: </w:t>
+      </w:r>
+      <w:proofErr w:type="spellStart"/>
+      <w:r>
+        <w:rPr>
+          <w:sz w:val="40"/>
+          <w:szCs w:val="40"/>
+        </w:rPr>
+        <w:t>npm</w:t>
+      </w:r>
+      <w:proofErr w:type="spellEnd"/>
+      <w:r>
+        <w:rPr>
+          <w:sz w:val="40"/>
+          <w:szCs w:val="40"/>
+        </w:rPr>
+        <w:t xml:space="preserve"> run server</w:t>
       </w:r>
     </w:p>
     <w:tbl>
@@ -740,6 +806,7 @@
         </w:rPr>
         <w:t>+</w:t>
       </w:r>
+      <w:proofErr w:type="spellStart"/>
       <w:r>
         <w:rPr>
           <w:b/>
@@ -749,6 +816,7 @@
         </w:rPr>
         <w:t>BrowserRouter</w:t>
       </w:r>
+      <w:proofErr w:type="spellEnd"/>
     </w:p>
     <w:p>
       <w:pPr>
@@ -826,7 +894,23 @@
           <w:sz w:val="40"/>
           <w:szCs w:val="40"/>
         </w:rPr>
-        <w:t>+Use &lt;Link&gt; or &lt;NavLink&gt;</w:t>
+        <w:t>+Use &lt;Link&gt; or &lt;</w:t>
+      </w:r>
+      <w:proofErr w:type="spellStart"/>
+      <w:r>
+        <w:rPr>
+          <w:sz w:val="40"/>
+          <w:szCs w:val="40"/>
+        </w:rPr>
+        <w:t>NavLink</w:t>
+      </w:r>
+      <w:proofErr w:type="spellEnd"/>
+      <w:r>
+        <w:rPr>
+          <w:sz w:val="40"/>
+          <w:szCs w:val="40"/>
+        </w:rPr>
+        <w:t>&gt;</w:t>
       </w:r>
     </w:p>
     <w:p>
@@ -1291,13 +1375,33 @@
         </w:rPr>
         <w:t xml:space="preserve"> </w:t>
       </w:r>
+      <w:proofErr w:type="spellStart"/>
+      <w:proofErr w:type="gramStart"/>
       <w:r>
         <w:rPr>
           <w:b/>
           <w:sz w:val="40"/>
           <w:szCs w:val="40"/>
         </w:rPr>
-        <w:t>useNavigate()</w:t>
+        <w:t>useNavigate</w:t>
+      </w:r>
+      <w:proofErr w:type="spellEnd"/>
+      <w:r>
+        <w:rPr>
+          <w:b/>
+          <w:sz w:val="40"/>
+          <w:szCs w:val="40"/>
+        </w:rPr>
+        <w:t>(</w:t>
+      </w:r>
+      <w:proofErr w:type="gramEnd"/>
+      <w:r>
+        <w:rPr>
+          <w:b/>
+          <w:sz w:val="40"/>
+          <w:szCs w:val="40"/>
+        </w:rPr>
+        <w:t>)</w:t>
       </w:r>
     </w:p>
     <w:p>
@@ -1704,7 +1808,23 @@
           <w:sz w:val="40"/>
           <w:szCs w:val="40"/>
         </w:rPr>
-        <w:t>Create PostContext.jsx:</w:t>
+        <w:t xml:space="preserve">Create </w:t>
+      </w:r>
+      <w:proofErr w:type="spellStart"/>
+      <w:r>
+        <w:rPr>
+          <w:sz w:val="40"/>
+          <w:szCs w:val="40"/>
+        </w:rPr>
+        <w:t>PostContext.jsx</w:t>
+      </w:r>
+      <w:proofErr w:type="spellEnd"/>
+      <w:r>
+        <w:rPr>
+          <w:sz w:val="40"/>
+          <w:szCs w:val="40"/>
+        </w:rPr>
+        <w:t>:</w:t>
       </w:r>
     </w:p>
     <w:p>
@@ -1864,7 +1984,23 @@
           <w:sz w:val="40"/>
           <w:szCs w:val="40"/>
         </w:rPr>
-        <w:t>Then used context in App.jsx:</w:t>
+        <w:t xml:space="preserve">Then used context in </w:t>
+      </w:r>
+      <w:proofErr w:type="spellStart"/>
+      <w:r>
+        <w:rPr>
+          <w:sz w:val="40"/>
+          <w:szCs w:val="40"/>
+        </w:rPr>
+        <w:t>App.jsx</w:t>
+      </w:r>
+      <w:proofErr w:type="spellEnd"/>
+      <w:r>
+        <w:rPr>
+          <w:sz w:val="40"/>
+          <w:szCs w:val="40"/>
+        </w:rPr>
+        <w:t>:</w:t>
       </w:r>
     </w:p>
     <w:p>
@@ -2349,7 +2485,32 @@
           <w:sz w:val="40"/>
           <w:szCs w:val="40"/>
         </w:rPr>
-        <w:t>-Advanced State Management System: Context + useReducer()</w:t>
+        <w:t xml:space="preserve">-Advanced State Management System: Context + </w:t>
+      </w:r>
+      <w:proofErr w:type="spellStart"/>
+      <w:proofErr w:type="gramStart"/>
+      <w:r>
+        <w:rPr>
+          <w:sz w:val="40"/>
+          <w:szCs w:val="40"/>
+        </w:rPr>
+        <w:t>useReducer</w:t>
+      </w:r>
+      <w:proofErr w:type="spellEnd"/>
+      <w:r>
+        <w:rPr>
+          <w:sz w:val="40"/>
+          <w:szCs w:val="40"/>
+        </w:rPr>
+        <w:t>(</w:t>
+      </w:r>
+      <w:proofErr w:type="gramEnd"/>
+      <w:r>
+        <w:rPr>
+          <w:sz w:val="40"/>
+          <w:szCs w:val="40"/>
+        </w:rPr>
+        <w:t>)</w:t>
       </w:r>
     </w:p>
     <w:p>
@@ -2876,6 +3037,499 @@
             </a:graphic>
           </wp:inline>
         </w:drawing>
+      </w:r>
+    </w:p>
+    <w:p>
+      <w:pPr>
+        <w:rPr>
+          <w:sz w:val="40"/>
+          <w:szCs w:val="40"/>
+        </w:rPr>
+      </w:pPr>
+      <w:r>
+        <w:rPr>
+          <w:sz w:val="40"/>
+          <w:szCs w:val="40"/>
+        </w:rPr>
+        <w:t>-memo:</w:t>
+      </w:r>
+    </w:p>
+    <w:p>
+      <w:pPr>
+        <w:rPr>
+          <w:sz w:val="40"/>
+          <w:szCs w:val="40"/>
+        </w:rPr>
+      </w:pPr>
+      <w:r>
+        <w:rPr>
+          <w:noProof/>
+        </w:rPr>
+        <w:drawing>
+          <wp:inline distT="0" distB="0" distL="0" distR="0" wp14:anchorId="682FDCE2" wp14:editId="40C17080">
+            <wp:extent cx="3848669" cy="1472595"/>
+            <wp:effectExtent l="0" t="0" r="0" b="0"/>
+            <wp:docPr id="999664146" name="Picture 1" descr="A screen shot of a computer program&#10;&#10;AI-generated content may be incorrect."/>
+            <wp:cNvGraphicFramePr>
+              <a:graphicFrameLocks xmlns:a="http://schemas.openxmlformats.org/drawingml/2006/main" noChangeAspect="1"/>
+            </wp:cNvGraphicFramePr>
+            <a:graphic xmlns:a="http://schemas.openxmlformats.org/drawingml/2006/main">
+              <a:graphicData uri="http://schemas.openxmlformats.org/drawingml/2006/picture">
+                <pic:pic xmlns:pic="http://schemas.openxmlformats.org/drawingml/2006/picture">
+                  <pic:nvPicPr>
+                    <pic:cNvPr id="999664146" name="Picture 1" descr="A screen shot of a computer program&#10;&#10;AI-generated content may be incorrect."/>
+                    <pic:cNvPicPr/>
+                  </pic:nvPicPr>
+                  <pic:blipFill>
+                    <a:blip r:embed="rId47"/>
+                    <a:stretch>
+                      <a:fillRect/>
+                    </a:stretch>
+                  </pic:blipFill>
+                  <pic:spPr>
+                    <a:xfrm>
+                      <a:off x="0" y="0"/>
+                      <a:ext cx="3861673" cy="1477571"/>
+                    </a:xfrm>
+                    <a:prstGeom prst="rect">
+                      <a:avLst/>
+                    </a:prstGeom>
+                  </pic:spPr>
+                </pic:pic>
+              </a:graphicData>
+            </a:graphic>
+          </wp:inline>
+        </w:drawing>
+      </w:r>
+    </w:p>
+    <w:p>
+      <w:pPr>
+        <w:rPr>
+          <w:sz w:val="40"/>
+          <w:szCs w:val="40"/>
+        </w:rPr>
+      </w:pPr>
+      <w:r>
+        <w:rPr>
+          <w:sz w:val="40"/>
+          <w:szCs w:val="40"/>
+        </w:rPr>
+        <w:lastRenderedPageBreak/>
+        <w:t>-</w:t>
+      </w:r>
+      <w:proofErr w:type="spellStart"/>
+      <w:proofErr w:type="gramStart"/>
+      <w:r>
+        <w:rPr>
+          <w:sz w:val="40"/>
+          <w:szCs w:val="40"/>
+        </w:rPr>
+        <w:t>useMemo</w:t>
+      </w:r>
+      <w:proofErr w:type="spellEnd"/>
+      <w:r>
+        <w:rPr>
+          <w:sz w:val="40"/>
+          <w:szCs w:val="40"/>
+        </w:rPr>
+        <w:t>(</w:t>
+      </w:r>
+      <w:proofErr w:type="gramEnd"/>
+      <w:r>
+        <w:rPr>
+          <w:sz w:val="40"/>
+          <w:szCs w:val="40"/>
+        </w:rPr>
+        <w:t>):</w:t>
+      </w:r>
+    </w:p>
+    <w:p>
+      <w:pPr>
+        <w:rPr>
+          <w:sz w:val="40"/>
+          <w:szCs w:val="40"/>
+        </w:rPr>
+      </w:pPr>
+      <w:r>
+        <w:rPr>
+          <w:noProof/>
+        </w:rPr>
+        <w:drawing>
+          <wp:inline distT="0" distB="0" distL="0" distR="0" wp14:anchorId="28ACAA84" wp14:editId="0F60DCE1">
+            <wp:extent cx="4490113" cy="976857"/>
+            <wp:effectExtent l="0" t="0" r="5715" b="0"/>
+            <wp:docPr id="1930402597" name="Picture 1" descr="A black screen with text and symbols&#10;&#10;AI-generated content may be incorrect."/>
+            <wp:cNvGraphicFramePr>
+              <a:graphicFrameLocks xmlns:a="http://schemas.openxmlformats.org/drawingml/2006/main" noChangeAspect="1"/>
+            </wp:cNvGraphicFramePr>
+            <a:graphic xmlns:a="http://schemas.openxmlformats.org/drawingml/2006/main">
+              <a:graphicData uri="http://schemas.openxmlformats.org/drawingml/2006/picture">
+                <pic:pic xmlns:pic="http://schemas.openxmlformats.org/drawingml/2006/picture">
+                  <pic:nvPicPr>
+                    <pic:cNvPr id="1930402597" name="Picture 1" descr="A black screen with text and symbols&#10;&#10;AI-generated content may be incorrect."/>
+                    <pic:cNvPicPr/>
+                  </pic:nvPicPr>
+                  <pic:blipFill>
+                    <a:blip r:embed="rId48"/>
+                    <a:stretch>
+                      <a:fillRect/>
+                    </a:stretch>
+                  </pic:blipFill>
+                  <pic:spPr>
+                    <a:xfrm>
+                      <a:off x="0" y="0"/>
+                      <a:ext cx="4501791" cy="979398"/>
+                    </a:xfrm>
+                    <a:prstGeom prst="rect">
+                      <a:avLst/>
+                    </a:prstGeom>
+                  </pic:spPr>
+                </pic:pic>
+              </a:graphicData>
+            </a:graphic>
+          </wp:inline>
+        </w:drawing>
+      </w:r>
+    </w:p>
+    <w:p>
+      <w:pPr>
+        <w:rPr>
+          <w:sz w:val="40"/>
+          <w:szCs w:val="40"/>
+        </w:rPr>
+      </w:pPr>
+      <w:r>
+        <w:rPr>
+          <w:sz w:val="40"/>
+          <w:szCs w:val="40"/>
+        </w:rPr>
+        <w:t>-</w:t>
+      </w:r>
+      <w:proofErr w:type="spellStart"/>
+      <w:proofErr w:type="gramStart"/>
+      <w:r>
+        <w:rPr>
+          <w:sz w:val="40"/>
+          <w:szCs w:val="40"/>
+        </w:rPr>
+        <w:t>useCallback</w:t>
+      </w:r>
+      <w:proofErr w:type="spellEnd"/>
+      <w:r>
+        <w:rPr>
+          <w:sz w:val="40"/>
+          <w:szCs w:val="40"/>
+        </w:rPr>
+        <w:t>(</w:t>
+      </w:r>
+      <w:proofErr w:type="gramEnd"/>
+      <w:r>
+        <w:rPr>
+          <w:sz w:val="40"/>
+          <w:szCs w:val="40"/>
+        </w:rPr>
+        <w:t>):</w:t>
+      </w:r>
+    </w:p>
+    <w:p>
+      <w:pPr>
+        <w:rPr>
+          <w:sz w:val="40"/>
+          <w:szCs w:val="40"/>
+        </w:rPr>
+      </w:pPr>
+      <w:r>
+        <w:rPr>
+          <w:noProof/>
+        </w:rPr>
+        <w:drawing>
+          <wp:inline distT="0" distB="0" distL="0" distR="0" wp14:anchorId="320B7349" wp14:editId="271DBF90">
+            <wp:extent cx="4714875" cy="533400"/>
+            <wp:effectExtent l="0" t="0" r="9525" b="0"/>
+            <wp:docPr id="2082643416" name="Picture 1" descr="A black background with white text&#10;&#10;AI-generated content may be incorrect."/>
+            <wp:cNvGraphicFramePr>
+              <a:graphicFrameLocks xmlns:a="http://schemas.openxmlformats.org/drawingml/2006/main" noChangeAspect="1"/>
+            </wp:cNvGraphicFramePr>
+            <a:graphic xmlns:a="http://schemas.openxmlformats.org/drawingml/2006/main">
+              <a:graphicData uri="http://schemas.openxmlformats.org/drawingml/2006/picture">
+                <pic:pic xmlns:pic="http://schemas.openxmlformats.org/drawingml/2006/picture">
+                  <pic:nvPicPr>
+                    <pic:cNvPr id="2082643416" name="Picture 1" descr="A black background with white text&#10;&#10;AI-generated content may be incorrect."/>
+                    <pic:cNvPicPr/>
+                  </pic:nvPicPr>
+                  <pic:blipFill>
+                    <a:blip r:embed="rId49"/>
+                    <a:stretch>
+                      <a:fillRect/>
+                    </a:stretch>
+                  </pic:blipFill>
+                  <pic:spPr>
+                    <a:xfrm>
+                      <a:off x="0" y="0"/>
+                      <a:ext cx="4714875" cy="533400"/>
+                    </a:xfrm>
+                    <a:prstGeom prst="rect">
+                      <a:avLst/>
+                    </a:prstGeom>
+                  </pic:spPr>
+                </pic:pic>
+              </a:graphicData>
+            </a:graphic>
+          </wp:inline>
+        </w:drawing>
+      </w:r>
+    </w:p>
+    <w:p>
+      <w:pPr>
+        <w:rPr>
+          <w:sz w:val="40"/>
+          <w:szCs w:val="40"/>
+        </w:rPr>
+      </w:pPr>
+      <w:r>
+        <w:rPr>
+          <w:sz w:val="40"/>
+          <w:szCs w:val="40"/>
+        </w:rPr>
+        <w:t>-Optimize Context Re-renders</w:t>
+      </w:r>
+    </w:p>
+    <w:p>
+      <w:pPr>
+        <w:rPr>
+          <w:sz w:val="40"/>
+          <w:szCs w:val="40"/>
+        </w:rPr>
+      </w:pPr>
+      <w:r>
+        <w:rPr>
+          <w:noProof/>
+        </w:rPr>
+        <w:drawing>
+          <wp:inline distT="0" distB="0" distL="0" distR="0" wp14:anchorId="0B15A941" wp14:editId="04BBC5B5">
+            <wp:extent cx="4128448" cy="2124416"/>
+            <wp:effectExtent l="0" t="0" r="5715" b="9525"/>
+            <wp:docPr id="962537668" name="Picture 1" descr="A computer screen shot of a program code&#10;&#10;AI-generated content may be incorrect."/>
+            <wp:cNvGraphicFramePr>
+              <a:graphicFrameLocks xmlns:a="http://schemas.openxmlformats.org/drawingml/2006/main" noChangeAspect="1"/>
+            </wp:cNvGraphicFramePr>
+            <a:graphic xmlns:a="http://schemas.openxmlformats.org/drawingml/2006/main">
+              <a:graphicData uri="http://schemas.openxmlformats.org/drawingml/2006/picture">
+                <pic:pic xmlns:pic="http://schemas.openxmlformats.org/drawingml/2006/picture">
+                  <pic:nvPicPr>
+                    <pic:cNvPr id="962537668" name="Picture 1" descr="A computer screen shot of a program code&#10;&#10;AI-generated content may be incorrect."/>
+                    <pic:cNvPicPr/>
+                  </pic:nvPicPr>
+                  <pic:blipFill>
+                    <a:blip r:embed="rId50"/>
+                    <a:stretch>
+                      <a:fillRect/>
+                    </a:stretch>
+                  </pic:blipFill>
+                  <pic:spPr>
+                    <a:xfrm>
+                      <a:off x="0" y="0"/>
+                      <a:ext cx="4150627" cy="2135829"/>
+                    </a:xfrm>
+                    <a:prstGeom prst="rect">
+                      <a:avLst/>
+                    </a:prstGeom>
+                  </pic:spPr>
+                </pic:pic>
+              </a:graphicData>
+            </a:graphic>
+          </wp:inline>
+        </w:drawing>
+      </w:r>
+    </w:p>
+    <w:p>
+      <w:pPr>
+        <w:rPr>
+          <w:sz w:val="40"/>
+          <w:szCs w:val="40"/>
+        </w:rPr>
+      </w:pPr>
+      <w:r>
+        <w:rPr>
+          <w:noProof/>
+        </w:rPr>
+        <w:drawing>
+          <wp:inline distT="0" distB="0" distL="0" distR="0" wp14:anchorId="403071BC" wp14:editId="70A43C45">
+            <wp:extent cx="2272352" cy="1257759"/>
+            <wp:effectExtent l="0" t="0" r="0" b="0"/>
+            <wp:docPr id="165150117" name="Picture 1" descr="A computer screen shot of a program code&#10;&#10;AI-generated content may be incorrect."/>
+            <wp:cNvGraphicFramePr>
+              <a:graphicFrameLocks xmlns:a="http://schemas.openxmlformats.org/drawingml/2006/main" noChangeAspect="1"/>
+            </wp:cNvGraphicFramePr>
+            <a:graphic xmlns:a="http://schemas.openxmlformats.org/drawingml/2006/main">
+              <a:graphicData uri="http://schemas.openxmlformats.org/drawingml/2006/picture">
+                <pic:pic xmlns:pic="http://schemas.openxmlformats.org/drawingml/2006/picture">
+                  <pic:nvPicPr>
+                    <pic:cNvPr id="165150117" name="Picture 1" descr="A computer screen shot of a program code&#10;&#10;AI-generated content may be incorrect."/>
+                    <pic:cNvPicPr/>
+                  </pic:nvPicPr>
+                  <pic:blipFill>
+                    <a:blip r:embed="rId51"/>
+                    <a:stretch>
+                      <a:fillRect/>
+                    </a:stretch>
+                  </pic:blipFill>
+                  <pic:spPr>
+                    <a:xfrm>
+                      <a:off x="0" y="0"/>
+                      <a:ext cx="2281587" cy="1262871"/>
+                    </a:xfrm>
+                    <a:prstGeom prst="rect">
+                      <a:avLst/>
+                    </a:prstGeom>
+                  </pic:spPr>
+                </pic:pic>
+              </a:graphicData>
+            </a:graphic>
+          </wp:inline>
+        </w:drawing>
+      </w:r>
+    </w:p>
+    <w:p>
+      <w:pPr>
+        <w:rPr>
+          <w:sz w:val="40"/>
+          <w:szCs w:val="40"/>
+        </w:rPr>
+      </w:pPr>
+      <w:r>
+        <w:rPr>
+          <w:sz w:val="40"/>
+          <w:szCs w:val="40"/>
+        </w:rPr>
+        <w:t>-Optimize Bundle Size with code splitting</w:t>
+      </w:r>
+    </w:p>
+    <w:p>
+      <w:pPr>
+        <w:rPr>
+          <w:sz w:val="40"/>
+          <w:szCs w:val="40"/>
+        </w:rPr>
+      </w:pPr>
+      <w:r>
+        <w:rPr>
+          <w:noProof/>
+        </w:rPr>
+        <w:drawing>
+          <wp:inline distT="0" distB="0" distL="0" distR="0" wp14:anchorId="06CD99DE" wp14:editId="33F21451">
+            <wp:extent cx="3828197" cy="889380"/>
+            <wp:effectExtent l="0" t="0" r="1270" b="6350"/>
+            <wp:docPr id="2091069024" name="Picture 1" descr="A screen shot of a computer code&#10;&#10;AI-generated content may be incorrect."/>
+            <wp:cNvGraphicFramePr>
+              <a:graphicFrameLocks xmlns:a="http://schemas.openxmlformats.org/drawingml/2006/main" noChangeAspect="1"/>
+            </wp:cNvGraphicFramePr>
+            <a:graphic xmlns:a="http://schemas.openxmlformats.org/drawingml/2006/main">
+              <a:graphicData uri="http://schemas.openxmlformats.org/drawingml/2006/picture">
+                <pic:pic xmlns:pic="http://schemas.openxmlformats.org/drawingml/2006/picture">
+                  <pic:nvPicPr>
+                    <pic:cNvPr id="2091069024" name="Picture 1" descr="A screen shot of a computer code&#10;&#10;AI-generated content may be incorrect."/>
+                    <pic:cNvPicPr/>
+                  </pic:nvPicPr>
+                  <pic:blipFill>
+                    <a:blip r:embed="rId52"/>
+                    <a:stretch>
+                      <a:fillRect/>
+                    </a:stretch>
+                  </pic:blipFill>
+                  <pic:spPr>
+                    <a:xfrm>
+                      <a:off x="0" y="0"/>
+                      <a:ext cx="3860334" cy="896846"/>
+                    </a:xfrm>
+                    <a:prstGeom prst="rect">
+                      <a:avLst/>
+                    </a:prstGeom>
+                  </pic:spPr>
+                </pic:pic>
+              </a:graphicData>
+            </a:graphic>
+          </wp:inline>
+        </w:drawing>
+      </w:r>
+    </w:p>
+    <w:p>
+      <w:pPr>
+        <w:rPr>
+          <w:sz w:val="40"/>
+          <w:szCs w:val="40"/>
+        </w:rPr>
+      </w:pPr>
+      <w:r>
+        <w:rPr>
+          <w:noProof/>
+        </w:rPr>
+        <w:lastRenderedPageBreak/>
+        <w:drawing>
+          <wp:inline distT="0" distB="0" distL="0" distR="0" wp14:anchorId="3A11A825" wp14:editId="394950F9">
+            <wp:extent cx="3200400" cy="552450"/>
+            <wp:effectExtent l="0" t="0" r="0" b="0"/>
+            <wp:docPr id="1380691017" name="Picture 1" descr="A computer screen shot of a black background&#10;&#10;AI-generated content may be incorrect."/>
+            <wp:cNvGraphicFramePr>
+              <a:graphicFrameLocks xmlns:a="http://schemas.openxmlformats.org/drawingml/2006/main" noChangeAspect="1"/>
+            </wp:cNvGraphicFramePr>
+            <a:graphic xmlns:a="http://schemas.openxmlformats.org/drawingml/2006/main">
+              <a:graphicData uri="http://schemas.openxmlformats.org/drawingml/2006/picture">
+                <pic:pic xmlns:pic="http://schemas.openxmlformats.org/drawingml/2006/picture">
+                  <pic:nvPicPr>
+                    <pic:cNvPr id="1380691017" name="Picture 1" descr="A computer screen shot of a black background&#10;&#10;AI-generated content may be incorrect."/>
+                    <pic:cNvPicPr/>
+                  </pic:nvPicPr>
+                  <pic:blipFill>
+                    <a:blip r:embed="rId53"/>
+                    <a:stretch>
+                      <a:fillRect/>
+                    </a:stretch>
+                  </pic:blipFill>
+                  <pic:spPr>
+                    <a:xfrm>
+                      <a:off x="0" y="0"/>
+                      <a:ext cx="3200400" cy="552450"/>
+                    </a:xfrm>
+                    <a:prstGeom prst="rect">
+                      <a:avLst/>
+                    </a:prstGeom>
+                  </pic:spPr>
+                </pic:pic>
+              </a:graphicData>
+            </a:graphic>
+          </wp:inline>
+        </w:drawing>
+      </w:r>
+    </w:p>
+    <w:p>
+      <w:pPr>
+        <w:rPr>
+          <w:sz w:val="40"/>
+          <w:szCs w:val="40"/>
+        </w:rPr>
+      </w:pPr>
+      <w:r>
+        <w:rPr>
+          <w:sz w:val="40"/>
+          <w:szCs w:val="40"/>
+        </w:rPr>
+        <w:t>-Closures in Effects</w:t>
+      </w:r>
+    </w:p>
+    <w:p>
+      <w:pPr>
+        <w:rPr>
+          <w:sz w:val="40"/>
+          <w:szCs w:val="40"/>
+        </w:rPr>
+      </w:pPr>
+      <w:r>
+        <w:rPr>
+          <w:sz w:val="40"/>
+          <w:szCs w:val="40"/>
+        </w:rPr>
+        <w:t>https://dev.to/wildboar_developer/understanding-stale-closure-in-react-a-common-pitfall-and-how-to-avoid-it-5dih</w:t>
       </w:r>
     </w:p>
     <w:sectPr>
@@ -3290,7 +3944,6 @@
   <w:style w:type="character" w:default="1" w:styleId="DefaultParagraphFont">
     <w:name w:val="Default Paragraph Font"/>
     <w:uiPriority w:val="1"/>
-    <w:semiHidden/>
     <w:unhideWhenUsed/>
   </w:style>
   <w:style w:type="table" w:default="1" w:styleId="TableNormal">
@@ -3313,6 +3966,29 @@
     <w:uiPriority w:val="99"/>
     <w:semiHidden/>
     <w:unhideWhenUsed/>
+  </w:style>
+  <w:style w:type="character" w:styleId="Hyperlink">
+    <w:name w:val="Hyperlink"/>
+    <w:basedOn w:val="DefaultParagraphFont"/>
+    <w:uiPriority w:val="99"/>
+    <w:unhideWhenUsed/>
+    <w:rsid w:val="00C0243D"/>
+    <w:rPr>
+      <w:color w:val="0563C1" w:themeColor="hyperlink"/>
+      <w:u w:val="single"/>
+    </w:rPr>
+  </w:style>
+  <w:style w:type="character" w:styleId="UnresolvedMention">
+    <w:name w:val="Unresolved Mention"/>
+    <w:basedOn w:val="DefaultParagraphFont"/>
+    <w:uiPriority w:val="99"/>
+    <w:semiHidden/>
+    <w:unhideWhenUsed/>
+    <w:rsid w:val="00C0243D"/>
+    <w:rPr>
+      <w:color w:val="605E5C"/>
+      <w:shd w:val="clear" w:color="auto" w:fill="E1DFDD"/>
+    </w:rPr>
   </w:style>
 </w:styles>
 </file>

--- a/3.React/UltimateReactCourse/Document/3.docx
+++ b/3.React/UltimateReactCourse/Document/3.docx
@@ -14,32 +14,7 @@
           <w:sz w:val="40"/>
           <w:szCs w:val="40"/>
         </w:rPr>
-        <w:t>-</w:t>
-      </w:r>
-      <w:proofErr w:type="spellStart"/>
-      <w:proofErr w:type="gramStart"/>
-      <w:r>
-        <w:rPr>
-          <w:sz w:val="40"/>
-          <w:szCs w:val="40"/>
-        </w:rPr>
-        <w:t>useRedudcer</w:t>
-      </w:r>
-      <w:proofErr w:type="spellEnd"/>
-      <w:r>
-        <w:rPr>
-          <w:sz w:val="40"/>
-          <w:szCs w:val="40"/>
-        </w:rPr>
-        <w:t>(</w:t>
-      </w:r>
-      <w:proofErr w:type="gramEnd"/>
-      <w:r>
-        <w:rPr>
-          <w:sz w:val="40"/>
-          <w:szCs w:val="40"/>
-        </w:rPr>
-        <w:t xml:space="preserve">): </w:t>
+        <w:t xml:space="preserve">-useRedudcer(): </w:t>
       </w:r>
     </w:p>
     <w:p>
@@ -282,46 +257,21 @@
           <w:sz w:val="40"/>
           <w:szCs w:val="40"/>
         </w:rPr>
-        <w:t>+Fake data questions: data/</w:t>
-      </w:r>
-      <w:proofErr w:type="spellStart"/>
-      <w:r>
-        <w:rPr>
-          <w:sz w:val="40"/>
-          <w:szCs w:val="40"/>
-        </w:rPr>
-        <w:t>questions.json</w:t>
-      </w:r>
-      <w:proofErr w:type="spellEnd"/>
-    </w:p>
-    <w:p>
-      <w:pPr>
-        <w:rPr>
-          <w:noProof/>
-        </w:rPr>
-      </w:pPr>
-      <w:r>
-        <w:rPr>
-          <w:sz w:val="40"/>
-          <w:szCs w:val="40"/>
-        </w:rPr>
-        <w:t xml:space="preserve">+Install </w:t>
-      </w:r>
-      <w:proofErr w:type="spellStart"/>
-      <w:r>
-        <w:rPr>
-          <w:sz w:val="40"/>
-          <w:szCs w:val="40"/>
-        </w:rPr>
-        <w:t>json</w:t>
-      </w:r>
-      <w:proofErr w:type="spellEnd"/>
-      <w:r>
-        <w:rPr>
-          <w:sz w:val="40"/>
-          <w:szCs w:val="40"/>
-        </w:rPr>
-        <w:t>-server:</w:t>
+        <w:t>+Fake data questions: data/questions.json</w:t>
+      </w:r>
+    </w:p>
+    <w:p>
+      <w:pPr>
+        <w:rPr>
+          <w:noProof/>
+        </w:rPr>
+      </w:pPr>
+      <w:r>
+        <w:rPr>
+          <w:sz w:val="40"/>
+          <w:szCs w:val="40"/>
+        </w:rPr>
+        <w:t>+Install json-server:</w:t>
       </w:r>
       <w:r>
         <w:rPr>
@@ -438,23 +388,7 @@
           <w:sz w:val="40"/>
           <w:szCs w:val="40"/>
         </w:rPr>
-        <w:t xml:space="preserve">And: </w:t>
-      </w:r>
-      <w:proofErr w:type="spellStart"/>
-      <w:r>
-        <w:rPr>
-          <w:sz w:val="40"/>
-          <w:szCs w:val="40"/>
-        </w:rPr>
-        <w:t>npm</w:t>
-      </w:r>
-      <w:proofErr w:type="spellEnd"/>
-      <w:r>
-        <w:rPr>
-          <w:sz w:val="40"/>
-          <w:szCs w:val="40"/>
-        </w:rPr>
-        <w:t xml:space="preserve"> run server</w:t>
+        <w:t>And: npm run server</w:t>
       </w:r>
     </w:p>
     <w:tbl>
@@ -806,7 +740,6 @@
         </w:rPr>
         <w:t>+</w:t>
       </w:r>
-      <w:proofErr w:type="spellStart"/>
       <w:r>
         <w:rPr>
           <w:b/>
@@ -816,7 +749,6 @@
         </w:rPr>
         <w:t>BrowserRouter</w:t>
       </w:r>
-      <w:proofErr w:type="spellEnd"/>
     </w:p>
     <w:p>
       <w:pPr>
@@ -894,23 +826,7 @@
           <w:sz w:val="40"/>
           <w:szCs w:val="40"/>
         </w:rPr>
-        <w:t>+Use &lt;Link&gt; or &lt;</w:t>
-      </w:r>
-      <w:proofErr w:type="spellStart"/>
-      <w:r>
-        <w:rPr>
-          <w:sz w:val="40"/>
-          <w:szCs w:val="40"/>
-        </w:rPr>
-        <w:t>NavLink</w:t>
-      </w:r>
-      <w:proofErr w:type="spellEnd"/>
-      <w:r>
-        <w:rPr>
-          <w:sz w:val="40"/>
-          <w:szCs w:val="40"/>
-        </w:rPr>
-        <w:t>&gt;</w:t>
+        <w:t>+Use &lt;Link&gt; or &lt;NavLink&gt;</w:t>
       </w:r>
     </w:p>
     <w:p>
@@ -1375,33 +1291,13 @@
         </w:rPr>
         <w:t xml:space="preserve"> </w:t>
       </w:r>
-      <w:proofErr w:type="spellStart"/>
-      <w:proofErr w:type="gramStart"/>
       <w:r>
         <w:rPr>
           <w:b/>
           <w:sz w:val="40"/>
           <w:szCs w:val="40"/>
         </w:rPr>
-        <w:t>useNavigate</w:t>
-      </w:r>
-      <w:proofErr w:type="spellEnd"/>
-      <w:r>
-        <w:rPr>
-          <w:b/>
-          <w:sz w:val="40"/>
-          <w:szCs w:val="40"/>
-        </w:rPr>
-        <w:t>(</w:t>
-      </w:r>
-      <w:proofErr w:type="gramEnd"/>
-      <w:r>
-        <w:rPr>
-          <w:b/>
-          <w:sz w:val="40"/>
-          <w:szCs w:val="40"/>
-        </w:rPr>
-        <w:t>)</w:t>
+        <w:t>useNavigate()</w:t>
       </w:r>
     </w:p>
     <w:p>
@@ -1808,23 +1704,7 @@
           <w:sz w:val="40"/>
           <w:szCs w:val="40"/>
         </w:rPr>
-        <w:t xml:space="preserve">Create </w:t>
-      </w:r>
-      <w:proofErr w:type="spellStart"/>
-      <w:r>
-        <w:rPr>
-          <w:sz w:val="40"/>
-          <w:szCs w:val="40"/>
-        </w:rPr>
-        <w:t>PostContext.jsx</w:t>
-      </w:r>
-      <w:proofErr w:type="spellEnd"/>
-      <w:r>
-        <w:rPr>
-          <w:sz w:val="40"/>
-          <w:szCs w:val="40"/>
-        </w:rPr>
-        <w:t>:</w:t>
+        <w:t>Create PostContext.jsx:</w:t>
       </w:r>
     </w:p>
     <w:p>
@@ -1984,23 +1864,7 @@
           <w:sz w:val="40"/>
           <w:szCs w:val="40"/>
         </w:rPr>
-        <w:t xml:space="preserve">Then used context in </w:t>
-      </w:r>
-      <w:proofErr w:type="spellStart"/>
-      <w:r>
-        <w:rPr>
-          <w:sz w:val="40"/>
-          <w:szCs w:val="40"/>
-        </w:rPr>
-        <w:t>App.jsx</w:t>
-      </w:r>
-      <w:proofErr w:type="spellEnd"/>
-      <w:r>
-        <w:rPr>
-          <w:sz w:val="40"/>
-          <w:szCs w:val="40"/>
-        </w:rPr>
-        <w:t>:</w:t>
+        <w:t>Then used context in App.jsx:</w:t>
       </w:r>
     </w:p>
     <w:p>
@@ -2485,32 +2349,7 @@
           <w:sz w:val="40"/>
           <w:szCs w:val="40"/>
         </w:rPr>
-        <w:t xml:space="preserve">-Advanced State Management System: Context + </w:t>
-      </w:r>
-      <w:proofErr w:type="spellStart"/>
-      <w:proofErr w:type="gramStart"/>
-      <w:r>
-        <w:rPr>
-          <w:sz w:val="40"/>
-          <w:szCs w:val="40"/>
-        </w:rPr>
-        <w:t>useReducer</w:t>
-      </w:r>
-      <w:proofErr w:type="spellEnd"/>
-      <w:r>
-        <w:rPr>
-          <w:sz w:val="40"/>
-          <w:szCs w:val="40"/>
-        </w:rPr>
-        <w:t>(</w:t>
-      </w:r>
-      <w:proofErr w:type="gramEnd"/>
-      <w:r>
-        <w:rPr>
-          <w:sz w:val="40"/>
-          <w:szCs w:val="40"/>
-        </w:rPr>
-        <w:t>)</w:t>
+        <w:t>-Advanced State Management System: Context + useReducer()</w:t>
       </w:r>
     </w:p>
     <w:p>
@@ -3115,32 +2954,7 @@
           <w:szCs w:val="40"/>
         </w:rPr>
         <w:lastRenderedPageBreak/>
-        <w:t>-</w:t>
-      </w:r>
-      <w:proofErr w:type="spellStart"/>
-      <w:proofErr w:type="gramStart"/>
-      <w:r>
-        <w:rPr>
-          <w:sz w:val="40"/>
-          <w:szCs w:val="40"/>
-        </w:rPr>
-        <w:t>useMemo</w:t>
-      </w:r>
-      <w:proofErr w:type="spellEnd"/>
-      <w:r>
-        <w:rPr>
-          <w:sz w:val="40"/>
-          <w:szCs w:val="40"/>
-        </w:rPr>
-        <w:t>(</w:t>
-      </w:r>
-      <w:proofErr w:type="gramEnd"/>
-      <w:r>
-        <w:rPr>
-          <w:sz w:val="40"/>
-          <w:szCs w:val="40"/>
-        </w:rPr>
-        <w:t>):</w:t>
+        <w:t>-useMemo():</w:t>
       </w:r>
     </w:p>
     <w:p>
@@ -3203,32 +3017,7 @@
           <w:sz w:val="40"/>
           <w:szCs w:val="40"/>
         </w:rPr>
-        <w:t>-</w:t>
-      </w:r>
-      <w:proofErr w:type="spellStart"/>
-      <w:proofErr w:type="gramStart"/>
-      <w:r>
-        <w:rPr>
-          <w:sz w:val="40"/>
-          <w:szCs w:val="40"/>
-        </w:rPr>
-        <w:t>useCallback</w:t>
-      </w:r>
-      <w:proofErr w:type="spellEnd"/>
-      <w:r>
-        <w:rPr>
-          <w:sz w:val="40"/>
-          <w:szCs w:val="40"/>
-        </w:rPr>
-        <w:t>(</w:t>
-      </w:r>
-      <w:proofErr w:type="gramEnd"/>
-      <w:r>
-        <w:rPr>
-          <w:sz w:val="40"/>
-          <w:szCs w:val="40"/>
-        </w:rPr>
-        <w:t>):</w:t>
+        <w:t>-useCallback():</w:t>
       </w:r>
     </w:p>
     <w:p>
@@ -3524,12 +3313,830 @@
           <w:szCs w:val="40"/>
         </w:rPr>
       </w:pPr>
-      <w:r>
-        <w:rPr>
-          <w:sz w:val="40"/>
-          <w:szCs w:val="40"/>
-        </w:rPr>
-        <w:t>https://dev.to/wildboar_developer/understanding-stale-closure-in-react-a-common-pitfall-and-how-to-avoid-it-5dih</w:t>
+      <w:hyperlink r:id="rId54" w:history="1">
+        <w:r>
+          <w:rPr>
+            <w:rStyle w:val="Hyperlink"/>
+            <w:sz w:val="40"/>
+            <w:szCs w:val="40"/>
+          </w:rPr>
+          <w:t>https://dev.to/wildboar_developer/understanding-stale-closure-in-react-a-common-pitfall-and-how-to-avoid-it-5dih</w:t>
+        </w:r>
+      </w:hyperlink>
+    </w:p>
+    <w:p>
+      <w:pPr>
+        <w:rPr>
+          <w:sz w:val="40"/>
+          <w:szCs w:val="40"/>
+        </w:rPr>
+      </w:pPr>
+      <w:r>
+        <w:rPr>
+          <w:sz w:val="40"/>
+          <w:szCs w:val="40"/>
+        </w:rPr>
+        <w:t xml:space="preserve">-Redux </w:t>
+      </w:r>
+      <w:r>
+        <w:rPr>
+          <w:sz w:val="40"/>
+          <w:szCs w:val="40"/>
+        </w:rPr>
+        <w:t>with React:</w:t>
+      </w:r>
+    </w:p>
+    <w:p>
+      <w:pPr>
+        <w:rPr>
+          <w:sz w:val="40"/>
+          <w:szCs w:val="40"/>
+        </w:rPr>
+      </w:pPr>
+      <w:r>
+        <w:rPr>
+          <w:sz w:val="40"/>
+          <w:szCs w:val="40"/>
+        </w:rPr>
+        <w:t>+Split into features:</w:t>
+      </w:r>
+    </w:p>
+    <w:p>
+      <w:pPr>
+        <w:rPr>
+          <w:sz w:val="40"/>
+          <w:szCs w:val="40"/>
+        </w:rPr>
+      </w:pPr>
+      <w:r>
+        <w:rPr>
+          <w:noProof/>
+        </w:rPr>
+        <w:drawing>
+          <wp:inline distT="0" distB="0" distL="0" distR="0" wp14:anchorId="308B5C4F" wp14:editId="72A69FD0">
+            <wp:extent cx="1398896" cy="1653241"/>
+            <wp:effectExtent l="0" t="0" r="0" b="4445"/>
+            <wp:docPr id="555665986" name="Picture 1" descr="A screenshot of a computer&#10;&#10;AI-generated content may be incorrect."/>
+            <wp:cNvGraphicFramePr>
+              <a:graphicFrameLocks xmlns:a="http://schemas.openxmlformats.org/drawingml/2006/main" noChangeAspect="1"/>
+            </wp:cNvGraphicFramePr>
+            <a:graphic xmlns:a="http://schemas.openxmlformats.org/drawingml/2006/main">
+              <a:graphicData uri="http://schemas.openxmlformats.org/drawingml/2006/picture">
+                <pic:pic xmlns:pic="http://schemas.openxmlformats.org/drawingml/2006/picture">
+                  <pic:nvPicPr>
+                    <pic:cNvPr id="555665986" name="Picture 1" descr="A screenshot of a computer&#10;&#10;AI-generated content may be incorrect."/>
+                    <pic:cNvPicPr/>
+                  </pic:nvPicPr>
+                  <pic:blipFill>
+                    <a:blip r:embed="rId55"/>
+                    <a:stretch>
+                      <a:fillRect/>
+                    </a:stretch>
+                  </pic:blipFill>
+                  <pic:spPr>
+                    <a:xfrm>
+                      <a:off x="0" y="0"/>
+                      <a:ext cx="1400707" cy="1655381"/>
+                    </a:xfrm>
+                    <a:prstGeom prst="rect">
+                      <a:avLst/>
+                    </a:prstGeom>
+                  </pic:spPr>
+                </pic:pic>
+              </a:graphicData>
+            </a:graphic>
+          </wp:inline>
+        </w:drawing>
+      </w:r>
+    </w:p>
+    <w:p>
+      <w:pPr>
+        <w:rPr>
+          <w:sz w:val="40"/>
+          <w:szCs w:val="40"/>
+        </w:rPr>
+      </w:pPr>
+      <w:r>
+        <w:rPr>
+          <w:sz w:val="40"/>
+          <w:szCs w:val="40"/>
+        </w:rPr>
+        <w:t>+Slice:</w:t>
+      </w:r>
+    </w:p>
+    <w:p>
+      <w:pPr>
+        <w:rPr>
+          <w:sz w:val="40"/>
+          <w:szCs w:val="40"/>
+        </w:rPr>
+      </w:pPr>
+      <w:r>
+        <w:rPr>
+          <w:noProof/>
+        </w:rPr>
+        <w:drawing>
+          <wp:inline distT="0" distB="0" distL="0" distR="0" wp14:anchorId="580DFC55" wp14:editId="65C94B87">
+            <wp:extent cx="2894173" cy="2879678"/>
+            <wp:effectExtent l="0" t="0" r="1905" b="0"/>
+            <wp:docPr id="993477059" name="Picture 1" descr="A computer screen shot of a program code&#10;&#10;AI-generated content may be incorrect."/>
+            <wp:cNvGraphicFramePr>
+              <a:graphicFrameLocks xmlns:a="http://schemas.openxmlformats.org/drawingml/2006/main" noChangeAspect="1"/>
+            </wp:cNvGraphicFramePr>
+            <a:graphic xmlns:a="http://schemas.openxmlformats.org/drawingml/2006/main">
+              <a:graphicData uri="http://schemas.openxmlformats.org/drawingml/2006/picture">
+                <pic:pic xmlns:pic="http://schemas.openxmlformats.org/drawingml/2006/picture">
+                  <pic:nvPicPr>
+                    <pic:cNvPr id="993477059" name="Picture 1" descr="A computer screen shot of a program code&#10;&#10;AI-generated content may be incorrect."/>
+                    <pic:cNvPicPr/>
+                  </pic:nvPicPr>
+                  <pic:blipFill>
+                    <a:blip r:embed="rId56"/>
+                    <a:stretch>
+                      <a:fillRect/>
+                    </a:stretch>
+                  </pic:blipFill>
+                  <pic:spPr>
+                    <a:xfrm>
+                      <a:off x="0" y="0"/>
+                      <a:ext cx="2903472" cy="2888931"/>
+                    </a:xfrm>
+                    <a:prstGeom prst="rect">
+                      <a:avLst/>
+                    </a:prstGeom>
+                  </pic:spPr>
+                </pic:pic>
+              </a:graphicData>
+            </a:graphic>
+          </wp:inline>
+        </w:drawing>
+      </w:r>
+      <w:r>
+        <w:rPr>
+          <w:noProof/>
+        </w:rPr>
+        <w:drawing>
+          <wp:inline distT="0" distB="0" distL="0" distR="0" wp14:anchorId="38DAC19B" wp14:editId="7340EF32">
+            <wp:extent cx="3022979" cy="2391418"/>
+            <wp:effectExtent l="0" t="0" r="6350" b="8890"/>
+            <wp:docPr id="615986341" name="Picture 1"/>
+            <wp:cNvGraphicFramePr>
+              <a:graphicFrameLocks xmlns:a="http://schemas.openxmlformats.org/drawingml/2006/main" noChangeAspect="1"/>
+            </wp:cNvGraphicFramePr>
+            <a:graphic xmlns:a="http://schemas.openxmlformats.org/drawingml/2006/main">
+              <a:graphicData uri="http://schemas.openxmlformats.org/drawingml/2006/picture">
+                <pic:pic xmlns:pic="http://schemas.openxmlformats.org/drawingml/2006/picture">
+                  <pic:nvPicPr>
+                    <pic:cNvPr id="615986341" name=""/>
+                    <pic:cNvPicPr/>
+                  </pic:nvPicPr>
+                  <pic:blipFill>
+                    <a:blip r:embed="rId57"/>
+                    <a:stretch>
+                      <a:fillRect/>
+                    </a:stretch>
+                  </pic:blipFill>
+                  <pic:spPr>
+                    <a:xfrm>
+                      <a:off x="0" y="0"/>
+                      <a:ext cx="3025078" cy="2393079"/>
+                    </a:xfrm>
+                    <a:prstGeom prst="rect">
+                      <a:avLst/>
+                    </a:prstGeom>
+                  </pic:spPr>
+                </pic:pic>
+              </a:graphicData>
+            </a:graphic>
+          </wp:inline>
+        </w:drawing>
+      </w:r>
+    </w:p>
+    <w:p>
+      <w:pPr>
+        <w:rPr>
+          <w:sz w:val="40"/>
+          <w:szCs w:val="40"/>
+        </w:rPr>
+      </w:pPr>
+      <w:r>
+        <w:rPr>
+          <w:sz w:val="40"/>
+          <w:szCs w:val="40"/>
+        </w:rPr>
+        <w:lastRenderedPageBreak/>
+        <w:t>+store:</w:t>
+      </w:r>
+    </w:p>
+    <w:p>
+      <w:pPr>
+        <w:rPr>
+          <w:sz w:val="40"/>
+          <w:szCs w:val="40"/>
+        </w:rPr>
+      </w:pPr>
+      <w:r>
+        <w:rPr>
+          <w:noProof/>
+        </w:rPr>
+        <w:drawing>
+          <wp:inline distT="0" distB="0" distL="0" distR="0" wp14:anchorId="5D3F5984" wp14:editId="3AA52187">
+            <wp:extent cx="2886075" cy="1438275"/>
+            <wp:effectExtent l="0" t="0" r="9525" b="9525"/>
+            <wp:docPr id="1159604786" name="Picture 1" descr="A screen shot of a computer code&#10;&#10;AI-generated content may be incorrect."/>
+            <wp:cNvGraphicFramePr>
+              <a:graphicFrameLocks xmlns:a="http://schemas.openxmlformats.org/drawingml/2006/main" noChangeAspect="1"/>
+            </wp:cNvGraphicFramePr>
+            <a:graphic xmlns:a="http://schemas.openxmlformats.org/drawingml/2006/main">
+              <a:graphicData uri="http://schemas.openxmlformats.org/drawingml/2006/picture">
+                <pic:pic xmlns:pic="http://schemas.openxmlformats.org/drawingml/2006/picture">
+                  <pic:nvPicPr>
+                    <pic:cNvPr id="1159604786" name="Picture 1" descr="A screen shot of a computer code&#10;&#10;AI-generated content may be incorrect."/>
+                    <pic:cNvPicPr/>
+                  </pic:nvPicPr>
+                  <pic:blipFill>
+                    <a:blip r:embed="rId58"/>
+                    <a:stretch>
+                      <a:fillRect/>
+                    </a:stretch>
+                  </pic:blipFill>
+                  <pic:spPr>
+                    <a:xfrm>
+                      <a:off x="0" y="0"/>
+                      <a:ext cx="2886075" cy="1438275"/>
+                    </a:xfrm>
+                    <a:prstGeom prst="rect">
+                      <a:avLst/>
+                    </a:prstGeom>
+                  </pic:spPr>
+                </pic:pic>
+              </a:graphicData>
+            </a:graphic>
+          </wp:inline>
+        </w:drawing>
+      </w:r>
+    </w:p>
+    <w:p>
+      <w:pPr>
+        <w:rPr>
+          <w:sz w:val="40"/>
+          <w:szCs w:val="40"/>
+        </w:rPr>
+      </w:pPr>
+      <w:r>
+        <w:rPr>
+          <w:sz w:val="40"/>
+          <w:szCs w:val="40"/>
+        </w:rPr>
+        <w:t>+Use store: Provider</w:t>
+      </w:r>
+    </w:p>
+    <w:p>
+      <w:pPr>
+        <w:rPr>
+          <w:sz w:val="40"/>
+          <w:szCs w:val="40"/>
+        </w:rPr>
+      </w:pPr>
+      <w:r>
+        <w:rPr>
+          <w:noProof/>
+        </w:rPr>
+        <w:drawing>
+          <wp:inline distT="0" distB="0" distL="0" distR="0" wp14:anchorId="736877FF" wp14:editId="1A976924">
+            <wp:extent cx="3487003" cy="1179945"/>
+            <wp:effectExtent l="0" t="0" r="0" b="1270"/>
+            <wp:docPr id="1641724850" name="Picture 1" descr="A screen shot of a computer program&#10;&#10;AI-generated content may be incorrect."/>
+            <wp:cNvGraphicFramePr>
+              <a:graphicFrameLocks xmlns:a="http://schemas.openxmlformats.org/drawingml/2006/main" noChangeAspect="1"/>
+            </wp:cNvGraphicFramePr>
+            <a:graphic xmlns:a="http://schemas.openxmlformats.org/drawingml/2006/main">
+              <a:graphicData uri="http://schemas.openxmlformats.org/drawingml/2006/picture">
+                <pic:pic xmlns:pic="http://schemas.openxmlformats.org/drawingml/2006/picture">
+                  <pic:nvPicPr>
+                    <pic:cNvPr id="1641724850" name="Picture 1" descr="A screen shot of a computer program&#10;&#10;AI-generated content may be incorrect."/>
+                    <pic:cNvPicPr/>
+                  </pic:nvPicPr>
+                  <pic:blipFill>
+                    <a:blip r:embed="rId59"/>
+                    <a:stretch>
+                      <a:fillRect/>
+                    </a:stretch>
+                  </pic:blipFill>
+                  <pic:spPr>
+                    <a:xfrm>
+                      <a:off x="0" y="0"/>
+                      <a:ext cx="3492678" cy="1181865"/>
+                    </a:xfrm>
+                    <a:prstGeom prst="rect">
+                      <a:avLst/>
+                    </a:prstGeom>
+                  </pic:spPr>
+                </pic:pic>
+              </a:graphicData>
+            </a:graphic>
+          </wp:inline>
+        </w:drawing>
+      </w:r>
+    </w:p>
+    <w:p>
+      <w:pPr>
+        <w:rPr>
+          <w:sz w:val="40"/>
+          <w:szCs w:val="40"/>
+        </w:rPr>
+      </w:pPr>
+      <w:r>
+        <w:rPr>
+          <w:sz w:val="40"/>
+          <w:szCs w:val="40"/>
+        </w:rPr>
+        <w:t>+useSelector(): subscribe to store</w:t>
+      </w:r>
+    </w:p>
+    <w:p>
+      <w:pPr>
+        <w:rPr>
+          <w:sz w:val="40"/>
+          <w:szCs w:val="40"/>
+        </w:rPr>
+      </w:pPr>
+      <w:r>
+        <w:rPr>
+          <w:noProof/>
+        </w:rPr>
+        <w:drawing>
+          <wp:inline distT="0" distB="0" distL="0" distR="0" wp14:anchorId="6AC2D781" wp14:editId="5E8312B2">
+            <wp:extent cx="4933950" cy="762000"/>
+            <wp:effectExtent l="0" t="0" r="0" b="0"/>
+            <wp:docPr id="1347550356" name="Picture 1" descr="A black background with white text&#10;&#10;AI-generated content may be incorrect."/>
+            <wp:cNvGraphicFramePr>
+              <a:graphicFrameLocks xmlns:a="http://schemas.openxmlformats.org/drawingml/2006/main" noChangeAspect="1"/>
+            </wp:cNvGraphicFramePr>
+            <a:graphic xmlns:a="http://schemas.openxmlformats.org/drawingml/2006/main">
+              <a:graphicData uri="http://schemas.openxmlformats.org/drawingml/2006/picture">
+                <pic:pic xmlns:pic="http://schemas.openxmlformats.org/drawingml/2006/picture">
+                  <pic:nvPicPr>
+                    <pic:cNvPr id="1347550356" name="Picture 1" descr="A black background with white text&#10;&#10;AI-generated content may be incorrect."/>
+                    <pic:cNvPicPr/>
+                  </pic:nvPicPr>
+                  <pic:blipFill>
+                    <a:blip r:embed="rId60"/>
+                    <a:stretch>
+                      <a:fillRect/>
+                    </a:stretch>
+                  </pic:blipFill>
+                  <pic:spPr>
+                    <a:xfrm>
+                      <a:off x="0" y="0"/>
+                      <a:ext cx="4933950" cy="762000"/>
+                    </a:xfrm>
+                    <a:prstGeom prst="rect">
+                      <a:avLst/>
+                    </a:prstGeom>
+                  </pic:spPr>
+                </pic:pic>
+              </a:graphicData>
+            </a:graphic>
+          </wp:inline>
+        </w:drawing>
+      </w:r>
+    </w:p>
+    <w:p>
+      <w:pPr>
+        <w:rPr>
+          <w:sz w:val="40"/>
+          <w:szCs w:val="40"/>
+        </w:rPr>
+      </w:pPr>
+      <w:r>
+        <w:rPr>
+          <w:sz w:val="40"/>
+          <w:szCs w:val="40"/>
+        </w:rPr>
+        <w:t>+Dispatch action:</w:t>
+      </w:r>
+    </w:p>
+    <w:p>
+      <w:pPr>
+        <w:rPr>
+          <w:sz w:val="40"/>
+          <w:szCs w:val="40"/>
+        </w:rPr>
+      </w:pPr>
+      <w:r>
+        <w:rPr>
+          <w:noProof/>
+        </w:rPr>
+        <w:drawing>
+          <wp:inline distT="0" distB="0" distL="0" distR="0" wp14:anchorId="5ABC886E" wp14:editId="38B36260">
+            <wp:extent cx="2094931" cy="162464"/>
+            <wp:effectExtent l="0" t="0" r="635" b="9525"/>
+            <wp:docPr id="86906978" name="Picture 1"/>
+            <wp:cNvGraphicFramePr>
+              <a:graphicFrameLocks xmlns:a="http://schemas.openxmlformats.org/drawingml/2006/main" noChangeAspect="1"/>
+            </wp:cNvGraphicFramePr>
+            <a:graphic xmlns:a="http://schemas.openxmlformats.org/drawingml/2006/main">
+              <a:graphicData uri="http://schemas.openxmlformats.org/drawingml/2006/picture">
+                <pic:pic xmlns:pic="http://schemas.openxmlformats.org/drawingml/2006/picture">
+                  <pic:nvPicPr>
+                    <pic:cNvPr id="86906978" name=""/>
+                    <pic:cNvPicPr/>
+                  </pic:nvPicPr>
+                  <pic:blipFill>
+                    <a:blip r:embed="rId61"/>
+                    <a:stretch>
+                      <a:fillRect/>
+                    </a:stretch>
+                  </pic:blipFill>
+                  <pic:spPr>
+                    <a:xfrm>
+                      <a:off x="0" y="0"/>
+                      <a:ext cx="2111815" cy="163773"/>
+                    </a:xfrm>
+                    <a:prstGeom prst="rect">
+                      <a:avLst/>
+                    </a:prstGeom>
+                  </pic:spPr>
+                </pic:pic>
+              </a:graphicData>
+            </a:graphic>
+          </wp:inline>
+        </w:drawing>
+      </w:r>
+    </w:p>
+    <w:p>
+      <w:pPr>
+        <w:rPr>
+          <w:sz w:val="40"/>
+          <w:szCs w:val="40"/>
+        </w:rPr>
+      </w:pPr>
+      <w:r>
+        <w:rPr>
+          <w:noProof/>
+        </w:rPr>
+        <w:drawing>
+          <wp:inline distT="0" distB="0" distL="0" distR="0" wp14:anchorId="59D4F273" wp14:editId="29FFBEBD">
+            <wp:extent cx="2628900" cy="923925"/>
+            <wp:effectExtent l="0" t="0" r="0" b="9525"/>
+            <wp:docPr id="861682908" name="Picture 1" descr="A screen shot of a computer code&#10;&#10;AI-generated content may be incorrect."/>
+            <wp:cNvGraphicFramePr>
+              <a:graphicFrameLocks xmlns:a="http://schemas.openxmlformats.org/drawingml/2006/main" noChangeAspect="1"/>
+            </wp:cNvGraphicFramePr>
+            <a:graphic xmlns:a="http://schemas.openxmlformats.org/drawingml/2006/main">
+              <a:graphicData uri="http://schemas.openxmlformats.org/drawingml/2006/picture">
+                <pic:pic xmlns:pic="http://schemas.openxmlformats.org/drawingml/2006/picture">
+                  <pic:nvPicPr>
+                    <pic:cNvPr id="861682908" name="Picture 1" descr="A screen shot of a computer code&#10;&#10;AI-generated content may be incorrect."/>
+                    <pic:cNvPicPr/>
+                  </pic:nvPicPr>
+                  <pic:blipFill>
+                    <a:blip r:embed="rId62"/>
+                    <a:stretch>
+                      <a:fillRect/>
+                    </a:stretch>
+                  </pic:blipFill>
+                  <pic:spPr>
+                    <a:xfrm>
+                      <a:off x="0" y="0"/>
+                      <a:ext cx="2628900" cy="923925"/>
+                    </a:xfrm>
+                    <a:prstGeom prst="rect">
+                      <a:avLst/>
+                    </a:prstGeom>
+                  </pic:spPr>
+                </pic:pic>
+              </a:graphicData>
+            </a:graphic>
+          </wp:inline>
+        </w:drawing>
+      </w:r>
+    </w:p>
+    <w:p>
+      <w:pPr>
+        <w:rPr>
+          <w:sz w:val="40"/>
+          <w:szCs w:val="40"/>
+        </w:rPr>
+      </w:pPr>
+      <w:r>
+        <w:rPr>
+          <w:sz w:val="40"/>
+          <w:szCs w:val="40"/>
+        </w:rPr>
+        <w:t>+Thunk: middleware to make asynchronous API call</w:t>
+      </w:r>
+    </w:p>
+    <w:p>
+      <w:pPr>
+        <w:rPr>
+          <w:sz w:val="40"/>
+          <w:szCs w:val="40"/>
+        </w:rPr>
+      </w:pPr>
+      <w:r>
+        <w:rPr>
+          <w:noProof/>
+        </w:rPr>
+        <w:drawing>
+          <wp:inline distT="0" distB="0" distL="0" distR="0" wp14:anchorId="380F9D31" wp14:editId="4A0E35EB">
+            <wp:extent cx="4686300" cy="219075"/>
+            <wp:effectExtent l="0" t="0" r="0" b="9525"/>
+            <wp:docPr id="1302920630" name="Picture 1"/>
+            <wp:cNvGraphicFramePr>
+              <a:graphicFrameLocks xmlns:a="http://schemas.openxmlformats.org/drawingml/2006/main" noChangeAspect="1"/>
+            </wp:cNvGraphicFramePr>
+            <a:graphic xmlns:a="http://schemas.openxmlformats.org/drawingml/2006/main">
+              <a:graphicData uri="http://schemas.openxmlformats.org/drawingml/2006/picture">
+                <pic:pic xmlns:pic="http://schemas.openxmlformats.org/drawingml/2006/picture">
+                  <pic:nvPicPr>
+                    <pic:cNvPr id="1302920630" name=""/>
+                    <pic:cNvPicPr/>
+                  </pic:nvPicPr>
+                  <pic:blipFill>
+                    <a:blip r:embed="rId63"/>
+                    <a:stretch>
+                      <a:fillRect/>
+                    </a:stretch>
+                  </pic:blipFill>
+                  <pic:spPr>
+                    <a:xfrm>
+                      <a:off x="0" y="0"/>
+                      <a:ext cx="4686300" cy="219075"/>
+                    </a:xfrm>
+                    <a:prstGeom prst="rect">
+                      <a:avLst/>
+                    </a:prstGeom>
+                  </pic:spPr>
+                </pic:pic>
+              </a:graphicData>
+            </a:graphic>
+          </wp:inline>
+        </w:drawing>
+      </w:r>
+    </w:p>
+    <w:p>
+      <w:pPr>
+        <w:rPr>
+          <w:sz w:val="40"/>
+          <w:szCs w:val="40"/>
+        </w:rPr>
+      </w:pPr>
+      <w:r>
+        <w:rPr>
+          <w:noProof/>
+        </w:rPr>
+        <w:lastRenderedPageBreak/>
+        <w:drawing>
+          <wp:inline distT="0" distB="0" distL="0" distR="0" wp14:anchorId="1602F586" wp14:editId="5EC27C89">
+            <wp:extent cx="4101152" cy="2115188"/>
+            <wp:effectExtent l="0" t="0" r="0" b="0"/>
+            <wp:docPr id="1932049442" name="Picture 1" descr="A screen shot of a computer code&#10;&#10;AI-generated content may be incorrect."/>
+            <wp:cNvGraphicFramePr>
+              <a:graphicFrameLocks xmlns:a="http://schemas.openxmlformats.org/drawingml/2006/main" noChangeAspect="1"/>
+            </wp:cNvGraphicFramePr>
+            <a:graphic xmlns:a="http://schemas.openxmlformats.org/drawingml/2006/main">
+              <a:graphicData uri="http://schemas.openxmlformats.org/drawingml/2006/picture">
+                <pic:pic xmlns:pic="http://schemas.openxmlformats.org/drawingml/2006/picture">
+                  <pic:nvPicPr>
+                    <pic:cNvPr id="1932049442" name="Picture 1" descr="A screen shot of a computer code&#10;&#10;AI-generated content may be incorrect."/>
+                    <pic:cNvPicPr/>
+                  </pic:nvPicPr>
+                  <pic:blipFill>
+                    <a:blip r:embed="rId64"/>
+                    <a:stretch>
+                      <a:fillRect/>
+                    </a:stretch>
+                  </pic:blipFill>
+                  <pic:spPr>
+                    <a:xfrm>
+                      <a:off x="0" y="0"/>
+                      <a:ext cx="4108592" cy="2119025"/>
+                    </a:xfrm>
+                    <a:prstGeom prst="rect">
+                      <a:avLst/>
+                    </a:prstGeom>
+                  </pic:spPr>
+                </pic:pic>
+              </a:graphicData>
+            </a:graphic>
+          </wp:inline>
+        </w:drawing>
+      </w:r>
+    </w:p>
+    <w:p>
+      <w:pPr>
+        <w:rPr>
+          <w:sz w:val="40"/>
+          <w:szCs w:val="40"/>
+        </w:rPr>
+      </w:pPr>
+      <w:r>
+        <w:rPr>
+          <w:sz w:val="40"/>
+          <w:szCs w:val="40"/>
+        </w:rPr>
+        <w:t>+Redux Toolkit:</w:t>
+      </w:r>
+      <w:r>
+        <w:rPr>
+          <w:sz w:val="40"/>
+          <w:szCs w:val="40"/>
+        </w:rPr>
+        <w:t xml:space="preserve"> with Thunk</w:t>
+      </w:r>
+    </w:p>
+    <w:p>
+      <w:pPr>
+        <w:rPr>
+          <w:sz w:val="40"/>
+          <w:szCs w:val="40"/>
+        </w:rPr>
+      </w:pPr>
+      <w:r>
+        <w:rPr>
+          <w:noProof/>
+        </w:rPr>
+        <w:drawing>
+          <wp:inline distT="0" distB="0" distL="0" distR="0" wp14:anchorId="0C41872F" wp14:editId="01312FBF">
+            <wp:extent cx="3695700" cy="1819275"/>
+            <wp:effectExtent l="0" t="0" r="0" b="9525"/>
+            <wp:docPr id="621627287" name="Picture 1" descr="A screen shot of a computer program&#10;&#10;AI-generated content may be incorrect."/>
+            <wp:cNvGraphicFramePr>
+              <a:graphicFrameLocks xmlns:a="http://schemas.openxmlformats.org/drawingml/2006/main" noChangeAspect="1"/>
+            </wp:cNvGraphicFramePr>
+            <a:graphic xmlns:a="http://schemas.openxmlformats.org/drawingml/2006/main">
+              <a:graphicData uri="http://schemas.openxmlformats.org/drawingml/2006/picture">
+                <pic:pic xmlns:pic="http://schemas.openxmlformats.org/drawingml/2006/picture">
+                  <pic:nvPicPr>
+                    <pic:cNvPr id="621627287" name="Picture 1" descr="A screen shot of a computer program&#10;&#10;AI-generated content may be incorrect."/>
+                    <pic:cNvPicPr/>
+                  </pic:nvPicPr>
+                  <pic:blipFill>
+                    <a:blip r:embed="rId65"/>
+                    <a:stretch>
+                      <a:fillRect/>
+                    </a:stretch>
+                  </pic:blipFill>
+                  <pic:spPr>
+                    <a:xfrm>
+                      <a:off x="0" y="0"/>
+                      <a:ext cx="3695700" cy="1819275"/>
+                    </a:xfrm>
+                    <a:prstGeom prst="rect">
+                      <a:avLst/>
+                    </a:prstGeom>
+                  </pic:spPr>
+                </pic:pic>
+              </a:graphicData>
+            </a:graphic>
+          </wp:inline>
+        </w:drawing>
+      </w:r>
+    </w:p>
+    <w:p>
+      <w:pPr>
+        <w:rPr>
+          <w:noProof/>
+        </w:rPr>
+      </w:pPr>
+      <w:r>
+        <w:rPr>
+          <w:noProof/>
+        </w:rPr>
+        <w:lastRenderedPageBreak/>
+        <w:drawing>
+          <wp:inline distT="0" distB="0" distL="0" distR="0" wp14:anchorId="147E61CE" wp14:editId="65BDD7BD">
+            <wp:extent cx="4544704" cy="7696828"/>
+            <wp:effectExtent l="0" t="0" r="8255" b="0"/>
+            <wp:docPr id="201096555" name="Picture 1" descr="A screen shot of a computer program&#10;&#10;AI-generated content may be incorrect."/>
+            <wp:cNvGraphicFramePr>
+              <a:graphicFrameLocks xmlns:a="http://schemas.openxmlformats.org/drawingml/2006/main" noChangeAspect="1"/>
+            </wp:cNvGraphicFramePr>
+            <a:graphic xmlns:a="http://schemas.openxmlformats.org/drawingml/2006/main">
+              <a:graphicData uri="http://schemas.openxmlformats.org/drawingml/2006/picture">
+                <pic:pic xmlns:pic="http://schemas.openxmlformats.org/drawingml/2006/picture">
+                  <pic:nvPicPr>
+                    <pic:cNvPr id="201096555" name="Picture 1" descr="A screen shot of a computer program&#10;&#10;AI-generated content may be incorrect."/>
+                    <pic:cNvPicPr/>
+                  </pic:nvPicPr>
+                  <pic:blipFill>
+                    <a:blip r:embed="rId66"/>
+                    <a:stretch>
+                      <a:fillRect/>
+                    </a:stretch>
+                  </pic:blipFill>
+                  <pic:spPr>
+                    <a:xfrm>
+                      <a:off x="0" y="0"/>
+                      <a:ext cx="4551383" cy="7708140"/>
+                    </a:xfrm>
+                    <a:prstGeom prst="rect">
+                      <a:avLst/>
+                    </a:prstGeom>
+                  </pic:spPr>
+                </pic:pic>
+              </a:graphicData>
+            </a:graphic>
+          </wp:inline>
+        </w:drawing>
+      </w:r>
+      <w:r>
+        <w:rPr>
+          <w:noProof/>
+        </w:rPr>
+        <w:t xml:space="preserve"> </w:t>
+      </w:r>
+      <w:r>
+        <w:rPr>
+          <w:noProof/>
+        </w:rPr>
+        <w:lastRenderedPageBreak/>
+        <w:drawing>
+          <wp:inline distT="0" distB="0" distL="0" distR="0" wp14:anchorId="0A2DAA70" wp14:editId="47534E09">
+            <wp:extent cx="5943600" cy="3342005"/>
+            <wp:effectExtent l="0" t="0" r="0" b="0"/>
+            <wp:docPr id="1490096740" name="Picture 1" descr="A screen shot of a computer program&#10;&#10;AI-generated content may be incorrect."/>
+            <wp:cNvGraphicFramePr>
+              <a:graphicFrameLocks xmlns:a="http://schemas.openxmlformats.org/drawingml/2006/main" noChangeAspect="1"/>
+            </wp:cNvGraphicFramePr>
+            <a:graphic xmlns:a="http://schemas.openxmlformats.org/drawingml/2006/main">
+              <a:graphicData uri="http://schemas.openxmlformats.org/drawingml/2006/picture">
+                <pic:pic xmlns:pic="http://schemas.openxmlformats.org/drawingml/2006/picture">
+                  <pic:nvPicPr>
+                    <pic:cNvPr id="1490096740" name="Picture 1" descr="A screen shot of a computer program&#10;&#10;AI-generated content may be incorrect."/>
+                    <pic:cNvPicPr/>
+                  </pic:nvPicPr>
+                  <pic:blipFill>
+                    <a:blip r:embed="rId67"/>
+                    <a:stretch>
+                      <a:fillRect/>
+                    </a:stretch>
+                  </pic:blipFill>
+                  <pic:spPr>
+                    <a:xfrm>
+                      <a:off x="0" y="0"/>
+                      <a:ext cx="5943600" cy="3342005"/>
+                    </a:xfrm>
+                    <a:prstGeom prst="rect">
+                      <a:avLst/>
+                    </a:prstGeom>
+                  </pic:spPr>
+                </pic:pic>
+              </a:graphicData>
+            </a:graphic>
+          </wp:inline>
+        </w:drawing>
+      </w:r>
+    </w:p>
+    <w:p>
+      <w:pPr>
+        <w:rPr>
+          <w:sz w:val="40"/>
+          <w:szCs w:val="40"/>
+        </w:rPr>
+      </w:pPr>
+      <w:r>
+        <w:rPr>
+          <w:noProof/>
+        </w:rPr>
+        <w:lastRenderedPageBreak/>
+        <w:drawing>
+          <wp:inline distT="0" distB="0" distL="0" distR="0" wp14:anchorId="14CB8072" wp14:editId="3B2026E5">
+            <wp:extent cx="4876800" cy="6143625"/>
+            <wp:effectExtent l="0" t="0" r="0" b="9525"/>
+            <wp:docPr id="469400436" name="Picture 1" descr="A screen shot of a computer program&#10;&#10;AI-generated content may be incorrect."/>
+            <wp:cNvGraphicFramePr>
+              <a:graphicFrameLocks xmlns:a="http://schemas.openxmlformats.org/drawingml/2006/main" noChangeAspect="1"/>
+            </wp:cNvGraphicFramePr>
+            <a:graphic xmlns:a="http://schemas.openxmlformats.org/drawingml/2006/main">
+              <a:graphicData uri="http://schemas.openxmlformats.org/drawingml/2006/picture">
+                <pic:pic xmlns:pic="http://schemas.openxmlformats.org/drawingml/2006/picture">
+                  <pic:nvPicPr>
+                    <pic:cNvPr id="469400436" name="Picture 1" descr="A screen shot of a computer program&#10;&#10;AI-generated content may be incorrect."/>
+                    <pic:cNvPicPr/>
+                  </pic:nvPicPr>
+                  <pic:blipFill>
+                    <a:blip r:embed="rId68"/>
+                    <a:stretch>
+                      <a:fillRect/>
+                    </a:stretch>
+                  </pic:blipFill>
+                  <pic:spPr>
+                    <a:xfrm>
+                      <a:off x="0" y="0"/>
+                      <a:ext cx="4876800" cy="6143625"/>
+                    </a:xfrm>
+                    <a:prstGeom prst="rect">
+                      <a:avLst/>
+                    </a:prstGeom>
+                  </pic:spPr>
+                </pic:pic>
+              </a:graphicData>
+            </a:graphic>
+          </wp:inline>
+        </w:drawing>
       </w:r>
     </w:p>
     <w:sectPr>
@@ -3944,6 +4551,7 @@
   <w:style w:type="character" w:default="1" w:styleId="DefaultParagraphFont">
     <w:name w:val="Default Paragraph Font"/>
     <w:uiPriority w:val="1"/>
+    <w:semiHidden/>
     <w:unhideWhenUsed/>
   </w:style>
   <w:style w:type="table" w:default="1" w:styleId="TableNormal">
